--- a/docs/content/power_and_error/power_and_error_lecture.docx
+++ b/docs/content/power_and_error/power_and_error_lecture.docx
@@ -2076,7 +2076,7 @@
               <a:graphicData uri="http://schemas.openxmlformats.org/drawingml/2006/picture">
                 <pic:pic>
                   <pic:nvPicPr>
-                    <pic:cNvPr descr="power_and_error_lecture_files/figure-docx/unnamed-chunk-1-1.png" id="46" name="Picture"/>
+                    <pic:cNvPr descr="power_and_error_lecture_files/figure-docx/power-and-error-01-1.png" id="46" name="Picture"/>
                     <pic:cNvPicPr>
                       <a:picLocks noChangeArrowheads="1" noChangeAspect="1"/>
                     </pic:cNvPicPr>
@@ -3114,7 +3114,7 @@
               <a:graphicData uri="http://schemas.openxmlformats.org/drawingml/2006/picture">
                 <pic:pic>
                   <pic:nvPicPr>
-                    <pic:cNvPr descr="power_and_error_lecture_files/figure-docx/unnamed-chunk-2-1.png" id="74" name="Picture"/>
+                    <pic:cNvPr descr="power_and_error_lecture_files/figure-docx/power-and-error-02-1.png" id="74" name="Picture"/>
                     <pic:cNvPicPr>
                       <a:picLocks noChangeArrowheads="1" noChangeAspect="1"/>
                     </pic:cNvPicPr>
@@ -3411,21 +3411,6 @@
               <w:br/>
             </w:r>
             <w:r>
-              <w:rPr>
-                <w:rStyle w:val="FunctionTok"/>
-              </w:rPr>
-              <w:t xml:space="preserve">library</w:t>
-            </w:r>
-            <w:r>
-              <w:rPr>
-                <w:rStyle w:val="NormalTok"/>
-              </w:rPr>
-              <w:t xml:space="preserve">(readxl)</w:t>
-            </w:r>
-            <w:r>
-              <w:br/>
-            </w:r>
-            <w:r>
               <w:br/>
             </w:r>
             <w:r>
@@ -4373,7 +4358,7 @@
       </w:r>
     </w:p>
     <w:bookmarkEnd w:id="80"/>
-    <w:bookmarkStart w:id="83" w:name="X8762ddb6e1d8be1a4f0e2f2bfb71a85d56cba20"/>
+    <w:bookmarkStart w:id="85" w:name="X8762ddb6e1d8be1a4f0e2f2bfb71a85d56cba20"/>
     <w:p>
       <w:pPr>
         <w:pStyle w:val="Heading2"/>
@@ -4390,7 +4375,7 @@
         <w:rPr>
           <w:rStyle w:val="NormalTok"/>
         </w:rPr>
-        <w:t xml:space="preserve">pine_switch_df </w:t>
+        <w:t xml:space="preserve">pine_df </w:t>
       </w:r>
       <w:r>
         <w:rPr>
@@ -4408,7 +4393,7 @@
         <w:rPr>
           <w:rStyle w:val="FunctionTok"/>
         </w:rPr>
-        <w:t xml:space="preserve">read_excel</w:t>
+        <w:t xml:space="preserve">read_csv</w:t>
       </w:r>
       <w:r>
         <w:rPr>
@@ -4420,7 +4405,7 @@
         <w:rPr>
           <w:rStyle w:val="StringTok"/>
         </w:rPr>
-        <w:t xml:space="preserve">"data/class_pine needle length switched.xlsx"</w:t>
+        <w:t xml:space="preserve">"data/pine_data.csv"</w:t>
       </w:r>
       <w:r>
         <w:rPr>
@@ -4432,10 +4417,22 @@
         <w:br/>
       </w:r>
       <w:r>
-        <w:rPr>
-          <w:rStyle w:val="NormalTok"/>
-        </w:rPr>
-        <w:t xml:space="preserve">ps_df </w:t>
+        <w:br/>
+      </w:r>
+      <w:r>
+        <w:rPr>
+          <w:rStyle w:val="CommentTok"/>
+        </w:rPr>
+        <w:t xml:space="preserve"># the two-stage summary again: one value per tree per side</w:t>
+      </w:r>
+      <w:r>
+        <w:br/>
+      </w:r>
+      <w:r>
+        <w:rPr>
+          <w:rStyle w:val="NormalTok"/>
+        </w:rPr>
+        <w:t xml:space="preserve">p_df </w:t>
       </w:r>
       <w:r>
         <w:rPr>
@@ -4447,7 +4444,7 @@
         <w:rPr>
           <w:rStyle w:val="NormalTok"/>
         </w:rPr>
-        <w:t xml:space="preserve"> pine_switch_df </w:t>
+        <w:t xml:space="preserve"> pine_df </w:t>
       </w:r>
       <w:r>
         <w:rPr>
@@ -4474,7 +4471,7 @@
         <w:rPr>
           <w:rStyle w:val="NormalTok"/>
         </w:rPr>
-        <w:t xml:space="preserve">(group, tree_no, tree_char, side) </w:t>
+        <w:t xml:space="preserve">(team, side) </w:t>
       </w:r>
       <w:r>
         <w:rPr>
@@ -4507,7 +4504,7 @@
         <w:rPr>
           <w:rStyle w:val="AttributeTok"/>
         </w:rPr>
-        <w:t xml:space="preserve">length_mm =</w:t>
+        <w:t xml:space="preserve">needle_length_mm =</w:t>
       </w:r>
       <w:r>
         <w:rPr>
@@ -4525,13 +4522,19 @@
         <w:rPr>
           <w:rStyle w:val="NormalTok"/>
         </w:rPr>
-        <w:t xml:space="preserve">(length_mm, </w:t>
+        <w:t xml:space="preserve">(needle_length_mm, </w:t>
       </w:r>
       <w:r>
         <w:rPr>
           <w:rStyle w:val="AttributeTok"/>
         </w:rPr>
-        <w:t xml:space="preserve">na.rm=</w:t>
+        <w:t xml:space="preserve">na.rm =</w:t>
+      </w:r>
+      <w:r>
+        <w:rPr>
+          <w:rStyle w:val="NormalTok"/>
+        </w:rPr>
+        <w:t xml:space="preserve"> </w:t>
       </w:r>
       <w:r>
         <w:rPr>
@@ -4543,6 +4546,450 @@
         <w:rPr>
           <w:rStyle w:val="NormalTok"/>
         </w:rPr>
+        <w:t xml:space="preserve">),</w:t>
+      </w:r>
+      <w:r>
+        <w:br/>
+      </w:r>
+      <w:r>
+        <w:rPr>
+          <w:rStyle w:val="NormalTok"/>
+        </w:rPr>
+        <w:t xml:space="preserve">            </w:t>
+      </w:r>
+      <w:r>
+        <w:rPr>
+          <w:rStyle w:val="AttributeTok"/>
+        </w:rPr>
+        <w:t xml:space="preserve">.groups =</w:t>
+      </w:r>
+      <w:r>
+        <w:rPr>
+          <w:rStyle w:val="NormalTok"/>
+        </w:rPr>
+        <w:t xml:space="preserve"> </w:t>
+      </w:r>
+      <w:r>
+        <w:rPr>
+          <w:rStyle w:val="StringTok"/>
+        </w:rPr>
+        <w:t xml:space="preserve">"drop"</w:t>
+      </w:r>
+      <w:r>
+        <w:rPr>
+          <w:rStyle w:val="NormalTok"/>
+        </w:rPr>
+        <w:t xml:space="preserve">)</w:t>
+      </w:r>
+      <w:r>
+        <w:br/>
+      </w:r>
+      <w:r>
+        <w:br/>
+      </w:r>
+      <w:r>
+        <w:rPr>
+          <w:rStyle w:val="NormalTok"/>
+        </w:rPr>
+        <w:t xml:space="preserve">shady_df </w:t>
+      </w:r>
+      <w:r>
+        <w:rPr>
+          <w:rStyle w:val="OtherTok"/>
+        </w:rPr>
+        <w:t xml:space="preserve">&lt;-</w:t>
+      </w:r>
+      <w:r>
+        <w:rPr>
+          <w:rStyle w:val="NormalTok"/>
+        </w:rPr>
+        <w:t xml:space="preserve"> p_df </w:t>
+      </w:r>
+      <w:r>
+        <w:rPr>
+          <w:rStyle w:val="SpecialCharTok"/>
+        </w:rPr>
+        <w:t xml:space="preserve">%&gt;%</w:t>
+      </w:r>
+      <w:r>
+        <w:rPr>
+          <w:rStyle w:val="NormalTok"/>
+        </w:rPr>
+        <w:t xml:space="preserve"> </w:t>
+      </w:r>
+      <w:r>
+        <w:rPr>
+          <w:rStyle w:val="FunctionTok"/>
+        </w:rPr>
+        <w:t xml:space="preserve">filter</w:t>
+      </w:r>
+      <w:r>
+        <w:rPr>
+          <w:rStyle w:val="NormalTok"/>
+        </w:rPr>
+        <w:t xml:space="preserve">(side </w:t>
+      </w:r>
+      <w:r>
+        <w:rPr>
+          <w:rStyle w:val="SpecialCharTok"/>
+        </w:rPr>
+        <w:t xml:space="preserve">==</w:t>
+      </w:r>
+      <w:r>
+        <w:rPr>
+          <w:rStyle w:val="NormalTok"/>
+        </w:rPr>
+        <w:t xml:space="preserve"> </w:t>
+      </w:r>
+      <w:r>
+        <w:rPr>
+          <w:rStyle w:val="StringTok"/>
+        </w:rPr>
+        <w:t xml:space="preserve">"shady"</w:t>
+      </w:r>
+      <w:r>
+        <w:rPr>
+          <w:rStyle w:val="NormalTok"/>
+        </w:rPr>
+        <w:t xml:space="preserve">)</w:t>
+      </w:r>
+      <w:r>
+        <w:br/>
+      </w:r>
+      <w:r>
+        <w:rPr>
+          <w:rStyle w:val="NormalTok"/>
+        </w:rPr>
+        <w:t xml:space="preserve">sunny_df </w:t>
+      </w:r>
+      <w:r>
+        <w:rPr>
+          <w:rStyle w:val="OtherTok"/>
+        </w:rPr>
+        <w:t xml:space="preserve">&lt;-</w:t>
+      </w:r>
+      <w:r>
+        <w:rPr>
+          <w:rStyle w:val="NormalTok"/>
+        </w:rPr>
+        <w:t xml:space="preserve"> p_df </w:t>
+      </w:r>
+      <w:r>
+        <w:rPr>
+          <w:rStyle w:val="SpecialCharTok"/>
+        </w:rPr>
+        <w:t xml:space="preserve">%&gt;%</w:t>
+      </w:r>
+      <w:r>
+        <w:rPr>
+          <w:rStyle w:val="NormalTok"/>
+        </w:rPr>
+        <w:t xml:space="preserve"> </w:t>
+      </w:r>
+      <w:r>
+        <w:rPr>
+          <w:rStyle w:val="FunctionTok"/>
+        </w:rPr>
+        <w:t xml:space="preserve">filter</w:t>
+      </w:r>
+      <w:r>
+        <w:rPr>
+          <w:rStyle w:val="NormalTok"/>
+        </w:rPr>
+        <w:t xml:space="preserve">(side </w:t>
+      </w:r>
+      <w:r>
+        <w:rPr>
+          <w:rStyle w:val="SpecialCharTok"/>
+        </w:rPr>
+        <w:t xml:space="preserve">==</w:t>
+      </w:r>
+      <w:r>
+        <w:rPr>
+          <w:rStyle w:val="NormalTok"/>
+        </w:rPr>
+        <w:t xml:space="preserve"> </w:t>
+      </w:r>
+      <w:r>
+        <w:rPr>
+          <w:rStyle w:val="StringTok"/>
+        </w:rPr>
+        <w:t xml:space="preserve">"sunny"</w:t>
+      </w:r>
+      <w:r>
+        <w:rPr>
+          <w:rStyle w:val="NormalTok"/>
+        </w:rPr>
+        <w:t xml:space="preserve">)</w:t>
+      </w:r>
+      <w:r>
+        <w:br/>
+      </w:r>
+      <w:r>
+        <w:br/>
+      </w:r>
+      <w:r>
+        <w:rPr>
+          <w:rStyle w:val="NormalTok"/>
+        </w:rPr>
+        <w:t xml:space="preserve">pine_n </w:t>
+      </w:r>
+      <w:r>
+        <w:rPr>
+          <w:rStyle w:val="OtherTok"/>
+        </w:rPr>
+        <w:t xml:space="preserve">&lt;-</w:t>
+      </w:r>
+      <w:r>
+        <w:rPr>
+          <w:rStyle w:val="NormalTok"/>
+        </w:rPr>
+        <w:t xml:space="preserve"> </w:t>
+      </w:r>
+      <w:r>
+        <w:rPr>
+          <w:rStyle w:val="FunctionTok"/>
+        </w:rPr>
+        <w:t xml:space="preserve">nrow</w:t>
+      </w:r>
+      <w:r>
+        <w:rPr>
+          <w:rStyle w:val="NormalTok"/>
+        </w:rPr>
+        <w:t xml:space="preserve">(shady_df)</w:t>
+      </w:r>
+      <w:r>
+        <w:br/>
+      </w:r>
+      <w:r>
+        <w:br/>
+      </w:r>
+      <w:r>
+        <w:rPr>
+          <w:rStyle w:val="NormalTok"/>
+        </w:rPr>
+        <w:t xml:space="preserve">pine_sd_pooled </w:t>
+      </w:r>
+      <w:r>
+        <w:rPr>
+          <w:rStyle w:val="OtherTok"/>
+        </w:rPr>
+        <w:t xml:space="preserve">&lt;-</w:t>
+      </w:r>
+      <w:r>
+        <w:rPr>
+          <w:rStyle w:val="NormalTok"/>
+        </w:rPr>
+        <w:t xml:space="preserve"> </w:t>
+      </w:r>
+      <w:r>
+        <w:rPr>
+          <w:rStyle w:val="FunctionTok"/>
+        </w:rPr>
+        <w:t xml:space="preserve">sqrt</w:t>
+      </w:r>
+      <w:r>
+        <w:rPr>
+          <w:rStyle w:val="NormalTok"/>
+        </w:rPr>
+        <w:t xml:space="preserve">((</w:t>
+      </w:r>
+      <w:r>
+        <w:rPr>
+          <w:rStyle w:val="FunctionTok"/>
+        </w:rPr>
+        <w:t xml:space="preserve">var</w:t>
+      </w:r>
+      <w:r>
+        <w:rPr>
+          <w:rStyle w:val="NormalTok"/>
+        </w:rPr>
+        <w:t xml:space="preserve">(shady_df</w:t>
+      </w:r>
+      <w:r>
+        <w:rPr>
+          <w:rStyle w:val="SpecialCharTok"/>
+        </w:rPr>
+        <w:t xml:space="preserve">$</w:t>
+      </w:r>
+      <w:r>
+        <w:rPr>
+          <w:rStyle w:val="NormalTok"/>
+        </w:rPr>
+        <w:t xml:space="preserve">needle_length_mm) </w:t>
+      </w:r>
+      <w:r>
+        <w:rPr>
+          <w:rStyle w:val="SpecialCharTok"/>
+        </w:rPr>
+        <w:t xml:space="preserve">*</w:t>
+      </w:r>
+      <w:r>
+        <w:rPr>
+          <w:rStyle w:val="NormalTok"/>
+        </w:rPr>
+        <w:t xml:space="preserve"> (pine_n </w:t>
+      </w:r>
+      <w:r>
+        <w:rPr>
+          <w:rStyle w:val="SpecialCharTok"/>
+        </w:rPr>
+        <w:t xml:space="preserve">-</w:t>
+      </w:r>
+      <w:r>
+        <w:rPr>
+          <w:rStyle w:val="NormalTok"/>
+        </w:rPr>
+        <w:t xml:space="preserve"> </w:t>
+      </w:r>
+      <w:r>
+        <w:rPr>
+          <w:rStyle w:val="DecValTok"/>
+        </w:rPr>
+        <w:t xml:space="preserve">1</w:t>
+      </w:r>
+      <w:r>
+        <w:rPr>
+          <w:rStyle w:val="NormalTok"/>
+        </w:rPr>
+        <w:t xml:space="preserve">) </w:t>
+      </w:r>
+      <w:r>
+        <w:rPr>
+          <w:rStyle w:val="SpecialCharTok"/>
+        </w:rPr>
+        <w:t xml:space="preserve">+</w:t>
+      </w:r>
+      <w:r>
+        <w:br/>
+      </w:r>
+      <w:r>
+        <w:rPr>
+          <w:rStyle w:val="NormalTok"/>
+        </w:rPr>
+        <w:t xml:space="preserve">                        </w:t>
+      </w:r>
+      <w:r>
+        <w:rPr>
+          <w:rStyle w:val="FunctionTok"/>
+        </w:rPr>
+        <w:t xml:space="preserve">var</w:t>
+      </w:r>
+      <w:r>
+        <w:rPr>
+          <w:rStyle w:val="NormalTok"/>
+        </w:rPr>
+        <w:t xml:space="preserve">(sunny_df</w:t>
+      </w:r>
+      <w:r>
+        <w:rPr>
+          <w:rStyle w:val="SpecialCharTok"/>
+        </w:rPr>
+        <w:t xml:space="preserve">$</w:t>
+      </w:r>
+      <w:r>
+        <w:rPr>
+          <w:rStyle w:val="NormalTok"/>
+        </w:rPr>
+        <w:t xml:space="preserve">needle_length_mm) </w:t>
+      </w:r>
+      <w:r>
+        <w:rPr>
+          <w:rStyle w:val="SpecialCharTok"/>
+        </w:rPr>
+        <w:t xml:space="preserve">*</w:t>
+      </w:r>
+      <w:r>
+        <w:rPr>
+          <w:rStyle w:val="NormalTok"/>
+        </w:rPr>
+        <w:t xml:space="preserve"> (pine_n </w:t>
+      </w:r>
+      <w:r>
+        <w:rPr>
+          <w:rStyle w:val="SpecialCharTok"/>
+        </w:rPr>
+        <w:t xml:space="preserve">-</w:t>
+      </w:r>
+      <w:r>
+        <w:rPr>
+          <w:rStyle w:val="NormalTok"/>
+        </w:rPr>
+        <w:t xml:space="preserve"> </w:t>
+      </w:r>
+      <w:r>
+        <w:rPr>
+          <w:rStyle w:val="DecValTok"/>
+        </w:rPr>
+        <w:t xml:space="preserve">1</w:t>
+      </w:r>
+      <w:r>
+        <w:rPr>
+          <w:rStyle w:val="NormalTok"/>
+        </w:rPr>
+        <w:t xml:space="preserve">)) </w:t>
+      </w:r>
+      <w:r>
+        <w:rPr>
+          <w:rStyle w:val="SpecialCharTok"/>
+        </w:rPr>
+        <w:t xml:space="preserve">/</w:t>
+      </w:r>
+      <w:r>
+        <w:br/>
+      </w:r>
+      <w:r>
+        <w:rPr>
+          <w:rStyle w:val="NormalTok"/>
+        </w:rPr>
+        <w:t xml:space="preserve">                       (</w:t>
+      </w:r>
+      <w:r>
+        <w:rPr>
+          <w:rStyle w:val="DecValTok"/>
+        </w:rPr>
+        <w:t xml:space="preserve">2</w:t>
+      </w:r>
+      <w:r>
+        <w:rPr>
+          <w:rStyle w:val="NormalTok"/>
+        </w:rPr>
+        <w:t xml:space="preserve"> </w:t>
+      </w:r>
+      <w:r>
+        <w:rPr>
+          <w:rStyle w:val="SpecialCharTok"/>
+        </w:rPr>
+        <w:t xml:space="preserve">*</w:t>
+      </w:r>
+      <w:r>
+        <w:rPr>
+          <w:rStyle w:val="NormalTok"/>
+        </w:rPr>
+        <w:t xml:space="preserve"> pine_n </w:t>
+      </w:r>
+      <w:r>
+        <w:rPr>
+          <w:rStyle w:val="SpecialCharTok"/>
+        </w:rPr>
+        <w:t xml:space="preserve">-</w:t>
+      </w:r>
+      <w:r>
+        <w:rPr>
+          <w:rStyle w:val="NormalTok"/>
+        </w:rPr>
+        <w:t xml:space="preserve"> </w:t>
+      </w:r>
+      <w:r>
+        <w:rPr>
+          <w:rStyle w:val="DecValTok"/>
+        </w:rPr>
+        <w:t xml:space="preserve">2</w:t>
+      </w:r>
+      <w:r>
+        <w:rPr>
+          <w:rStyle w:val="NormalTok"/>
+        </w:rPr>
         <w:t xml:space="preserve">))</w:t>
       </w:r>
       <w:r>
@@ -4555,7 +5002,7 @@
         <w:rPr>
           <w:rStyle w:val="NormalTok"/>
         </w:rPr>
-        <w:t xml:space="preserve">ps_shady_df </w:t>
+        <w:t xml:space="preserve">observed_diff </w:t>
       </w:r>
       <w:r>
         <w:rPr>
@@ -4567,13 +5014,474 @@
         <w:rPr>
           <w:rStyle w:val="NormalTok"/>
         </w:rPr>
-        <w:t xml:space="preserve"> ps_df </w:t>
+        <w:t xml:space="preserve"> </w:t>
+      </w:r>
+      <w:r>
+        <w:rPr>
+          <w:rStyle w:val="FunctionTok"/>
+        </w:rPr>
+        <w:t xml:space="preserve">abs</w:t>
+      </w:r>
+      <w:r>
+        <w:rPr>
+          <w:rStyle w:val="NormalTok"/>
+        </w:rPr>
+        <w:t xml:space="preserve">(</w:t>
+      </w:r>
+      <w:r>
+        <w:rPr>
+          <w:rStyle w:val="FunctionTok"/>
+        </w:rPr>
+        <w:t xml:space="preserve">mean</w:t>
+      </w:r>
+      <w:r>
+        <w:rPr>
+          <w:rStyle w:val="NormalTok"/>
+        </w:rPr>
+        <w:t xml:space="preserve">(shady_df</w:t>
       </w:r>
       <w:r>
         <w:rPr>
           <w:rStyle w:val="SpecialCharTok"/>
         </w:rPr>
-        <w:t xml:space="preserve">%&gt;%</w:t>
+        <w:t xml:space="preserve">$</w:t>
+      </w:r>
+      <w:r>
+        <w:rPr>
+          <w:rStyle w:val="NormalTok"/>
+        </w:rPr>
+        <w:t xml:space="preserve">needle_length_mm) </w:t>
+      </w:r>
+      <w:r>
+        <w:rPr>
+          <w:rStyle w:val="SpecialCharTok"/>
+        </w:rPr>
+        <w:t xml:space="preserve">-</w:t>
+      </w:r>
+      <w:r>
+        <w:br/>
+      </w:r>
+      <w:r>
+        <w:rPr>
+          <w:rStyle w:val="NormalTok"/>
+        </w:rPr>
+        <w:t xml:space="preserve">                     </w:t>
+      </w:r>
+      <w:r>
+        <w:rPr>
+          <w:rStyle w:val="FunctionTok"/>
+        </w:rPr>
+        <w:t xml:space="preserve">mean</w:t>
+      </w:r>
+      <w:r>
+        <w:rPr>
+          <w:rStyle w:val="NormalTok"/>
+        </w:rPr>
+        <w:t xml:space="preserve">(sunny_df</w:t>
+      </w:r>
+      <w:r>
+        <w:rPr>
+          <w:rStyle w:val="SpecialCharTok"/>
+        </w:rPr>
+        <w:t xml:space="preserve">$</w:t>
+      </w:r>
+      <w:r>
+        <w:rPr>
+          <w:rStyle w:val="NormalTok"/>
+        </w:rPr>
+        <w:t xml:space="preserve">needle_length_mm))</w:t>
+      </w:r>
+      <w:r>
+        <w:br/>
+      </w:r>
+      <w:r>
+        <w:br/>
+      </w:r>
+      <w:r>
+        <w:rPr>
+          <w:rStyle w:val="FunctionTok"/>
+        </w:rPr>
+        <w:t xml:space="preserve">cat</w:t>
+      </w:r>
+      <w:r>
+        <w:rPr>
+          <w:rStyle w:val="NormalTok"/>
+        </w:rPr>
+        <w:t xml:space="preserve">(</w:t>
+      </w:r>
+      <w:r>
+        <w:rPr>
+          <w:rStyle w:val="StringTok"/>
+        </w:rPr>
+        <w:t xml:space="preserve">"Trees per side:"</w:t>
+      </w:r>
+      <w:r>
+        <w:rPr>
+          <w:rStyle w:val="NormalTok"/>
+        </w:rPr>
+        <w:t xml:space="preserve">, pine_n, </w:t>
+      </w:r>
+      <w:r>
+        <w:rPr>
+          <w:rStyle w:val="StringTok"/>
+        </w:rPr>
+        <w:t xml:space="preserve">"</w:t>
+      </w:r>
+      <w:r>
+        <w:rPr>
+          <w:rStyle w:val="SpecialCharTok"/>
+        </w:rPr>
+        <w:t xml:space="preserve">\n</w:t>
+      </w:r>
+      <w:r>
+        <w:rPr>
+          <w:rStyle w:val="StringTok"/>
+        </w:rPr>
+        <w:t xml:space="preserve">"</w:t>
+      </w:r>
+      <w:r>
+        <w:rPr>
+          <w:rStyle w:val="NormalTok"/>
+        </w:rPr>
+        <w:t xml:space="preserve">)</w:t>
+      </w:r>
+    </w:p>
+    <w:p>
+      <w:pPr>
+        <w:pStyle w:val="SourceCode"/>
+      </w:pPr>
+      <w:r>
+        <w:rPr>
+          <w:rStyle w:val="VerbatimChar"/>
+        </w:rPr>
+        <w:t xml:space="preserve">Trees per side: 4 </w:t>
+      </w:r>
+    </w:p>
+    <w:p>
+      <w:pPr>
+        <w:pStyle w:val="SourceCode"/>
+      </w:pPr>
+      <w:r>
+        <w:rPr>
+          <w:rStyle w:val="FunctionTok"/>
+        </w:rPr>
+        <w:t xml:space="preserve">cat</w:t>
+      </w:r>
+      <w:r>
+        <w:rPr>
+          <w:rStyle w:val="NormalTok"/>
+        </w:rPr>
+        <w:t xml:space="preserve">(</w:t>
+      </w:r>
+      <w:r>
+        <w:rPr>
+          <w:rStyle w:val="StringTok"/>
+        </w:rPr>
+        <w:t xml:space="preserve">"Observed difference:"</w:t>
+      </w:r>
+      <w:r>
+        <w:rPr>
+          <w:rStyle w:val="NormalTok"/>
+        </w:rPr>
+        <w:t xml:space="preserve">, </w:t>
+      </w:r>
+      <w:r>
+        <w:rPr>
+          <w:rStyle w:val="FunctionTok"/>
+        </w:rPr>
+        <w:t xml:space="preserve">round</w:t>
+      </w:r>
+      <w:r>
+        <w:rPr>
+          <w:rStyle w:val="NormalTok"/>
+        </w:rPr>
+        <w:t xml:space="preserve">(observed_diff, </w:t>
+      </w:r>
+      <w:r>
+        <w:rPr>
+          <w:rStyle w:val="DecValTok"/>
+        </w:rPr>
+        <w:t xml:space="preserve">2</w:t>
+      </w:r>
+      <w:r>
+        <w:rPr>
+          <w:rStyle w:val="NormalTok"/>
+        </w:rPr>
+        <w:t xml:space="preserve">), </w:t>
+      </w:r>
+      <w:r>
+        <w:rPr>
+          <w:rStyle w:val="StringTok"/>
+        </w:rPr>
+        <w:t xml:space="preserve">"mm</w:t>
+      </w:r>
+      <w:r>
+        <w:rPr>
+          <w:rStyle w:val="SpecialCharTok"/>
+        </w:rPr>
+        <w:t xml:space="preserve">\n</w:t>
+      </w:r>
+      <w:r>
+        <w:rPr>
+          <w:rStyle w:val="StringTok"/>
+        </w:rPr>
+        <w:t xml:space="preserve">"</w:t>
+      </w:r>
+      <w:r>
+        <w:rPr>
+          <w:rStyle w:val="NormalTok"/>
+        </w:rPr>
+        <w:t xml:space="preserve">)</w:t>
+      </w:r>
+    </w:p>
+    <w:p>
+      <w:pPr>
+        <w:pStyle w:val="SourceCode"/>
+      </w:pPr>
+      <w:r>
+        <w:rPr>
+          <w:rStyle w:val="VerbatimChar"/>
+        </w:rPr>
+        <w:t xml:space="preserve">Observed difference: 1.09 mm</w:t>
+      </w:r>
+    </w:p>
+    <w:p>
+      <w:pPr>
+        <w:pStyle w:val="SourceCode"/>
+      </w:pPr>
+      <w:r>
+        <w:rPr>
+          <w:rStyle w:val="FunctionTok"/>
+        </w:rPr>
+        <w:t xml:space="preserve">cat</w:t>
+      </w:r>
+      <w:r>
+        <w:rPr>
+          <w:rStyle w:val="NormalTok"/>
+        </w:rPr>
+        <w:t xml:space="preserve">(</w:t>
+      </w:r>
+      <w:r>
+        <w:rPr>
+          <w:rStyle w:val="StringTok"/>
+        </w:rPr>
+        <w:t xml:space="preserve">"Pooled SD:"</w:t>
+      </w:r>
+      <w:r>
+        <w:rPr>
+          <w:rStyle w:val="NormalTok"/>
+        </w:rPr>
+        <w:t xml:space="preserve">, </w:t>
+      </w:r>
+      <w:r>
+        <w:rPr>
+          <w:rStyle w:val="FunctionTok"/>
+        </w:rPr>
+        <w:t xml:space="preserve">round</w:t>
+      </w:r>
+      <w:r>
+        <w:rPr>
+          <w:rStyle w:val="NormalTok"/>
+        </w:rPr>
+        <w:t xml:space="preserve">(pine_sd_pooled, </w:t>
+      </w:r>
+      <w:r>
+        <w:rPr>
+          <w:rStyle w:val="DecValTok"/>
+        </w:rPr>
+        <w:t xml:space="preserve">2</w:t>
+      </w:r>
+      <w:r>
+        <w:rPr>
+          <w:rStyle w:val="NormalTok"/>
+        </w:rPr>
+        <w:t xml:space="preserve">), </w:t>
+      </w:r>
+      <w:r>
+        <w:rPr>
+          <w:rStyle w:val="StringTok"/>
+        </w:rPr>
+        <w:t xml:space="preserve">"mm</w:t>
+      </w:r>
+      <w:r>
+        <w:rPr>
+          <w:rStyle w:val="SpecialCharTok"/>
+        </w:rPr>
+        <w:t xml:space="preserve">\n</w:t>
+      </w:r>
+      <w:r>
+        <w:rPr>
+          <w:rStyle w:val="StringTok"/>
+        </w:rPr>
+        <w:t xml:space="preserve">"</w:t>
+      </w:r>
+      <w:r>
+        <w:rPr>
+          <w:rStyle w:val="NormalTok"/>
+        </w:rPr>
+        <w:t xml:space="preserve">)</w:t>
+      </w:r>
+    </w:p>
+    <w:p>
+      <w:pPr>
+        <w:pStyle w:val="SourceCode"/>
+      </w:pPr>
+      <w:r>
+        <w:rPr>
+          <w:rStyle w:val="VerbatimChar"/>
+        </w:rPr>
+        <w:t xml:space="preserve">Pooled SD: 1.81 mm</w:t>
+      </w:r>
+    </w:p>
+    <w:p>
+      <w:pPr>
+        <w:pStyle w:val="FirstParagraph"/>
+      </w:pPr>
+      <w:hyperlink r:id="rId81">
+        <w:r>
+          <w:rPr>
+            <w:rStyle w:val="Hyperlink"/>
+          </w:rPr>
+          <w:t xml:space="preserve">📥 Download the data</w:t>
+        </w:r>
+      </w:hyperlink>
+    </w:p>
+    <w:p>
+      <w:pPr>
+        <w:pStyle w:val="SourceCode"/>
+      </w:pPr>
+      <w:r>
+        <w:rPr>
+          <w:rStyle w:val="NormalTok"/>
+        </w:rPr>
+        <w:t xml:space="preserve">cohens_d </w:t>
+      </w:r>
+      <w:r>
+        <w:rPr>
+          <w:rStyle w:val="OtherTok"/>
+        </w:rPr>
+        <w:t xml:space="preserve">&lt;-</w:t>
+      </w:r>
+      <w:r>
+        <w:rPr>
+          <w:rStyle w:val="NormalTok"/>
+        </w:rPr>
+        <w:t xml:space="preserve"> observed_diff </w:t>
+      </w:r>
+      <w:r>
+        <w:rPr>
+          <w:rStyle w:val="SpecialCharTok"/>
+        </w:rPr>
+        <w:t xml:space="preserve">/</w:t>
+      </w:r>
+      <w:r>
+        <w:rPr>
+          <w:rStyle w:val="NormalTok"/>
+        </w:rPr>
+        <w:t xml:space="preserve"> pine_sd_pooled</w:t>
+      </w:r>
+      <w:r>
+        <w:br/>
+      </w:r>
+      <w:r>
+        <w:rPr>
+          <w:rStyle w:val="FunctionTok"/>
+        </w:rPr>
+        <w:t xml:space="preserve">cat</w:t>
+      </w:r>
+      <w:r>
+        <w:rPr>
+          <w:rStyle w:val="NormalTok"/>
+        </w:rPr>
+        <w:t xml:space="preserve">(</w:t>
+      </w:r>
+      <w:r>
+        <w:rPr>
+          <w:rStyle w:val="StringTok"/>
+        </w:rPr>
+        <w:t xml:space="preserve">"Cohen's d ="</w:t>
+      </w:r>
+      <w:r>
+        <w:rPr>
+          <w:rStyle w:val="NormalTok"/>
+        </w:rPr>
+        <w:t xml:space="preserve">, </w:t>
+      </w:r>
+      <w:r>
+        <w:rPr>
+          <w:rStyle w:val="FunctionTok"/>
+        </w:rPr>
+        <w:t xml:space="preserve">round</w:t>
+      </w:r>
+      <w:r>
+        <w:rPr>
+          <w:rStyle w:val="NormalTok"/>
+        </w:rPr>
+        <w:t xml:space="preserve">(cohens_d, </w:t>
+      </w:r>
+      <w:r>
+        <w:rPr>
+          <w:rStyle w:val="DecValTok"/>
+        </w:rPr>
+        <w:t xml:space="preserve">2</w:t>
+      </w:r>
+      <w:r>
+        <w:rPr>
+          <w:rStyle w:val="NormalTok"/>
+        </w:rPr>
+        <w:t xml:space="preserve">), </w:t>
+      </w:r>
+      <w:r>
+        <w:rPr>
+          <w:rStyle w:val="StringTok"/>
+        </w:rPr>
+        <w:t xml:space="preserve">"</w:t>
+      </w:r>
+      <w:r>
+        <w:rPr>
+          <w:rStyle w:val="SpecialCharTok"/>
+        </w:rPr>
+        <w:t xml:space="preserve">\n\n</w:t>
+      </w:r>
+      <w:r>
+        <w:rPr>
+          <w:rStyle w:val="StringTok"/>
+        </w:rPr>
+        <w:t xml:space="preserve">"</w:t>
+      </w:r>
+      <w:r>
+        <w:rPr>
+          <w:rStyle w:val="NormalTok"/>
+        </w:rPr>
+        <w:t xml:space="preserve">)</w:t>
+      </w:r>
+    </w:p>
+    <w:p>
+      <w:pPr>
+        <w:pStyle w:val="SourceCode"/>
+      </w:pPr>
+      <w:r>
+        <w:rPr>
+          <w:rStyle w:val="VerbatimChar"/>
+        </w:rPr>
+        <w:t xml:space="preserve">Cohen's d = 0.6 </w:t>
+      </w:r>
+    </w:p>
+    <w:p>
+      <w:pPr>
+        <w:pStyle w:val="SourceCode"/>
+      </w:pPr>
+      <w:r>
+        <w:rPr>
+          <w:rStyle w:val="NormalTok"/>
+        </w:rPr>
+        <w:t xml:space="preserve">pine_power </w:t>
+      </w:r>
+      <w:r>
+        <w:rPr>
+          <w:rStyle w:val="OtherTok"/>
+        </w:rPr>
+        <w:t xml:space="preserve">&lt;-</w:t>
       </w:r>
       <w:r>
         <w:rPr>
@@ -4585,31 +5493,625 @@
         <w:rPr>
           <w:rStyle w:val="FunctionTok"/>
         </w:rPr>
-        <w:t xml:space="preserve">filter</w:t>
-      </w:r>
-      <w:r>
-        <w:rPr>
-          <w:rStyle w:val="NormalTok"/>
-        </w:rPr>
-        <w:t xml:space="preserve">(side </w:t>
+        <w:t xml:space="preserve">power.t.test</w:t>
+      </w:r>
+      <w:r>
+        <w:rPr>
+          <w:rStyle w:val="NormalTok"/>
+        </w:rPr>
+        <w:t xml:space="preserve">(</w:t>
+      </w:r>
+      <w:r>
+        <w:rPr>
+          <w:rStyle w:val="AttributeTok"/>
+        </w:rPr>
+        <w:t xml:space="preserve">n =</w:t>
+      </w:r>
+      <w:r>
+        <w:rPr>
+          <w:rStyle w:val="NormalTok"/>
+        </w:rPr>
+        <w:t xml:space="preserve"> pine_n,</w:t>
+      </w:r>
+      <w:r>
+        <w:br/>
+      </w:r>
+      <w:r>
+        <w:rPr>
+          <w:rStyle w:val="NormalTok"/>
+        </w:rPr>
+        <w:t xml:space="preserve">                           </w:t>
+      </w:r>
+      <w:r>
+        <w:rPr>
+          <w:rStyle w:val="AttributeTok"/>
+        </w:rPr>
+        <w:t xml:space="preserve">delta =</w:t>
+      </w:r>
+      <w:r>
+        <w:rPr>
+          <w:rStyle w:val="NormalTok"/>
+        </w:rPr>
+        <w:t xml:space="preserve"> cohens_d,</w:t>
+      </w:r>
+      <w:r>
+        <w:br/>
+      </w:r>
+      <w:r>
+        <w:rPr>
+          <w:rStyle w:val="NormalTok"/>
+        </w:rPr>
+        <w:t xml:space="preserve">                           </w:t>
+      </w:r>
+      <w:r>
+        <w:rPr>
+          <w:rStyle w:val="AttributeTok"/>
+        </w:rPr>
+        <w:t xml:space="preserve">sd =</w:t>
+      </w:r>
+      <w:r>
+        <w:rPr>
+          <w:rStyle w:val="NormalTok"/>
+        </w:rPr>
+        <w:t xml:space="preserve"> </w:t>
+      </w:r>
+      <w:r>
+        <w:rPr>
+          <w:rStyle w:val="DecValTok"/>
+        </w:rPr>
+        <w:t xml:space="preserve">1</w:t>
+      </w:r>
+      <w:r>
+        <w:rPr>
+          <w:rStyle w:val="NormalTok"/>
+        </w:rPr>
+        <w:t xml:space="preserve">,</w:t>
+      </w:r>
+      <w:r>
+        <w:br/>
+      </w:r>
+      <w:r>
+        <w:rPr>
+          <w:rStyle w:val="NormalTok"/>
+        </w:rPr>
+        <w:t xml:space="preserve">                           </w:t>
+      </w:r>
+      <w:r>
+        <w:rPr>
+          <w:rStyle w:val="AttributeTok"/>
+        </w:rPr>
+        <w:t xml:space="preserve">sig.level =</w:t>
+      </w:r>
+      <w:r>
+        <w:rPr>
+          <w:rStyle w:val="NormalTok"/>
+        </w:rPr>
+        <w:t xml:space="preserve"> </w:t>
+      </w:r>
+      <w:r>
+        <w:rPr>
+          <w:rStyle w:val="FloatTok"/>
+        </w:rPr>
+        <w:t xml:space="preserve">0.05</w:t>
+      </w:r>
+      <w:r>
+        <w:rPr>
+          <w:rStyle w:val="NormalTok"/>
+        </w:rPr>
+        <w:t xml:space="preserve">,</w:t>
+      </w:r>
+      <w:r>
+        <w:br/>
+      </w:r>
+      <w:r>
+        <w:rPr>
+          <w:rStyle w:val="NormalTok"/>
+        </w:rPr>
+        <w:t xml:space="preserve">                           </w:t>
+      </w:r>
+      <w:r>
+        <w:rPr>
+          <w:rStyle w:val="AttributeTok"/>
+        </w:rPr>
+        <w:t xml:space="preserve">type =</w:t>
+      </w:r>
+      <w:r>
+        <w:rPr>
+          <w:rStyle w:val="NormalTok"/>
+        </w:rPr>
+        <w:t xml:space="preserve"> </w:t>
+      </w:r>
+      <w:r>
+        <w:rPr>
+          <w:rStyle w:val="StringTok"/>
+        </w:rPr>
+        <w:t xml:space="preserve">"two.sample"</w:t>
+      </w:r>
+      <w:r>
+        <w:rPr>
+          <w:rStyle w:val="NormalTok"/>
+        </w:rPr>
+        <w:t xml:space="preserve">,</w:t>
+      </w:r>
+      <w:r>
+        <w:br/>
+      </w:r>
+      <w:r>
+        <w:rPr>
+          <w:rStyle w:val="NormalTok"/>
+        </w:rPr>
+        <w:t xml:space="preserve">                           </w:t>
+      </w:r>
+      <w:r>
+        <w:rPr>
+          <w:rStyle w:val="AttributeTok"/>
+        </w:rPr>
+        <w:t xml:space="preserve">alternative =</w:t>
+      </w:r>
+      <w:r>
+        <w:rPr>
+          <w:rStyle w:val="NormalTok"/>
+        </w:rPr>
+        <w:t xml:space="preserve"> </w:t>
+      </w:r>
+      <w:r>
+        <w:rPr>
+          <w:rStyle w:val="StringTok"/>
+        </w:rPr>
+        <w:t xml:space="preserve">"two.sided"</w:t>
+      </w:r>
+      <w:r>
+        <w:rPr>
+          <w:rStyle w:val="NormalTok"/>
+        </w:rPr>
+        <w:t xml:space="preserve">)</w:t>
+      </w:r>
+      <w:r>
+        <w:br/>
+      </w:r>
+      <w:r>
+        <w:br/>
+      </w:r>
+      <w:r>
+        <w:rPr>
+          <w:rStyle w:val="FunctionTok"/>
+        </w:rPr>
+        <w:t xml:space="preserve">cat</w:t>
+      </w:r>
+      <w:r>
+        <w:rPr>
+          <w:rStyle w:val="NormalTok"/>
+        </w:rPr>
+        <w:t xml:space="preserve">(</w:t>
+      </w:r>
+      <w:r>
+        <w:rPr>
+          <w:rStyle w:val="StringTok"/>
+        </w:rPr>
+        <w:t xml:space="preserve">"Power to detect it:"</w:t>
+      </w:r>
+      <w:r>
+        <w:rPr>
+          <w:rStyle w:val="NormalTok"/>
+        </w:rPr>
+        <w:t xml:space="preserve">, </w:t>
+      </w:r>
+      <w:r>
+        <w:rPr>
+          <w:rStyle w:val="FunctionTok"/>
+        </w:rPr>
+        <w:t xml:space="preserve">round</w:t>
+      </w:r>
+      <w:r>
+        <w:rPr>
+          <w:rStyle w:val="NormalTok"/>
+        </w:rPr>
+        <w:t xml:space="preserve">(pine_power</w:t>
       </w:r>
       <w:r>
         <w:rPr>
           <w:rStyle w:val="SpecialCharTok"/>
         </w:rPr>
-        <w:t xml:space="preserve">==</w:t>
-      </w:r>
-      <w:r>
-        <w:rPr>
-          <w:rStyle w:val="NormalTok"/>
-        </w:rPr>
+        <w:t xml:space="preserve">$</w:t>
+      </w:r>
+      <w:r>
+        <w:rPr>
+          <w:rStyle w:val="NormalTok"/>
+        </w:rPr>
+        <w:t xml:space="preserve">power, </w:t>
+      </w:r>
+      <w:r>
+        <w:rPr>
+          <w:rStyle w:val="DecValTok"/>
+        </w:rPr>
+        <w:t xml:space="preserve">3</w:t>
+      </w:r>
+      <w:r>
+        <w:rPr>
+          <w:rStyle w:val="NormalTok"/>
+        </w:rPr>
+        <w:t xml:space="preserve">), </w:t>
+      </w:r>
+      <w:r>
+        <w:rPr>
+          <w:rStyle w:val="StringTok"/>
+        </w:rPr>
+        <w:t xml:space="preserve">"</w:t>
+      </w:r>
+      <w:r>
+        <w:rPr>
+          <w:rStyle w:val="SpecialCharTok"/>
+        </w:rPr>
+        <w:t xml:space="preserve">\n</w:t>
+      </w:r>
+      <w:r>
+        <w:rPr>
+          <w:rStyle w:val="StringTok"/>
+        </w:rPr>
+        <w:t xml:space="preserve">"</w:t>
+      </w:r>
+      <w:r>
+        <w:rPr>
+          <w:rStyle w:val="NormalTok"/>
+        </w:rPr>
+        <w:t xml:space="preserve">)</w:t>
+      </w:r>
+    </w:p>
+    <w:p>
+      <w:pPr>
+        <w:pStyle w:val="SourceCode"/>
+      </w:pPr>
+      <w:r>
+        <w:rPr>
+          <w:rStyle w:val="VerbatimChar"/>
+        </w:rPr>
+        <w:t xml:space="preserve">Power to detect it: 0.109 </w:t>
+      </w:r>
+    </w:p>
+    <w:tbl>
+      <w:tblPr>
+        <w:tblStyle w:val="Table"/>
+        <w:tblLook w:firstRow="0" w:lastRow="0" w:firstColumn="0" w:lastColumn="0" w:noHBand="0" w:noVBand="0" w:val="0000"/>
+        <w:tblBorders>
+          <w:top w:val="single" w:sz="4" w:space="0" w:color="CC1914"/>
+          <w:left w:val="single" w:sz="24" w:space="0" w:color="CC1914"/>
+          <w:bottom w:val="single" w:sz="4" w:space="0" w:color="CC1914"/>
+          <w:right w:val="single" w:sz="4" w:space="0" w:color="CC1914"/>
+        </w:tblBorders>
+        <w:tblCellMar>
+          <w:left w:w="144" w:type="dxa"/>
+          <w:right w:w="144" w:type="dxa"/>
+        </w:tblCellMar>
+        <w:tblLook w:firstRow="0" w:lastRow="0" w:firstColumn="0" w:lastColumn="0" w:noHBand="0" w:noVBand="0" w:val="0000"/>
+      </w:tblPr>
+      <w:tr>
+        <w:trPr>
+          <w:cantSplit/>
+        </w:trPr>
+        <w:tc>
+          <w:tcPr>
+            <w:shd w:color="auto" w:fill="f7dddc" w:val="clear"/>
+            <w:tcMar>
+              <w:top w:w="92" w:type="dxa"/>
+              <w:bottom w:w="92" w:type="dxa"/>
+            </w:tcMar>
+          </w:tcPr>
+          <w:p>
+            <w:pPr>
+              <w:pStyle w:val="FirstParagraph"/>
+            </w:pPr>
+            <w:pPr>
+              <w:spacing w:before="0" w:after="0"/>
+              <w:textAlignment w:val="center"/>
+            </w:pPr>
+            <w:r>
+              <w:drawing>
+                <wp:inline>
+                  <wp:extent cx="152400" cy="152400"/>
+                  <wp:effectExtent b="0" l="0" r="0" t="0"/>
+                  <wp:docPr descr="" title="" id="83" name="Picture"/>
+                  <a:graphic>
+                    <a:graphicData uri="http://schemas.openxmlformats.org/drawingml/2006/picture">
+                      <pic:pic>
+                        <pic:nvPicPr>
+                          <pic:cNvPr descr="/Applications/Positron.app/Contents/Resources/app/quarto/share/formats/docx/important.png" id="84" name="Picture"/>
+                          <pic:cNvPicPr>
+                            <a:picLocks noChangeArrowheads="1" noChangeAspect="1"/>
+                          </pic:cNvPicPr>
+                        </pic:nvPicPr>
+                        <pic:blipFill>
+                          <a:blip r:embed="rId82"/>
+                          <a:stretch>
+                            <a:fillRect/>
+                          </a:stretch>
+                        </pic:blipFill>
+                        <pic:spPr bwMode="auto">
+                          <a:xfrm>
+                            <a:off x="0" y="0"/>
+                            <a:ext cx="152400" cy="152400"/>
+                          </a:xfrm>
+                          <a:prstGeom prst="rect">
+                            <a:avLst/>
+                          </a:prstGeom>
+                          <a:noFill/>
+                          <a:ln w="9525">
+                            <a:noFill/>
+                            <a:headEnd/>
+                            <a:tailEnd/>
+                          </a:ln>
+                        </pic:spPr>
+                      </pic:pic>
+                    </a:graphicData>
+                  </a:graphic>
+                </wp:inline>
+              </w:drawing>
+            </w:r>
+            <w:r>
+              <w:t xml:space="preserve"> </w:t>
+            </w:r>
+            <w:r>
+              <w:t xml:space="preserve"> </w:t>
+            </w:r>
+            <w:r>
+              <w:t xml:space="preserve">Important</w:t>
+            </w:r>
+          </w:p>
+        </w:tc>
+      </w:tr>
+      <w:tr>
+        <w:trPr>
+          <w:cantSplit/>
+        </w:trPr>
+        <w:tc>
+          <w:tcPr>
+            <w:tcMar>
+              <w:top w:w="108" w:type="dxa"/>
+              <w:bottom w:w="108" w:type="dxa"/>
+            </w:tcMar>
+          </w:tcPr>
+          <w:p>
+            <w:pPr>
+              <w:pStyle w:val="BodyText"/>
+            </w:pPr>
+            <w:pPr>
+              <w:spacing w:before="16"/>
+            </w:pPr>
+            <w:r>
+              <w:rPr>
+                <w:b/>
+                <w:bCs/>
+              </w:rPr>
+              <w:t xml:space="preserve">⚠️ 11% power</w:t>
+            </w:r>
+          </w:p>
+          <w:p>
+            <w:pPr>
+              <w:pStyle w:val="BodyText"/>
+            </w:pPr>
+            <w:pPr>
+              <w:spacing w:after="16"/>
+            </w:pPr>
+            <w:r>
+              <w:t xml:space="preserve">Even if this difference is completely real, an unpaired study with 4 trees per side would</w:t>
+            </w:r>
+            <w:r>
+              <w:t xml:space="preserve"> </w:t>
+            </w:r>
+            <w:r>
+              <w:rPr>
+                <w:b/>
+                <w:bCs/>
+              </w:rPr>
+              <w:t xml:space="preserve">miss it about 9 times out of 10.</w:t>
+            </w:r>
+          </w:p>
+          <w:p/>
+        </w:tc>
+      </w:tr>
+    </w:tbl>
+    <w:bookmarkEnd w:id="85"/>
+    <w:bookmarkStart w:id="91" w:name="how-many-trees-would-we-have-needed"/>
+    <w:p>
+      <w:pPr>
+        <w:pStyle w:val="Heading2"/>
+      </w:pPr>
+      <w:r>
+        <w:t xml:space="preserve">How Many Trees Would We Have Needed?</w:t>
+      </w:r>
+    </w:p>
+    <w:p>
+      <w:pPr>
+        <w:pStyle w:val="FirstParagraph"/>
+      </w:pPr>
+      <w:r>
+        <w:t xml:space="preserve">Turn the calculation around: instead of asking</w:t>
+      </w:r>
+      <w:r>
         <w:t xml:space="preserve"> </w:t>
       </w:r>
       <w:r>
+        <w:t xml:space="preserve">“what power do we have?”</w:t>
+      </w:r>
+      <w:r>
+        <w:t xml:space="preserve">, ask</w:t>
+      </w:r>
+      <w:r>
+        <w:t xml:space="preserve"> </w:t>
+      </w:r>
+      <w:r>
+        <w:rPr>
+          <w:b/>
+          <w:bCs/>
+        </w:rPr>
+        <w:t xml:space="preserve">“what n would we need?”</w:t>
+      </w:r>
+      <w:r>
+        <w:t xml:space="preserve"> </w:t>
+      </w:r>
+      <w:r>
+        <w:t xml:space="preserve">This is the version you should run</w:t>
+      </w:r>
+      <w:r>
+        <w:t xml:space="preserve"> </w:t>
+      </w:r>
+      <w:r>
+        <w:rPr>
+          <w:i/>
+          <w:iCs/>
+        </w:rPr>
+        <w:t xml:space="preserve">before</w:t>
+      </w:r>
+      <w:r>
+        <w:t xml:space="preserve"> </w:t>
+      </w:r>
+      <w:r>
+        <w:t xml:space="preserve">collecting anything.</w:t>
+      </w:r>
+    </w:p>
+    <w:p>
+      <w:pPr>
+        <w:pStyle w:val="SourceCode"/>
+      </w:pPr>
+      <w:r>
+        <w:rPr>
+          <w:rStyle w:val="CommentTok"/>
+        </w:rPr>
+        <w:t xml:space="preserve"># n per side for the conventional 80% power, unpaired</w:t>
+      </w:r>
+      <w:r>
+        <w:br/>
+      </w:r>
+      <w:r>
+        <w:rPr>
+          <w:rStyle w:val="FunctionTok"/>
+        </w:rPr>
+        <w:t xml:space="preserve">power.t.test</w:t>
+      </w:r>
+      <w:r>
+        <w:rPr>
+          <w:rStyle w:val="NormalTok"/>
+        </w:rPr>
+        <w:t xml:space="preserve">(</w:t>
+      </w:r>
+      <w:r>
+        <w:rPr>
+          <w:rStyle w:val="AttributeTok"/>
+        </w:rPr>
+        <w:t xml:space="preserve">delta =</w:t>
+      </w:r>
+      <w:r>
+        <w:rPr>
+          <w:rStyle w:val="NormalTok"/>
+        </w:rPr>
+        <w:t xml:space="preserve"> cohens_d, </w:t>
+      </w:r>
+      <w:r>
+        <w:rPr>
+          <w:rStyle w:val="AttributeTok"/>
+        </w:rPr>
+        <w:t xml:space="preserve">sd =</w:t>
+      </w:r>
+      <w:r>
+        <w:rPr>
+          <w:rStyle w:val="NormalTok"/>
+        </w:rPr>
+        <w:t xml:space="preserve"> </w:t>
+      </w:r>
+      <w:r>
+        <w:rPr>
+          <w:rStyle w:val="DecValTok"/>
+        </w:rPr>
+        <w:t xml:space="preserve">1</w:t>
+      </w:r>
+      <w:r>
+        <w:rPr>
+          <w:rStyle w:val="NormalTok"/>
+        </w:rPr>
+        <w:t xml:space="preserve">,</w:t>
+      </w:r>
+      <w:r>
+        <w:br/>
+      </w:r>
+      <w:r>
+        <w:rPr>
+          <w:rStyle w:val="NormalTok"/>
+        </w:rPr>
+        <w:t xml:space="preserve">             </w:t>
+      </w:r>
+      <w:r>
+        <w:rPr>
+          <w:rStyle w:val="AttributeTok"/>
+        </w:rPr>
+        <w:t xml:space="preserve">power =</w:t>
+      </w:r>
+      <w:r>
+        <w:rPr>
+          <w:rStyle w:val="NormalTok"/>
+        </w:rPr>
+        <w:t xml:space="preserve"> </w:t>
+      </w:r>
+      <w:r>
+        <w:rPr>
+          <w:rStyle w:val="FloatTok"/>
+        </w:rPr>
+        <w:t xml:space="preserve">0.80</w:t>
+      </w:r>
+      <w:r>
+        <w:rPr>
+          <w:rStyle w:val="NormalTok"/>
+        </w:rPr>
+        <w:t xml:space="preserve">, </w:t>
+      </w:r>
+      <w:r>
+        <w:rPr>
+          <w:rStyle w:val="AttributeTok"/>
+        </w:rPr>
+        <w:t xml:space="preserve">sig.level =</w:t>
+      </w:r>
+      <w:r>
+        <w:rPr>
+          <w:rStyle w:val="NormalTok"/>
+        </w:rPr>
+        <w:t xml:space="preserve"> </w:t>
+      </w:r>
+      <w:r>
+        <w:rPr>
+          <w:rStyle w:val="FloatTok"/>
+        </w:rPr>
+        <w:t xml:space="preserve">0.05</w:t>
+      </w:r>
+      <w:r>
+        <w:rPr>
+          <w:rStyle w:val="NormalTok"/>
+        </w:rPr>
+        <w:t xml:space="preserve">,</w:t>
+      </w:r>
+      <w:r>
+        <w:br/>
+      </w:r>
+      <w:r>
+        <w:rPr>
+          <w:rStyle w:val="NormalTok"/>
+        </w:rPr>
+        <w:t xml:space="preserve">             </w:t>
+      </w:r>
+      <w:r>
+        <w:rPr>
+          <w:rStyle w:val="AttributeTok"/>
+        </w:rPr>
+        <w:t xml:space="preserve">type =</w:t>
+      </w:r>
+      <w:r>
+        <w:rPr>
+          <w:rStyle w:val="NormalTok"/>
+        </w:rPr>
+        <w:t xml:space="preserve"> </w:t>
+      </w:r>
+      <w:r>
         <w:rPr>
           <w:rStyle w:val="StringTok"/>
         </w:rPr>
-        <w:t xml:space="preserve">"shady"</w:t>
+        <w:t xml:space="preserve">"two.sample"</w:t>
       </w:r>
       <w:r>
         <w:rPr>
@@ -4618,459 +6120,45 @@
         <w:t xml:space="preserve">)</w:t>
       </w:r>
       <w:r>
-        <w:br/>
-      </w:r>
-      <w:r>
-        <w:rPr>
-          <w:rStyle w:val="NormalTok"/>
-        </w:rPr>
-        <w:t xml:space="preserve">ps_sunny_df </w:t>
-      </w:r>
-      <w:r>
-        <w:rPr>
-          <w:rStyle w:val="OtherTok"/>
-        </w:rPr>
-        <w:t xml:space="preserve">&lt;-</w:t>
-      </w:r>
-      <w:r>
-        <w:rPr>
-          <w:rStyle w:val="NormalTok"/>
-        </w:rPr>
-        <w:t xml:space="preserve"> ps_df </w:t>
-      </w:r>
-      <w:r>
         <w:rPr>
           <w:rStyle w:val="SpecialCharTok"/>
         </w:rPr>
-        <w:t xml:space="preserve">%&gt;%</w:t>
-      </w:r>
-      <w:r>
-        <w:rPr>
-          <w:rStyle w:val="NormalTok"/>
-        </w:rPr>
+        <w:t xml:space="preserve">$</w:t>
+      </w:r>
+      <w:r>
+        <w:rPr>
+          <w:rStyle w:val="NormalTok"/>
+        </w:rPr>
+        <w:t xml:space="preserve">n</w:t>
+      </w:r>
+    </w:p>
+    <w:p>
+      <w:pPr>
+        <w:pStyle w:val="SourceCode"/>
+      </w:pPr>
+      <w:r>
+        <w:rPr>
+          <w:rStyle w:val="VerbatimChar"/>
+        </w:rPr>
+        <w:t xml:space="preserve">[1] 43.89932</w:t>
+      </w:r>
+    </w:p>
+    <w:p>
+      <w:pPr>
+        <w:pStyle w:val="FirstParagraph"/>
+      </w:pPr>
+      <w:r>
+        <w:rPr>
+          <w:b/>
+          <w:bCs/>
+        </w:rPr>
+        <w:t xml:space="preserve">44 trees per side.</w:t>
+      </w:r>
+      <w:r>
         <w:t xml:space="preserve"> </w:t>
       </w:r>
       <w:r>
-        <w:rPr>
-          <w:rStyle w:val="FunctionTok"/>
-        </w:rPr>
-        <w:t xml:space="preserve">filter</w:t>
-      </w:r>
-      <w:r>
-        <w:rPr>
-          <w:rStyle w:val="NormalTok"/>
-        </w:rPr>
-        <w:t xml:space="preserve">(side </w:t>
-      </w:r>
-      <w:r>
-        <w:rPr>
-          <w:rStyle w:val="SpecialCharTok"/>
-        </w:rPr>
-        <w:t xml:space="preserve">==</w:t>
-      </w:r>
-      <w:r>
-        <w:rPr>
-          <w:rStyle w:val="NormalTok"/>
-        </w:rPr>
-        <w:t xml:space="preserve"> </w:t>
-      </w:r>
-      <w:r>
-        <w:rPr>
-          <w:rStyle w:val="StringTok"/>
-        </w:rPr>
-        <w:t xml:space="preserve">"sunny"</w:t>
-      </w:r>
-      <w:r>
-        <w:rPr>
-          <w:rStyle w:val="NormalTok"/>
-        </w:rPr>
-        <w:t xml:space="preserve">)</w:t>
-      </w:r>
-      <w:r>
-        <w:br/>
-      </w:r>
-      <w:r>
-        <w:br/>
-      </w:r>
-      <w:r>
-        <w:rPr>
-          <w:rStyle w:val="NormalTok"/>
-        </w:rPr>
-        <w:t xml:space="preserve">pine_alpha </w:t>
-      </w:r>
-      <w:r>
-        <w:rPr>
-          <w:rStyle w:val="OtherTok"/>
-        </w:rPr>
-        <w:t xml:space="preserve">&lt;-</w:t>
-      </w:r>
-      <w:r>
-        <w:rPr>
-          <w:rStyle w:val="NormalTok"/>
-        </w:rPr>
-        <w:t xml:space="preserve"> </w:t>
-      </w:r>
-      <w:r>
-        <w:rPr>
-          <w:rStyle w:val="FloatTok"/>
-        </w:rPr>
-        <w:t xml:space="preserve">0.05</w:t>
-      </w:r>
-      <w:r>
-        <w:br/>
-      </w:r>
-      <w:r>
-        <w:br/>
-      </w:r>
-      <w:r>
-        <w:rPr>
-          <w:rStyle w:val="NormalTok"/>
-        </w:rPr>
-        <w:t xml:space="preserve">pine_n1 </w:t>
-      </w:r>
-      <w:r>
-        <w:rPr>
-          <w:rStyle w:val="OtherTok"/>
-        </w:rPr>
-        <w:t xml:space="preserve">&lt;-</w:t>
-      </w:r>
-      <w:r>
-        <w:rPr>
-          <w:rStyle w:val="NormalTok"/>
-        </w:rPr>
-        <w:t xml:space="preserve"> </w:t>
-      </w:r>
-      <w:r>
-        <w:rPr>
-          <w:rStyle w:val="FunctionTok"/>
-        </w:rPr>
-        <w:t xml:space="preserve">nrow</w:t>
-      </w:r>
-      <w:r>
-        <w:rPr>
-          <w:rStyle w:val="NormalTok"/>
-        </w:rPr>
-        <w:t xml:space="preserve">(ps_shady_df)</w:t>
-      </w:r>
-      <w:r>
-        <w:br/>
-      </w:r>
-      <w:r>
-        <w:rPr>
-          <w:rStyle w:val="NormalTok"/>
-        </w:rPr>
-        <w:t xml:space="preserve">pine_n2 </w:t>
-      </w:r>
-      <w:r>
-        <w:rPr>
-          <w:rStyle w:val="OtherTok"/>
-        </w:rPr>
-        <w:t xml:space="preserve">&lt;-</w:t>
-      </w:r>
-      <w:r>
-        <w:rPr>
-          <w:rStyle w:val="NormalTok"/>
-        </w:rPr>
-        <w:t xml:space="preserve"> </w:t>
-      </w:r>
-      <w:r>
-        <w:rPr>
-          <w:rStyle w:val="FunctionTok"/>
-        </w:rPr>
-        <w:t xml:space="preserve">nrow</w:t>
-      </w:r>
-      <w:r>
-        <w:rPr>
-          <w:rStyle w:val="NormalTok"/>
-        </w:rPr>
-        <w:t xml:space="preserve">(ps_sunny_df)</w:t>
-      </w:r>
-      <w:r>
-        <w:br/>
-      </w:r>
-      <w:r>
-        <w:br/>
-      </w:r>
-      <w:r>
-        <w:rPr>
-          <w:rStyle w:val="NormalTok"/>
-        </w:rPr>
-        <w:t xml:space="preserve">pine_sd_pooled </w:t>
-      </w:r>
-      <w:r>
-        <w:rPr>
-          <w:rStyle w:val="OtherTok"/>
-        </w:rPr>
-        <w:t xml:space="preserve">&lt;-</w:t>
-      </w:r>
-      <w:r>
-        <w:rPr>
-          <w:rStyle w:val="NormalTok"/>
-        </w:rPr>
-        <w:t xml:space="preserve"> </w:t>
-      </w:r>
-      <w:r>
-        <w:rPr>
-          <w:rStyle w:val="FunctionTok"/>
-        </w:rPr>
-        <w:t xml:space="preserve">sqrt</w:t>
-      </w:r>
-      <w:r>
-        <w:rPr>
-          <w:rStyle w:val="NormalTok"/>
-        </w:rPr>
-        <w:t xml:space="preserve">((</w:t>
-      </w:r>
-      <w:r>
-        <w:rPr>
-          <w:rStyle w:val="FunctionTok"/>
-        </w:rPr>
-        <w:t xml:space="preserve">var</w:t>
-      </w:r>
-      <w:r>
-        <w:rPr>
-          <w:rStyle w:val="NormalTok"/>
-        </w:rPr>
-        <w:t xml:space="preserve">(ps_shady_df</w:t>
-      </w:r>
-      <w:r>
-        <w:rPr>
-          <w:rStyle w:val="SpecialCharTok"/>
-        </w:rPr>
-        <w:t xml:space="preserve">$</w:t>
-      </w:r>
-      <w:r>
-        <w:rPr>
-          <w:rStyle w:val="NormalTok"/>
-        </w:rPr>
-        <w:t xml:space="preserve">length_mm) </w:t>
-      </w:r>
-      <w:r>
-        <w:rPr>
-          <w:rStyle w:val="SpecialCharTok"/>
-        </w:rPr>
-        <w:t xml:space="preserve">*</w:t>
-      </w:r>
-      <w:r>
-        <w:rPr>
-          <w:rStyle w:val="NormalTok"/>
-        </w:rPr>
-        <w:t xml:space="preserve"> (pine_n1</w:t>
-      </w:r>
-      <w:r>
-        <w:rPr>
-          <w:rStyle w:val="DecValTok"/>
-        </w:rPr>
-        <w:t xml:space="preserve">-1</w:t>
-      </w:r>
-      <w:r>
-        <w:rPr>
-          <w:rStyle w:val="NormalTok"/>
-        </w:rPr>
-        <w:t xml:space="preserve">) </w:t>
-      </w:r>
-      <w:r>
-        <w:rPr>
-          <w:rStyle w:val="SpecialCharTok"/>
-        </w:rPr>
-        <w:t xml:space="preserve">+</w:t>
-      </w:r>
-      <w:r>
-        <w:br/>
-      </w:r>
-      <w:r>
-        <w:rPr>
-          <w:rStyle w:val="NormalTok"/>
-        </w:rPr>
-        <w:t xml:space="preserve">                       </w:t>
-      </w:r>
-      <w:r>
-        <w:rPr>
-          <w:rStyle w:val="FunctionTok"/>
-        </w:rPr>
-        <w:t xml:space="preserve">var</w:t>
-      </w:r>
-      <w:r>
-        <w:rPr>
-          <w:rStyle w:val="NormalTok"/>
-        </w:rPr>
-        <w:t xml:space="preserve">(ps_sunny_df</w:t>
-      </w:r>
-      <w:r>
-        <w:rPr>
-          <w:rStyle w:val="SpecialCharTok"/>
-        </w:rPr>
-        <w:t xml:space="preserve">$</w:t>
-      </w:r>
-      <w:r>
-        <w:rPr>
-          <w:rStyle w:val="NormalTok"/>
-        </w:rPr>
-        <w:t xml:space="preserve">length_mm) </w:t>
-      </w:r>
-      <w:r>
-        <w:rPr>
-          <w:rStyle w:val="SpecialCharTok"/>
-        </w:rPr>
-        <w:t xml:space="preserve">*</w:t>
-      </w:r>
-      <w:r>
-        <w:rPr>
-          <w:rStyle w:val="NormalTok"/>
-        </w:rPr>
-        <w:t xml:space="preserve"> (pine_n2</w:t>
-      </w:r>
-      <w:r>
-        <w:rPr>
-          <w:rStyle w:val="DecValTok"/>
-        </w:rPr>
-        <w:t xml:space="preserve">-1</w:t>
-      </w:r>
-      <w:r>
-        <w:rPr>
-          <w:rStyle w:val="NormalTok"/>
-        </w:rPr>
-        <w:t xml:space="preserve">)) </w:t>
-      </w:r>
-      <w:r>
-        <w:rPr>
-          <w:rStyle w:val="SpecialCharTok"/>
-        </w:rPr>
-        <w:t xml:space="preserve">/</w:t>
-      </w:r>
-      <w:r>
-        <w:br/>
-      </w:r>
-      <w:r>
-        <w:rPr>
-          <w:rStyle w:val="NormalTok"/>
-        </w:rPr>
-        <w:t xml:space="preserve">                       (pine_n1 </w:t>
-      </w:r>
-      <w:r>
-        <w:rPr>
-          <w:rStyle w:val="SpecialCharTok"/>
-        </w:rPr>
-        <w:t xml:space="preserve">+</w:t>
-      </w:r>
-      <w:r>
-        <w:rPr>
-          <w:rStyle w:val="NormalTok"/>
-        </w:rPr>
-        <w:t xml:space="preserve"> pine_n2 </w:t>
-      </w:r>
-      <w:r>
-        <w:rPr>
-          <w:rStyle w:val="SpecialCharTok"/>
-        </w:rPr>
-        <w:t xml:space="preserve">-</w:t>
-      </w:r>
-      <w:r>
-        <w:rPr>
-          <w:rStyle w:val="NormalTok"/>
-        </w:rPr>
-        <w:t xml:space="preserve"> </w:t>
-      </w:r>
-      <w:r>
-        <w:rPr>
-          <w:rStyle w:val="DecValTok"/>
-        </w:rPr>
-        <w:t xml:space="preserve">2</w:t>
-      </w:r>
-      <w:r>
-        <w:rPr>
-          <w:rStyle w:val="NormalTok"/>
-        </w:rPr>
-        <w:t xml:space="preserve">))</w:t>
-      </w:r>
-      <w:r>
-        <w:br/>
-      </w:r>
-      <w:r>
-        <w:br/>
-      </w:r>
-      <w:r>
-        <w:rPr>
-          <w:rStyle w:val="FunctionTok"/>
-        </w:rPr>
-        <w:t xml:space="preserve">cat</w:t>
-      </w:r>
-      <w:r>
-        <w:rPr>
-          <w:rStyle w:val="NormalTok"/>
-        </w:rPr>
-        <w:t xml:space="preserve">(</w:t>
-      </w:r>
-      <w:r>
-        <w:rPr>
-          <w:rStyle w:val="StringTok"/>
-        </w:rPr>
-        <w:t xml:space="preserve">"Pooled SD:"</w:t>
-      </w:r>
-      <w:r>
-        <w:rPr>
-          <w:rStyle w:val="NormalTok"/>
-        </w:rPr>
-        <w:t xml:space="preserve">, </w:t>
-      </w:r>
-      <w:r>
-        <w:rPr>
-          <w:rStyle w:val="FunctionTok"/>
-        </w:rPr>
-        <w:t xml:space="preserve">round</w:t>
-      </w:r>
-      <w:r>
-        <w:rPr>
-          <w:rStyle w:val="NormalTok"/>
-        </w:rPr>
-        <w:t xml:space="preserve">(pine_sd_pooled, </w:t>
-      </w:r>
-      <w:r>
-        <w:rPr>
-          <w:rStyle w:val="DecValTok"/>
-        </w:rPr>
-        <w:t xml:space="preserve">2</w:t>
-      </w:r>
-      <w:r>
-        <w:rPr>
-          <w:rStyle w:val="NormalTok"/>
-        </w:rPr>
-        <w:t xml:space="preserve">), </w:t>
-      </w:r>
-      <w:r>
-        <w:rPr>
-          <w:rStyle w:val="StringTok"/>
-        </w:rPr>
-        <w:t xml:space="preserve">"mm</w:t>
-      </w:r>
-      <w:r>
-        <w:rPr>
-          <w:rStyle w:val="SpecialCharTok"/>
-        </w:rPr>
-        <w:t xml:space="preserve">\n\n</w:t>
-      </w:r>
-      <w:r>
-        <w:rPr>
-          <w:rStyle w:val="StringTok"/>
-        </w:rPr>
-        <w:t xml:space="preserve">"</w:t>
-      </w:r>
-      <w:r>
-        <w:rPr>
-          <w:rStyle w:val="NormalTok"/>
-        </w:rPr>
-        <w:t xml:space="preserve">)</w:t>
-      </w:r>
-    </w:p>
-    <w:p>
-      <w:pPr>
-        <w:pStyle w:val="SourceCode"/>
-      </w:pPr>
-      <w:r>
-        <w:rPr>
-          <w:rStyle w:val="VerbatimChar"/>
-        </w:rPr>
-        <w:t xml:space="preserve">Pooled SD: 2.58 mm</w:t>
+        <w:t xml:space="preserve">We collected four.</w:t>
       </w:r>
     </w:p>
     <w:tbl>
@@ -5103,7 +6191,7 @@
           </w:tcPr>
           <w:p>
             <w:pPr>
-              <w:pStyle w:val="FirstParagraph"/>
+              <w:pStyle w:val="BodyText"/>
             </w:pPr>
             <w:pPr>
               <w:spacing w:before="0" w:after="0"/>
@@ -5114,12 +6202,12 @@
                 <wp:inline>
                   <wp:extent cx="152400" cy="152400"/>
                   <wp:effectExtent b="0" l="0" r="0" t="0"/>
-                  <wp:docPr descr="" title="" id="81" name="Picture"/>
+                  <wp:docPr descr="" title="" id="86" name="Picture"/>
                   <a:graphic>
                     <a:graphicData uri="http://schemas.openxmlformats.org/drawingml/2006/picture">
                       <pic:pic>
                         <pic:nvPicPr>
-                          <pic:cNvPr descr="/Applications/Positron.app/Contents/Resources/app/quarto/share/formats/docx/note.png" id="82" name="Picture"/>
+                          <pic:cNvPr descr="/Applications/Positron.app/Contents/Resources/app/quarto/share/formats/docx/note.png" id="87" name="Picture"/>
                           <pic:cNvPicPr>
                             <a:picLocks noChangeArrowheads="1" noChangeAspect="1"/>
                           </pic:cNvPicPr>
@@ -5204,30 +6292,669 @@
         </w:tc>
       </w:tr>
     </w:tbl>
+    <w:tbl>
+      <w:tblPr>
+        <w:tblStyle w:val="Table"/>
+        <w:tblLook w:firstRow="0" w:lastRow="0" w:firstColumn="0" w:lastColumn="0" w:noHBand="0" w:noVBand="0" w:val="0000"/>
+        <w:tblBorders>
+          <w:top w:val="single" w:sz="4" w:space="0" w:color="EB9113"/>
+          <w:left w:val="single" w:sz="24" w:space="0" w:color="EB9113"/>
+          <w:bottom w:val="single" w:sz="4" w:space="0" w:color="EB9113"/>
+          <w:right w:val="single" w:sz="4" w:space="0" w:color="EB9113"/>
+        </w:tblBorders>
+        <w:tblCellMar>
+          <w:left w:w="144" w:type="dxa"/>
+          <w:right w:w="144" w:type="dxa"/>
+        </w:tblCellMar>
+        <w:tblLook w:firstRow="0" w:lastRow="0" w:firstColumn="0" w:lastColumn="0" w:noHBand="0" w:noVBand="0" w:val="0000"/>
+      </w:tblPr>
+      <w:tr>
+        <w:trPr>
+          <w:cantSplit/>
+        </w:trPr>
+        <w:tc>
+          <w:tcPr>
+            <w:shd w:color="auto" w:fill="fcefdc" w:val="clear"/>
+            <w:tcMar>
+              <w:top w:w="92" w:type="dxa"/>
+              <w:bottom w:w="92" w:type="dxa"/>
+            </w:tcMar>
+          </w:tcPr>
+          <w:p>
+            <w:pPr>
+              <w:pStyle w:val="BodyText"/>
+            </w:pPr>
+            <w:pPr>
+              <w:spacing w:before="0" w:after="0"/>
+              <w:textAlignment w:val="center"/>
+            </w:pPr>
+            <w:r>
+              <w:drawing>
+                <wp:inline>
+                  <wp:extent cx="152400" cy="152400"/>
+                  <wp:effectExtent b="0" l="0" r="0" t="0"/>
+                  <wp:docPr descr="" title="" id="89" name="Picture"/>
+                  <a:graphic>
+                    <a:graphicData uri="http://schemas.openxmlformats.org/drawingml/2006/picture">
+                      <pic:pic>
+                        <pic:nvPicPr>
+                          <pic:cNvPr descr="/Applications/Positron.app/Contents/Resources/app/quarto/share/formats/docx/warning.png" id="90" name="Picture"/>
+                          <pic:cNvPicPr>
+                            <a:picLocks noChangeArrowheads="1" noChangeAspect="1"/>
+                          </pic:cNvPicPr>
+                        </pic:nvPicPr>
+                        <pic:blipFill>
+                          <a:blip r:embed="rId88"/>
+                          <a:stretch>
+                            <a:fillRect/>
+                          </a:stretch>
+                        </pic:blipFill>
+                        <pic:spPr bwMode="auto">
+                          <a:xfrm>
+                            <a:off x="0" y="0"/>
+                            <a:ext cx="152400" cy="152400"/>
+                          </a:xfrm>
+                          <a:prstGeom prst="rect">
+                            <a:avLst/>
+                          </a:prstGeom>
+                          <a:noFill/>
+                          <a:ln w="9525">
+                            <a:noFill/>
+                            <a:headEnd/>
+                            <a:tailEnd/>
+                          </a:ln>
+                        </pic:spPr>
+                      </pic:pic>
+                    </a:graphicData>
+                  </a:graphic>
+                </wp:inline>
+              </w:drawing>
+            </w:r>
+            <w:r>
+              <w:t xml:space="preserve"> </w:t>
+            </w:r>
+            <w:r>
+              <w:t xml:space="preserve"> </w:t>
+            </w:r>
+            <w:r>
+              <w:t xml:space="preserve">Warning</w:t>
+            </w:r>
+          </w:p>
+        </w:tc>
+      </w:tr>
+      <w:tr>
+        <w:trPr>
+          <w:cantSplit/>
+        </w:trPr>
+        <w:tc>
+          <w:tcPr>
+            <w:tcMar>
+              <w:top w:w="108" w:type="dxa"/>
+              <w:bottom w:w="108" w:type="dxa"/>
+            </w:tcMar>
+          </w:tcPr>
+          <w:p>
+            <w:pPr>
+              <w:pStyle w:val="BodyText"/>
+            </w:pPr>
+            <w:pPr>
+              <w:spacing w:before="16"/>
+            </w:pPr>
+            <w:r>
+              <w:rPr>
+                <w:b/>
+                <w:bCs/>
+              </w:rPr>
+              <w:t xml:space="preserve">⚠️ This is why</w:t>
+            </w:r>
+            <w:r>
+              <w:rPr>
+                <w:b/>
+                <w:bCs/>
+              </w:rPr>
+              <w:t xml:space="preserve"> </w:t>
+            </w:r>
+            <w:r>
+              <w:rPr>
+                <w:b/>
+                <w:bCs/>
+              </w:rPr>
+              <w:t xml:space="preserve">“we found no difference”</w:t>
+            </w:r>
+            <w:r>
+              <w:rPr>
+                <w:b/>
+                <w:bCs/>
+              </w:rPr>
+              <w:t xml:space="preserve"> </w:t>
+            </w:r>
+            <w:r>
+              <w:rPr>
+                <w:b/>
+                <w:bCs/>
+              </w:rPr>
+              <w:t xml:space="preserve">is usually the wrong conclusion</w:t>
+            </w:r>
+          </w:p>
+          <w:p>
+            <w:pPr>
+              <w:pStyle w:val="BodyText"/>
+            </w:pPr>
+            <w:r>
+              <w:t xml:space="preserve">A non-significant result from an underpowered study does not mean there is no effect. It means</w:t>
+            </w:r>
+            <w:r>
+              <w:t xml:space="preserve"> </w:t>
+            </w:r>
+            <w:r>
+              <w:rPr>
+                <w:b/>
+                <w:bCs/>
+              </w:rPr>
+              <w:t xml:space="preserve">the study could never have found one.</w:t>
+            </w:r>
+          </w:p>
+          <w:p>
+            <w:pPr>
+              <w:pStyle w:val="BodyText"/>
+            </w:pPr>
+            <w:pPr>
+              <w:spacing w:after="16"/>
+            </w:pPr>
+            <w:r>
+              <w:t xml:space="preserve">“Absence of evidence is not evidence of absence”</w:t>
+            </w:r>
+            <w:r>
+              <w:t xml:space="preserve"> </w:t>
+            </w:r>
+            <w:r>
+              <w:t xml:space="preserve">— but only if you actually check your power.</w:t>
+            </w:r>
+          </w:p>
+          <w:p/>
+        </w:tc>
+      </w:tr>
+    </w:tbl>
+    <w:bookmarkEnd w:id="91"/>
+    <w:bookmarkStart w:id="96" w:name="pairing-buys-you-power-here-is-how-much"/>
+    <w:p>
+      <w:pPr>
+        <w:pStyle w:val="Heading2"/>
+      </w:pPr>
+      <w:r>
+        <w:t xml:space="preserve">Pairing Buys You Power — Here Is How Much</w:t>
+      </w:r>
+    </w:p>
+    <w:p>
+      <w:pPr>
+        <w:pStyle w:val="FirstParagraph"/>
+      </w:pPr>
+      <w:r>
+        <w:t xml:space="preserve">The paired design does not just give a smaller p-value. It changes the</w:t>
+      </w:r>
+      <w:r>
+        <w:t xml:space="preserve"> </w:t>
+      </w:r>
+      <w:r>
+        <w:rPr>
+          <w:b/>
+          <w:bCs/>
+        </w:rPr>
+        <w:t xml:space="preserve">whole economics of the study.</w:t>
+      </w:r>
+    </w:p>
     <w:p>
       <w:pPr>
         <w:pStyle w:val="SourceCode"/>
       </w:pPr>
       <w:r>
         <w:rPr>
+          <w:rStyle w:val="NormalTok"/>
+        </w:rPr>
+        <w:t xml:space="preserve">p_wide_df </w:t>
+      </w:r>
+      <w:r>
+        <w:rPr>
+          <w:rStyle w:val="OtherTok"/>
+        </w:rPr>
+        <w:t xml:space="preserve">&lt;-</w:t>
+      </w:r>
+      <w:r>
+        <w:rPr>
+          <w:rStyle w:val="NormalTok"/>
+        </w:rPr>
+        <w:t xml:space="preserve"> p_df </w:t>
+      </w:r>
+      <w:r>
+        <w:rPr>
+          <w:rStyle w:val="SpecialCharTok"/>
+        </w:rPr>
+        <w:t xml:space="preserve">%&gt;%</w:t>
+      </w:r>
+      <w:r>
+        <w:br/>
+      </w:r>
+      <w:r>
+        <w:rPr>
+          <w:rStyle w:val="NormalTok"/>
+        </w:rPr>
+        <w:t xml:space="preserve">  </w:t>
+      </w:r>
+      <w:r>
+        <w:rPr>
+          <w:rStyle w:val="FunctionTok"/>
+        </w:rPr>
+        <w:t xml:space="preserve">pivot_wider</w:t>
+      </w:r>
+      <w:r>
+        <w:rPr>
+          <w:rStyle w:val="NormalTok"/>
+        </w:rPr>
+        <w:t xml:space="preserve">(</w:t>
+      </w:r>
+      <w:r>
+        <w:rPr>
+          <w:rStyle w:val="AttributeTok"/>
+        </w:rPr>
+        <w:t xml:space="preserve">names_from =</w:t>
+      </w:r>
+      <w:r>
+        <w:rPr>
+          <w:rStyle w:val="NormalTok"/>
+        </w:rPr>
+        <w:t xml:space="preserve"> side, </w:t>
+      </w:r>
+      <w:r>
+        <w:rPr>
+          <w:rStyle w:val="AttributeTok"/>
+        </w:rPr>
+        <w:t xml:space="preserve">values_from =</w:t>
+      </w:r>
+      <w:r>
+        <w:rPr>
+          <w:rStyle w:val="NormalTok"/>
+        </w:rPr>
+        <w:t xml:space="preserve"> needle_length_mm)</w:t>
+      </w:r>
+      <w:r>
+        <w:br/>
+      </w:r>
+      <w:r>
+        <w:br/>
+      </w:r>
+      <w:r>
+        <w:rPr>
+          <w:rStyle w:val="NormalTok"/>
+        </w:rPr>
+        <w:t xml:space="preserve">diffs </w:t>
+      </w:r>
+      <w:r>
+        <w:rPr>
+          <w:rStyle w:val="OtherTok"/>
+        </w:rPr>
+        <w:t xml:space="preserve">&lt;-</w:t>
+      </w:r>
+      <w:r>
+        <w:rPr>
+          <w:rStyle w:val="NormalTok"/>
+        </w:rPr>
+        <w:t xml:space="preserve"> p_wide_df</w:t>
+      </w:r>
+      <w:r>
+        <w:rPr>
+          <w:rStyle w:val="SpecialCharTok"/>
+        </w:rPr>
+        <w:t xml:space="preserve">$</w:t>
+      </w:r>
+      <w:r>
+        <w:rPr>
+          <w:rStyle w:val="NormalTok"/>
+        </w:rPr>
+        <w:t xml:space="preserve">shady </w:t>
+      </w:r>
+      <w:r>
+        <w:rPr>
+          <w:rStyle w:val="SpecialCharTok"/>
+        </w:rPr>
+        <w:t xml:space="preserve">-</w:t>
+      </w:r>
+      <w:r>
+        <w:rPr>
+          <w:rStyle w:val="NormalTok"/>
+        </w:rPr>
+        <w:t xml:space="preserve"> p_wide_df</w:t>
+      </w:r>
+      <w:r>
+        <w:rPr>
+          <w:rStyle w:val="SpecialCharTok"/>
+        </w:rPr>
+        <w:t xml:space="preserve">$</w:t>
+      </w:r>
+      <w:r>
+        <w:rPr>
+          <w:rStyle w:val="NormalTok"/>
+        </w:rPr>
+        <w:t xml:space="preserve">sunny</w:t>
+      </w:r>
+      <w:r>
+        <w:br/>
+      </w:r>
+      <w:r>
+        <w:rPr>
+          <w:rStyle w:val="NormalTok"/>
+        </w:rPr>
+        <w:t xml:space="preserve">dz    </w:t>
+      </w:r>
+      <w:r>
+        <w:rPr>
+          <w:rStyle w:val="OtherTok"/>
+        </w:rPr>
+        <w:t xml:space="preserve">&lt;-</w:t>
+      </w:r>
+      <w:r>
+        <w:rPr>
+          <w:rStyle w:val="NormalTok"/>
+        </w:rPr>
+        <w:t xml:space="preserve"> </w:t>
+      </w:r>
+      <w:r>
+        <w:rPr>
+          <w:rStyle w:val="FunctionTok"/>
+        </w:rPr>
+        <w:t xml:space="preserve">abs</w:t>
+      </w:r>
+      <w:r>
+        <w:rPr>
+          <w:rStyle w:val="NormalTok"/>
+        </w:rPr>
+        <w:t xml:space="preserve">(</w:t>
+      </w:r>
+      <w:r>
+        <w:rPr>
+          <w:rStyle w:val="FunctionTok"/>
+        </w:rPr>
+        <w:t xml:space="preserve">mean</w:t>
+      </w:r>
+      <w:r>
+        <w:rPr>
+          <w:rStyle w:val="NormalTok"/>
+        </w:rPr>
+        <w:t xml:space="preserve">(diffs)) </w:t>
+      </w:r>
+      <w:r>
+        <w:rPr>
+          <w:rStyle w:val="SpecialCharTok"/>
+        </w:rPr>
+        <w:t xml:space="preserve">/</w:t>
+      </w:r>
+      <w:r>
+        <w:rPr>
+          <w:rStyle w:val="NormalTok"/>
+        </w:rPr>
+        <w:t xml:space="preserve"> </w:t>
+      </w:r>
+      <w:r>
+        <w:rPr>
+          <w:rStyle w:val="FunctionTok"/>
+        </w:rPr>
+        <w:t xml:space="preserve">sd</w:t>
+      </w:r>
+      <w:r>
+        <w:rPr>
+          <w:rStyle w:val="NormalTok"/>
+        </w:rPr>
+        <w:t xml:space="preserve">(diffs)      </w:t>
+      </w:r>
+      <w:r>
+        <w:rPr>
           <w:rStyle w:val="CommentTok"/>
         </w:rPr>
-        <w:t xml:space="preserve"># More realistic effect sizes to test:</w:t>
+        <w:t xml:space="preserve"># effect size for the DIFFERENCES</w:t>
       </w:r>
       <w:r>
         <w:br/>
       </w:r>
       <w:r>
-        <w:rPr>
-          <w:rStyle w:val="NormalTok"/>
-        </w:rPr>
-        <w:t xml:space="preserve">observed_diff </w:t>
-      </w:r>
-      <w:r>
-        <w:rPr>
-          <w:rStyle w:val="OtherTok"/>
-        </w:rPr>
-        <w:t xml:space="preserve">&lt;-</w:t>
+        <w:br/>
+      </w:r>
+      <w:r>
+        <w:rPr>
+          <w:rStyle w:val="FunctionTok"/>
+        </w:rPr>
+        <w:t xml:space="preserve">cat</w:t>
+      </w:r>
+      <w:r>
+        <w:rPr>
+          <w:rStyle w:val="NormalTok"/>
+        </w:rPr>
+        <w:t xml:space="preserve">(</w:t>
+      </w:r>
+      <w:r>
+        <w:rPr>
+          <w:rStyle w:val="StringTok"/>
+        </w:rPr>
+        <w:t xml:space="preserve">"Differences:"</w:t>
+      </w:r>
+      <w:r>
+        <w:rPr>
+          <w:rStyle w:val="NormalTok"/>
+        </w:rPr>
+        <w:t xml:space="preserve">, </w:t>
+      </w:r>
+      <w:r>
+        <w:rPr>
+          <w:rStyle w:val="FunctionTok"/>
+        </w:rPr>
+        <w:t xml:space="preserve">round</w:t>
+      </w:r>
+      <w:r>
+        <w:rPr>
+          <w:rStyle w:val="NormalTok"/>
+        </w:rPr>
+        <w:t xml:space="preserve">(diffs, </w:t>
+      </w:r>
+      <w:r>
+        <w:rPr>
+          <w:rStyle w:val="DecValTok"/>
+        </w:rPr>
+        <w:t xml:space="preserve">2</w:t>
+      </w:r>
+      <w:r>
+        <w:rPr>
+          <w:rStyle w:val="NormalTok"/>
+        </w:rPr>
+        <w:t xml:space="preserve">), </w:t>
+      </w:r>
+      <w:r>
+        <w:rPr>
+          <w:rStyle w:val="StringTok"/>
+        </w:rPr>
+        <w:t xml:space="preserve">"</w:t>
+      </w:r>
+      <w:r>
+        <w:rPr>
+          <w:rStyle w:val="SpecialCharTok"/>
+        </w:rPr>
+        <w:t xml:space="preserve">\n</w:t>
+      </w:r>
+      <w:r>
+        <w:rPr>
+          <w:rStyle w:val="StringTok"/>
+        </w:rPr>
+        <w:t xml:space="preserve">"</w:t>
+      </w:r>
+      <w:r>
+        <w:rPr>
+          <w:rStyle w:val="NormalTok"/>
+        </w:rPr>
+        <w:t xml:space="preserve">)</w:t>
+      </w:r>
+    </w:p>
+    <w:p>
+      <w:pPr>
+        <w:pStyle w:val="SourceCode"/>
+      </w:pPr>
+      <w:r>
+        <w:rPr>
+          <w:rStyle w:val="VerbatimChar"/>
+        </w:rPr>
+        <w:t xml:space="preserve">Differences: -1.16 -0.15 -0.97 -2.1 </w:t>
+      </w:r>
+    </w:p>
+    <w:p>
+      <w:pPr>
+        <w:pStyle w:val="SourceCode"/>
+      </w:pPr>
+      <w:r>
+        <w:rPr>
+          <w:rStyle w:val="FunctionTok"/>
+        </w:rPr>
+        <w:t xml:space="preserve">cat</w:t>
+      </w:r>
+      <w:r>
+        <w:rPr>
+          <w:rStyle w:val="NormalTok"/>
+        </w:rPr>
+        <w:t xml:space="preserve">(</w:t>
+      </w:r>
+      <w:r>
+        <w:rPr>
+          <w:rStyle w:val="StringTok"/>
+        </w:rPr>
+        <w:t xml:space="preserve">"Cohen's dz ="</w:t>
+      </w:r>
+      <w:r>
+        <w:rPr>
+          <w:rStyle w:val="NormalTok"/>
+        </w:rPr>
+        <w:t xml:space="preserve">, </w:t>
+      </w:r>
+      <w:r>
+        <w:rPr>
+          <w:rStyle w:val="FunctionTok"/>
+        </w:rPr>
+        <w:t xml:space="preserve">round</w:t>
+      </w:r>
+      <w:r>
+        <w:rPr>
+          <w:rStyle w:val="NormalTok"/>
+        </w:rPr>
+        <w:t xml:space="preserve">(dz, </w:t>
+      </w:r>
+      <w:r>
+        <w:rPr>
+          <w:rStyle w:val="DecValTok"/>
+        </w:rPr>
+        <w:t xml:space="preserve">2</w:t>
+      </w:r>
+      <w:r>
+        <w:rPr>
+          <w:rStyle w:val="NormalTok"/>
+        </w:rPr>
+        <w:t xml:space="preserve">), </w:t>
+      </w:r>
+      <w:r>
+        <w:rPr>
+          <w:rStyle w:val="StringTok"/>
+        </w:rPr>
+        <w:t xml:space="preserve">"</w:t>
+      </w:r>
+      <w:r>
+        <w:rPr>
+          <w:rStyle w:val="SpecialCharTok"/>
+        </w:rPr>
+        <w:t xml:space="preserve">\n\n</w:t>
+      </w:r>
+      <w:r>
+        <w:rPr>
+          <w:rStyle w:val="StringTok"/>
+        </w:rPr>
+        <w:t xml:space="preserve">"</w:t>
+      </w:r>
+      <w:r>
+        <w:rPr>
+          <w:rStyle w:val="NormalTok"/>
+        </w:rPr>
+        <w:t xml:space="preserve">)</w:t>
+      </w:r>
+    </w:p>
+    <w:p>
+      <w:pPr>
+        <w:pStyle w:val="SourceCode"/>
+      </w:pPr>
+      <w:r>
+        <w:rPr>
+          <w:rStyle w:val="VerbatimChar"/>
+        </w:rPr>
+        <w:t xml:space="preserve">Cohen's dz = 1.36 </w:t>
+      </w:r>
+    </w:p>
+    <w:p>
+      <w:pPr>
+        <w:pStyle w:val="SourceCode"/>
+      </w:pPr>
+      <w:r>
+        <w:rPr>
+          <w:rStyle w:val="FunctionTok"/>
+        </w:rPr>
+        <w:t xml:space="preserve">cat</w:t>
+      </w:r>
+      <w:r>
+        <w:rPr>
+          <w:rStyle w:val="NormalTok"/>
+        </w:rPr>
+        <w:t xml:space="preserve">(</w:t>
+      </w:r>
+      <w:r>
+        <w:rPr>
+          <w:rStyle w:val="StringTok"/>
+        </w:rPr>
+        <w:t xml:space="preserve">"Paired power at n = 4:"</w:t>
+      </w:r>
+      <w:r>
+        <w:rPr>
+          <w:rStyle w:val="NormalTok"/>
+        </w:rPr>
+        <w:t xml:space="preserve">,</w:t>
+      </w:r>
+      <w:r>
+        <w:br/>
+      </w:r>
+      <w:r>
+        <w:rPr>
+          <w:rStyle w:val="NormalTok"/>
+        </w:rPr>
+        <w:t xml:space="preserve">    </w:t>
+      </w:r>
+      <w:r>
+        <w:rPr>
+          <w:rStyle w:val="FunctionTok"/>
+        </w:rPr>
+        <w:t xml:space="preserve">round</w:t>
+      </w:r>
+      <w:r>
+        <w:rPr>
+          <w:rStyle w:val="NormalTok"/>
+        </w:rPr>
+        <w:t xml:space="preserve">(</w:t>
+      </w:r>
+      <w:r>
+        <w:rPr>
+          <w:rStyle w:val="FunctionTok"/>
+        </w:rPr>
+        <w:t xml:space="preserve">power.t.test</w:t>
+      </w:r>
+      <w:r>
+        <w:rPr>
+          <w:rStyle w:val="NormalTok"/>
+        </w:rPr>
+        <w:t xml:space="preserve">(</w:t>
+      </w:r>
+      <w:r>
+        <w:rPr>
+          <w:rStyle w:val="AttributeTok"/>
+        </w:rPr>
+        <w:t xml:space="preserve">n =</w:t>
       </w:r>
       <w:r>
         <w:rPr>
@@ -5237,9 +6964,154 @@
       </w:r>
       <w:r>
         <w:rPr>
+          <w:rStyle w:val="DecValTok"/>
+        </w:rPr>
+        <w:t xml:space="preserve">4</w:t>
+      </w:r>
+      <w:r>
+        <w:rPr>
+          <w:rStyle w:val="NormalTok"/>
+        </w:rPr>
+        <w:t xml:space="preserve">, </w:t>
+      </w:r>
+      <w:r>
+        <w:rPr>
+          <w:rStyle w:val="AttributeTok"/>
+        </w:rPr>
+        <w:t xml:space="preserve">delta =</w:t>
+      </w:r>
+      <w:r>
+        <w:rPr>
+          <w:rStyle w:val="NormalTok"/>
+        </w:rPr>
+        <w:t xml:space="preserve"> dz, </w:t>
+      </w:r>
+      <w:r>
+        <w:rPr>
+          <w:rStyle w:val="AttributeTok"/>
+        </w:rPr>
+        <w:t xml:space="preserve">sd =</w:t>
+      </w:r>
+      <w:r>
+        <w:rPr>
+          <w:rStyle w:val="NormalTok"/>
+        </w:rPr>
+        <w:t xml:space="preserve"> </w:t>
+      </w:r>
+      <w:r>
+        <w:rPr>
+          <w:rStyle w:val="DecValTok"/>
+        </w:rPr>
+        <w:t xml:space="preserve">1</w:t>
+      </w:r>
+      <w:r>
+        <w:rPr>
+          <w:rStyle w:val="NormalTok"/>
+        </w:rPr>
+        <w:t xml:space="preserve">,</w:t>
+      </w:r>
+      <w:r>
+        <w:br/>
+      </w:r>
+      <w:r>
+        <w:rPr>
+          <w:rStyle w:val="NormalTok"/>
+        </w:rPr>
+        <w:t xml:space="preserve">                       </w:t>
+      </w:r>
+      <w:r>
+        <w:rPr>
+          <w:rStyle w:val="AttributeTok"/>
+        </w:rPr>
+        <w:t xml:space="preserve">type =</w:t>
+      </w:r>
+      <w:r>
+        <w:rPr>
+          <w:rStyle w:val="NormalTok"/>
+        </w:rPr>
+        <w:t xml:space="preserve"> </w:t>
+      </w:r>
+      <w:r>
+        <w:rPr>
+          <w:rStyle w:val="StringTok"/>
+        </w:rPr>
+        <w:t xml:space="preserve">"paired"</w:t>
+      </w:r>
+      <w:r>
+        <w:rPr>
+          <w:rStyle w:val="NormalTok"/>
+        </w:rPr>
+        <w:t xml:space="preserve">)</w:t>
+      </w:r>
+      <w:r>
+        <w:rPr>
+          <w:rStyle w:val="SpecialCharTok"/>
+        </w:rPr>
+        <w:t xml:space="preserve">$</w:t>
+      </w:r>
+      <w:r>
+        <w:rPr>
+          <w:rStyle w:val="NormalTok"/>
+        </w:rPr>
+        <w:t xml:space="preserve">power, </w:t>
+      </w:r>
+      <w:r>
+        <w:rPr>
+          <w:rStyle w:val="DecValTok"/>
+        </w:rPr>
+        <w:t xml:space="preserve">3</w:t>
+      </w:r>
+      <w:r>
+        <w:rPr>
+          <w:rStyle w:val="NormalTok"/>
+        </w:rPr>
+        <w:t xml:space="preserve">), </w:t>
+      </w:r>
+      <w:r>
+        <w:rPr>
+          <w:rStyle w:val="StringTok"/>
+        </w:rPr>
+        <w:t xml:space="preserve">"</w:t>
+      </w:r>
+      <w:r>
+        <w:rPr>
+          <w:rStyle w:val="SpecialCharTok"/>
+        </w:rPr>
+        <w:t xml:space="preserve">\n</w:t>
+      </w:r>
+      <w:r>
+        <w:rPr>
+          <w:rStyle w:val="StringTok"/>
+        </w:rPr>
+        <w:t xml:space="preserve">"</w:t>
+      </w:r>
+      <w:r>
+        <w:rPr>
+          <w:rStyle w:val="NormalTok"/>
+        </w:rPr>
+        <w:t xml:space="preserve">)</w:t>
+      </w:r>
+    </w:p>
+    <w:p>
+      <w:pPr>
+        <w:pStyle w:val="SourceCode"/>
+      </w:pPr>
+      <w:r>
+        <w:rPr>
+          <w:rStyle w:val="VerbatimChar"/>
+        </w:rPr>
+        <w:t xml:space="preserve">Paired power at n = 4: 0.464 </w:t>
+      </w:r>
+    </w:p>
+    <w:p>
+      <w:pPr>
+        <w:pStyle w:val="SourceCode"/>
+      </w:pPr>
+      <w:r>
+        <w:rPr>
           <w:rStyle w:val="FunctionTok"/>
         </w:rPr>
-        <w:t xml:space="preserve">abs</w:t>
+        <w:t xml:space="preserve">cat</w:t>
       </w:r>
       <w:r>
         <w:rPr>
@@ -5249,15 +7121,141 @@
       </w:r>
       <w:r>
         <w:rPr>
+          <w:rStyle w:val="StringTok"/>
+        </w:rPr>
+        <w:t xml:space="preserve">"Trees needed for 80% power, paired:"</w:t>
+      </w:r>
+      <w:r>
+        <w:rPr>
+          <w:rStyle w:val="NormalTok"/>
+        </w:rPr>
+        <w:t xml:space="preserve">,</w:t>
+      </w:r>
+      <w:r>
+        <w:br/>
+      </w:r>
+      <w:r>
+        <w:rPr>
+          <w:rStyle w:val="NormalTok"/>
+        </w:rPr>
+        <w:t xml:space="preserve">    </w:t>
+      </w:r>
+      <w:r>
+        <w:rPr>
           <w:rStyle w:val="FunctionTok"/>
         </w:rPr>
-        <w:t xml:space="preserve">mean</w:t>
-      </w:r>
-      <w:r>
-        <w:rPr>
-          <w:rStyle w:val="NormalTok"/>
-        </w:rPr>
-        <w:t xml:space="preserve">(ps_shady_df</w:t>
+        <w:t xml:space="preserve">ceiling</w:t>
+      </w:r>
+      <w:r>
+        <w:rPr>
+          <w:rStyle w:val="NormalTok"/>
+        </w:rPr>
+        <w:t xml:space="preserve">(</w:t>
+      </w:r>
+      <w:r>
+        <w:rPr>
+          <w:rStyle w:val="FunctionTok"/>
+        </w:rPr>
+        <w:t xml:space="preserve">power.t.test</w:t>
+      </w:r>
+      <w:r>
+        <w:rPr>
+          <w:rStyle w:val="NormalTok"/>
+        </w:rPr>
+        <w:t xml:space="preserve">(</w:t>
+      </w:r>
+      <w:r>
+        <w:rPr>
+          <w:rStyle w:val="AttributeTok"/>
+        </w:rPr>
+        <w:t xml:space="preserve">delta =</w:t>
+      </w:r>
+      <w:r>
+        <w:rPr>
+          <w:rStyle w:val="NormalTok"/>
+        </w:rPr>
+        <w:t xml:space="preserve"> dz, </w:t>
+      </w:r>
+      <w:r>
+        <w:rPr>
+          <w:rStyle w:val="AttributeTok"/>
+        </w:rPr>
+        <w:t xml:space="preserve">sd =</w:t>
+      </w:r>
+      <w:r>
+        <w:rPr>
+          <w:rStyle w:val="NormalTok"/>
+        </w:rPr>
+        <w:t xml:space="preserve"> </w:t>
+      </w:r>
+      <w:r>
+        <w:rPr>
+          <w:rStyle w:val="DecValTok"/>
+        </w:rPr>
+        <w:t xml:space="preserve">1</w:t>
+      </w:r>
+      <w:r>
+        <w:rPr>
+          <w:rStyle w:val="NormalTok"/>
+        </w:rPr>
+        <w:t xml:space="preserve">, </w:t>
+      </w:r>
+      <w:r>
+        <w:rPr>
+          <w:rStyle w:val="AttributeTok"/>
+        </w:rPr>
+        <w:t xml:space="preserve">power =</w:t>
+      </w:r>
+      <w:r>
+        <w:rPr>
+          <w:rStyle w:val="NormalTok"/>
+        </w:rPr>
+        <w:t xml:space="preserve"> </w:t>
+      </w:r>
+      <w:r>
+        <w:rPr>
+          <w:rStyle w:val="FloatTok"/>
+        </w:rPr>
+        <w:t xml:space="preserve">0.80</w:t>
+      </w:r>
+      <w:r>
+        <w:rPr>
+          <w:rStyle w:val="NormalTok"/>
+        </w:rPr>
+        <w:t xml:space="preserve">,</w:t>
+      </w:r>
+      <w:r>
+        <w:br/>
+      </w:r>
+      <w:r>
+        <w:rPr>
+          <w:rStyle w:val="NormalTok"/>
+        </w:rPr>
+        <w:t xml:space="preserve">                         </w:t>
+      </w:r>
+      <w:r>
+        <w:rPr>
+          <w:rStyle w:val="AttributeTok"/>
+        </w:rPr>
+        <w:t xml:space="preserve">type =</w:t>
+      </w:r>
+      <w:r>
+        <w:rPr>
+          <w:rStyle w:val="NormalTok"/>
+        </w:rPr>
+        <w:t xml:space="preserve"> </w:t>
+      </w:r>
+      <w:r>
+        <w:rPr>
+          <w:rStyle w:val="StringTok"/>
+        </w:rPr>
+        <w:t xml:space="preserve">"paired"</w:t>
+      </w:r>
+      <w:r>
+        <w:rPr>
+          <w:rStyle w:val="NormalTok"/>
+        </w:rPr>
+        <w:t xml:space="preserve">)</w:t>
       </w:r>
       <w:r>
         <w:rPr>
@@ -5269,553 +7267,505 @@
         <w:rPr>
           <w:rStyle w:val="NormalTok"/>
         </w:rPr>
-        <w:t xml:space="preserve">length_mm) </w:t>
+        <w:t xml:space="preserve">n), </w:t>
+      </w:r>
+      <w:r>
+        <w:rPr>
+          <w:rStyle w:val="StringTok"/>
+        </w:rPr>
+        <w:t xml:space="preserve">"</w:t>
       </w:r>
       <w:r>
         <w:rPr>
           <w:rStyle w:val="SpecialCharTok"/>
         </w:rPr>
-        <w:t xml:space="preserve">-</w:t>
-      </w:r>
-      <w:r>
-        <w:rPr>
-          <w:rStyle w:val="NormalTok"/>
-        </w:rPr>
+        <w:t xml:space="preserve">\n</w:t>
+      </w:r>
+      <w:r>
+        <w:rPr>
+          <w:rStyle w:val="StringTok"/>
+        </w:rPr>
+        <w:t xml:space="preserve">"</w:t>
+      </w:r>
+      <w:r>
+        <w:rPr>
+          <w:rStyle w:val="NormalTok"/>
+        </w:rPr>
+        <w:t xml:space="preserve">)</w:t>
+      </w:r>
+    </w:p>
+    <w:p>
+      <w:pPr>
+        <w:pStyle w:val="SourceCode"/>
+      </w:pPr>
+      <w:r>
+        <w:rPr>
+          <w:rStyle w:val="VerbatimChar"/>
+        </w:rPr>
+        <w:t xml:space="preserve">Trees needed for 80% power, paired: 7 </w:t>
+      </w:r>
+    </w:p>
+    <w:tbl>
+      <w:tblPr>
+        <w:tblStyle w:val="Table"/>
+        <w:tblW w:type="auto" w:w="0"/>
+        <w:tblLook w:firstRow="1" w:lastRow="0" w:firstColumn="0" w:lastColumn="0" w:noHBand="0" w:noVBand="0" w:val="0020"/>
+      </w:tblPr>
+      <w:tblGrid>
+        <w:gridCol w:w="2640"/>
+        <w:gridCol w:w="2640"/>
+        <w:gridCol w:w="2640"/>
+      </w:tblGrid>
+      <w:tr>
+        <w:trPr>
+          <w:tblHeader w:val="on"/>
+        </w:trPr>
+        <w:tc>
+          <w:tcPr/>
+          <w:p>
+            <w:pPr>
+              <w:pStyle w:val="Compact"/>
+            </w:pPr>
+            <w:r>
+              <w:t xml:space="preserve">Design</w:t>
+            </w:r>
+          </w:p>
+        </w:tc>
+        <w:tc>
+          <w:tcPr/>
+          <w:p>
+            <w:pPr>
+              <w:pStyle w:val="Compact"/>
+            </w:pPr>
+            <w:r>
+              <w:t xml:space="preserve">Power at n = 4</w:t>
+            </w:r>
+          </w:p>
+        </w:tc>
+        <w:tc>
+          <w:tcPr/>
+          <w:p>
+            <w:pPr>
+              <w:pStyle w:val="Compact"/>
+            </w:pPr>
+            <w:r>
+              <w:t xml:space="preserve">Trees for 80%</w:t>
+            </w:r>
+          </w:p>
+        </w:tc>
+      </w:tr>
+      <w:tr>
+        <w:tc>
+          <w:tcPr/>
+          <w:p>
+            <w:pPr>
+              <w:pStyle w:val="Compact"/>
+            </w:pPr>
+            <w:r>
+              <w:t xml:space="preserve">Unpaired</w:t>
+            </w:r>
+          </w:p>
+        </w:tc>
+        <w:tc>
+          <w:tcPr/>
+          <w:p>
+            <w:pPr>
+              <w:pStyle w:val="Compact"/>
+            </w:pPr>
+            <w:r>
+              <w:t xml:space="preserve">11%</w:t>
+            </w:r>
+          </w:p>
+        </w:tc>
+        <w:tc>
+          <w:tcPr/>
+          <w:p>
+            <w:pPr>
+              <w:pStyle w:val="Compact"/>
+            </w:pPr>
+            <w:r>
+              <w:rPr>
+                <w:b/>
+                <w:bCs/>
+              </w:rPr>
+              <w:t xml:space="preserve">44 per side</w:t>
+            </w:r>
+          </w:p>
+        </w:tc>
+      </w:tr>
+      <w:tr>
+        <w:tc>
+          <w:tcPr/>
+          <w:p>
+            <w:pPr>
+              <w:pStyle w:val="Compact"/>
+            </w:pPr>
+            <w:r>
+              <w:t xml:space="preserve">Paired</w:t>
+            </w:r>
+          </w:p>
+        </w:tc>
+        <w:tc>
+          <w:tcPr/>
+          <w:p>
+            <w:pPr>
+              <w:pStyle w:val="Compact"/>
+            </w:pPr>
+            <w:r>
+              <w:t xml:space="preserve">46%</w:t>
+            </w:r>
+          </w:p>
+        </w:tc>
+        <w:tc>
+          <w:tcPr/>
+          <w:p>
+            <w:pPr>
+              <w:pStyle w:val="Compact"/>
+            </w:pPr>
+            <w:r>
+              <w:rPr>
+                <w:b/>
+                <w:bCs/>
+              </w:rPr>
+              <w:t xml:space="preserve">7 total</w:t>
+            </w:r>
+          </w:p>
+        </w:tc>
+      </w:tr>
+    </w:tbl>
+    <w:p>
+      <w:pPr>
+        <w:pStyle w:val="BodyText"/>
+      </w:pPr>
+      <w:r>
         <w:t xml:space="preserve"> </w:t>
       </w:r>
-      <w:r>
-        <w:rPr>
-          <w:rStyle w:val="FunctionTok"/>
-        </w:rPr>
-        <w:t xml:space="preserve">mean</w:t>
-      </w:r>
-      <w:r>
-        <w:rPr>
-          <w:rStyle w:val="NormalTok"/>
-        </w:rPr>
-        <w:t xml:space="preserve">(ps_sunny_df</w:t>
-      </w:r>
-      <w:r>
-        <w:rPr>
-          <w:rStyle w:val="SpecialCharTok"/>
-        </w:rPr>
-        <w:t xml:space="preserve">$</w:t>
-      </w:r>
-      <w:r>
-        <w:rPr>
-          <w:rStyle w:val="NormalTok"/>
-        </w:rPr>
-        <w:t xml:space="preserve">length_mm))</w:t>
-      </w:r>
-      <w:r>
-        <w:br/>
-      </w:r>
-      <w:r>
-        <w:rPr>
-          <w:rStyle w:val="NormalTok"/>
-        </w:rPr>
-        <w:t xml:space="preserve">pine_effect_size_observed </w:t>
-      </w:r>
-      <w:r>
-        <w:rPr>
-          <w:rStyle w:val="OtherTok"/>
-        </w:rPr>
-        <w:t xml:space="preserve">&lt;-</w:t>
-      </w:r>
-      <w:r>
-        <w:rPr>
-          <w:rStyle w:val="NormalTok"/>
-        </w:rPr>
-        <w:t xml:space="preserve"> observed_diff </w:t>
-      </w:r>
-      <w:r>
-        <w:rPr>
-          <w:rStyle w:val="SpecialCharTok"/>
-        </w:rPr>
-        <w:t xml:space="preserve">/</w:t>
-      </w:r>
-      <w:r>
-        <w:rPr>
-          <w:rStyle w:val="NormalTok"/>
-        </w:rPr>
-        <w:t xml:space="preserve"> pine_sd_pooled</w:t>
-      </w:r>
-      <w:r>
-        <w:br/>
-      </w:r>
-      <w:r>
-        <w:rPr>
-          <w:rStyle w:val="FunctionTok"/>
-        </w:rPr>
-        <w:t xml:space="preserve">cat</w:t>
-      </w:r>
-      <w:r>
-        <w:rPr>
-          <w:rStyle w:val="NormalTok"/>
-        </w:rPr>
-        <w:t xml:space="preserve">(</w:t>
-      </w:r>
-      <w:r>
-        <w:rPr>
-          <w:rStyle w:val="StringTok"/>
-        </w:rPr>
-        <w:t xml:space="preserve">"Effect size for observed"</w:t>
-      </w:r>
-      <w:r>
-        <w:rPr>
-          <w:rStyle w:val="NormalTok"/>
-        </w:rPr>
-        <w:t xml:space="preserve">, </w:t>
-      </w:r>
-      <w:r>
-        <w:rPr>
-          <w:rStyle w:val="FunctionTok"/>
-        </w:rPr>
-        <w:t xml:space="preserve">round</w:t>
-      </w:r>
-      <w:r>
-        <w:rPr>
-          <w:rStyle w:val="NormalTok"/>
-        </w:rPr>
-        <w:t xml:space="preserve">(observed_diff, </w:t>
-      </w:r>
-      <w:r>
-        <w:rPr>
-          <w:rStyle w:val="DecValTok"/>
-        </w:rPr>
-        <w:t xml:space="preserve">2</w:t>
-      </w:r>
-      <w:r>
-        <w:rPr>
-          <w:rStyle w:val="NormalTok"/>
-        </w:rPr>
-        <w:t xml:space="preserve">), </w:t>
-      </w:r>
-      <w:r>
-        <w:rPr>
-          <w:rStyle w:val="StringTok"/>
-        </w:rPr>
-        <w:t xml:space="preserve">"mm difference: Cohen's d ="</w:t>
-      </w:r>
-      <w:r>
-        <w:rPr>
-          <w:rStyle w:val="NormalTok"/>
-        </w:rPr>
-        <w:t xml:space="preserve">, </w:t>
-      </w:r>
-      <w:r>
-        <w:rPr>
-          <w:rStyle w:val="FunctionTok"/>
-        </w:rPr>
-        <w:t xml:space="preserve">round</w:t>
-      </w:r>
-      <w:r>
-        <w:rPr>
-          <w:rStyle w:val="NormalTok"/>
-        </w:rPr>
-        <w:t xml:space="preserve">(pine_effect_size_observed, </w:t>
-      </w:r>
-      <w:r>
-        <w:rPr>
-          <w:rStyle w:val="DecValTok"/>
-        </w:rPr>
-        <w:t xml:space="preserve">2</w:t>
-      </w:r>
-      <w:r>
-        <w:rPr>
-          <w:rStyle w:val="NormalTok"/>
-        </w:rPr>
-        <w:t xml:space="preserve">), </w:t>
-      </w:r>
-      <w:r>
-        <w:rPr>
-          <w:rStyle w:val="StringTok"/>
-        </w:rPr>
-        <w:t xml:space="preserve">"</w:t>
-      </w:r>
-      <w:r>
-        <w:rPr>
-          <w:rStyle w:val="SpecialCharTok"/>
-        </w:rPr>
-        <w:t xml:space="preserve">\n</w:t>
-      </w:r>
-      <w:r>
-        <w:rPr>
-          <w:rStyle w:val="StringTok"/>
-        </w:rPr>
-        <w:t xml:space="preserve">"</w:t>
-      </w:r>
-      <w:r>
-        <w:rPr>
-          <w:rStyle w:val="NormalTok"/>
-        </w:rPr>
-        <w:t xml:space="preserve">)</w:t>
-      </w:r>
-    </w:p>
-    <w:p>
-      <w:pPr>
-        <w:pStyle w:val="SourceCode"/>
-      </w:pPr>
-      <w:r>
-        <w:rPr>
-          <w:rStyle w:val="VerbatimChar"/>
-        </w:rPr>
-        <w:t xml:space="preserve">Effect size for observed 1.45 mm difference: Cohen's d = 0.56 </w:t>
-      </w:r>
-    </w:p>
-    <w:p>
-      <w:pPr>
-        <w:pStyle w:val="SourceCode"/>
-      </w:pPr>
-      <w:r>
-        <w:rPr>
-          <w:rStyle w:val="NormalTok"/>
-        </w:rPr>
-        <w:t xml:space="preserve">pine_power_observed </w:t>
-      </w:r>
-      <w:r>
-        <w:rPr>
-          <w:rStyle w:val="OtherTok"/>
-        </w:rPr>
-        <w:t xml:space="preserve">&lt;-</w:t>
-      </w:r>
-      <w:r>
-        <w:rPr>
-          <w:rStyle w:val="NormalTok"/>
-        </w:rPr>
+    </w:p>
+    <w:tbl>
+      <w:tblPr>
+        <w:tblStyle w:val="Table"/>
+        <w:tblLook w:firstRow="0" w:lastRow="0" w:firstColumn="0" w:lastColumn="0" w:noHBand="0" w:noVBand="0" w:val="0000"/>
+        <w:tblBorders>
+          <w:top w:val="single" w:sz="4" w:space="0" w:color="CC1914"/>
+          <w:left w:val="single" w:sz="24" w:space="0" w:color="CC1914"/>
+          <w:bottom w:val="single" w:sz="4" w:space="0" w:color="CC1914"/>
+          <w:right w:val="single" w:sz="4" w:space="0" w:color="CC1914"/>
+        </w:tblBorders>
+        <w:tblCellMar>
+          <w:left w:w="144" w:type="dxa"/>
+          <w:right w:w="144" w:type="dxa"/>
+        </w:tblCellMar>
+        <w:tblLook w:firstRow="0" w:lastRow="0" w:firstColumn="0" w:lastColumn="0" w:noHBand="0" w:noVBand="0" w:val="0000"/>
+      </w:tblPr>
+      <w:tr>
+        <w:trPr>
+          <w:cantSplit/>
+        </w:trPr>
+        <w:tc>
+          <w:tcPr>
+            <w:shd w:color="auto" w:fill="f7dddc" w:val="clear"/>
+            <w:tcMar>
+              <w:top w:w="92" w:type="dxa"/>
+              <w:bottom w:w="92" w:type="dxa"/>
+            </w:tcMar>
+          </w:tcPr>
+          <w:p>
+            <w:pPr>
+              <w:pStyle w:val="BodyText"/>
+            </w:pPr>
+            <w:pPr>
+              <w:spacing w:before="0" w:after="0"/>
+              <w:textAlignment w:val="center"/>
+            </w:pPr>
+            <w:r>
+              <w:drawing>
+                <wp:inline>
+                  <wp:extent cx="152400" cy="152400"/>
+                  <wp:effectExtent b="0" l="0" r="0" t="0"/>
+                  <wp:docPr descr="" title="" id="92" name="Picture"/>
+                  <a:graphic>
+                    <a:graphicData uri="http://schemas.openxmlformats.org/drawingml/2006/picture">
+                      <pic:pic>
+                        <pic:nvPicPr>
+                          <pic:cNvPr descr="/Applications/Positron.app/Contents/Resources/app/quarto/share/formats/docx/important.png" id="93" name="Picture"/>
+                          <pic:cNvPicPr>
+                            <a:picLocks noChangeArrowheads="1" noChangeAspect="1"/>
+                          </pic:cNvPicPr>
+                        </pic:nvPicPr>
+                        <pic:blipFill>
+                          <a:blip r:embed="rId82"/>
+                          <a:stretch>
+                            <a:fillRect/>
+                          </a:stretch>
+                        </pic:blipFill>
+                        <pic:spPr bwMode="auto">
+                          <a:xfrm>
+                            <a:off x="0" y="0"/>
+                            <a:ext cx="152400" cy="152400"/>
+                          </a:xfrm>
+                          <a:prstGeom prst="rect">
+                            <a:avLst/>
+                          </a:prstGeom>
+                          <a:noFill/>
+                          <a:ln w="9525">
+                            <a:noFill/>
+                            <a:headEnd/>
+                            <a:tailEnd/>
+                          </a:ln>
+                        </pic:spPr>
+                      </pic:pic>
+                    </a:graphicData>
+                  </a:graphic>
+                </wp:inline>
+              </w:drawing>
+            </w:r>
+            <w:r>
+              <w:t xml:space="preserve"> </w:t>
+            </w:r>
+            <w:r>
+              <w:t xml:space="preserve"> </w:t>
+            </w:r>
+            <w:r>
+              <w:t xml:space="preserve">Important</w:t>
+            </w:r>
+          </w:p>
+        </w:tc>
+      </w:tr>
+      <w:tr>
+        <w:trPr>
+          <w:cantSplit/>
+        </w:trPr>
+        <w:tc>
+          <w:tcPr>
+            <w:tcMar>
+              <w:top w:w="108" w:type="dxa"/>
+              <w:bottom w:w="108" w:type="dxa"/>
+            </w:tcMar>
+          </w:tcPr>
+          <w:p>
+            <w:pPr>
+              <w:pStyle w:val="BodyText"/>
+            </w:pPr>
+            <w:pPr>
+              <w:spacing w:before="16"/>
+            </w:pPr>
+            <w:r>
+              <w:rPr>
+                <w:b/>
+                <w:bCs/>
+              </w:rPr>
+              <w:t xml:space="preserve">Same trees. Same needles. Same measurements.</w:t>
+            </w:r>
+          </w:p>
+          <w:p>
+            <w:pPr>
+              <w:pStyle w:val="BodyText"/>
+            </w:pPr>
+            <w:pPr>
+              <w:spacing w:after="16"/>
+            </w:pPr>
+            <w:r>
+              <w:t xml:space="preserve">Pairing takes this study from needing</w:t>
+            </w:r>
+            <w:r>
+              <w:t xml:space="preserve"> </w:t>
+            </w:r>
+            <w:r>
+              <w:rPr>
+                <w:b/>
+                <w:bCs/>
+              </w:rPr>
+              <w:t xml:space="preserve">44 trees per side</w:t>
+            </w:r>
+            <w:r>
+              <w:t xml:space="preserve"> </w:t>
+            </w:r>
+            <w:r>
+              <w:t xml:space="preserve">to needing</w:t>
+            </w:r>
+            <w:r>
+              <w:t xml:space="preserve"> </w:t>
+            </w:r>
+            <w:r>
+              <w:rPr>
+                <w:b/>
+                <w:bCs/>
+              </w:rPr>
+              <w:t xml:space="preserve">7 trees</w:t>
+            </w:r>
+            <w:r>
+              <w:t xml:space="preserve">. That is not a statistical trick — it is what respecting the design of your own experiment is worth.</w:t>
+            </w:r>
+          </w:p>
+          <w:p/>
+        </w:tc>
+      </w:tr>
+    </w:tbl>
+    <w:p>
+      <w:pPr>
+        <w:pStyle w:val="BodyText"/>
+      </w:pPr>
+      <w:r>
         <w:t xml:space="preserve"> </w:t>
       </w:r>
-      <w:r>
-        <w:rPr>
-          <w:rStyle w:val="FunctionTok"/>
-        </w:rPr>
-        <w:t xml:space="preserve">power.t.test</w:t>
-      </w:r>
-      <w:r>
-        <w:rPr>
-          <w:rStyle w:val="NormalTok"/>
-        </w:rPr>
-        <w:t xml:space="preserve">(</w:t>
-      </w:r>
-      <w:r>
-        <w:rPr>
-          <w:rStyle w:val="AttributeTok"/>
-        </w:rPr>
-        <w:t xml:space="preserve">n =</w:t>
-      </w:r>
-      <w:r>
-        <w:rPr>
-          <w:rStyle w:val="NormalTok"/>
-        </w:rPr>
+    </w:p>
+    <w:tbl>
+      <w:tblPr>
+        <w:tblStyle w:val="Table"/>
+        <w:tblLook w:firstRow="0" w:lastRow="0" w:firstColumn="0" w:lastColumn="0" w:noHBand="0" w:noVBand="0" w:val="0000"/>
+        <w:tblBorders>
+          <w:top w:val="single" w:sz="4" w:space="0" w:color="00A047"/>
+          <w:left w:val="single" w:sz="24" w:space="0" w:color="00A047"/>
+          <w:bottom w:val="single" w:sz="4" w:space="0" w:color="00A047"/>
+          <w:right w:val="single" w:sz="4" w:space="0" w:color="00A047"/>
+        </w:tblBorders>
+        <w:tblCellMar>
+          <w:left w:w="144" w:type="dxa"/>
+          <w:right w:w="144" w:type="dxa"/>
+        </w:tblCellMar>
+        <w:tblLook w:firstRow="0" w:lastRow="0" w:firstColumn="0" w:lastColumn="0" w:noHBand="0" w:noVBand="0" w:val="0000"/>
+      </w:tblPr>
+      <w:tr>
+        <w:trPr>
+          <w:cantSplit/>
+        </w:trPr>
+        <w:tc>
+          <w:tcPr>
+            <w:shd w:color="auto" w:fill="ccf1e3" w:val="clear"/>
+            <w:tcMar>
+              <w:top w:w="92" w:type="dxa"/>
+              <w:bottom w:w="92" w:type="dxa"/>
+            </w:tcMar>
+          </w:tcPr>
+          <w:p>
+            <w:pPr>
+              <w:pStyle w:val="BodyText"/>
+            </w:pPr>
+            <w:pPr>
+              <w:spacing w:before="0" w:after="0"/>
+              <w:textAlignment w:val="center"/>
+            </w:pPr>
+            <w:r>
+              <w:drawing>
+                <wp:inline>
+                  <wp:extent cx="152400" cy="152400"/>
+                  <wp:effectExtent b="0" l="0" r="0" t="0"/>
+                  <wp:docPr descr="" title="" id="94" name="Picture"/>
+                  <a:graphic>
+                    <a:graphicData uri="http://schemas.openxmlformats.org/drawingml/2006/picture">
+                      <pic:pic>
+                        <pic:nvPicPr>
+                          <pic:cNvPr descr="/Applications/Positron.app/Contents/Resources/app/quarto/share/formats/docx/tip.png" id="95" name="Picture"/>
+                          <pic:cNvPicPr>
+                            <a:picLocks noChangeArrowheads="1" noChangeAspect="1"/>
+                          </pic:cNvPicPr>
+                        </pic:nvPicPr>
+                        <pic:blipFill>
+                          <a:blip r:embed="rId76"/>
+                          <a:stretch>
+                            <a:fillRect/>
+                          </a:stretch>
+                        </pic:blipFill>
+                        <pic:spPr bwMode="auto">
+                          <a:xfrm>
+                            <a:off x="0" y="0"/>
+                            <a:ext cx="152400" cy="152400"/>
+                          </a:xfrm>
+                          <a:prstGeom prst="rect">
+                            <a:avLst/>
+                          </a:prstGeom>
+                          <a:noFill/>
+                          <a:ln w="9525">
+                            <a:noFill/>
+                            <a:headEnd/>
+                            <a:tailEnd/>
+                          </a:ln>
+                        </pic:spPr>
+                      </pic:pic>
+                    </a:graphicData>
+                  </a:graphic>
+                </wp:inline>
+              </w:drawing>
+            </w:r>
+            <w:r>
+              <w:t xml:space="preserve"> </w:t>
+            </w:r>
+            <w:r>
+              <w:t xml:space="preserve"> </w:t>
+            </w:r>
+            <w:r>
+              <w:t xml:space="preserve">Tip</w:t>
+            </w:r>
+          </w:p>
+        </w:tc>
+      </w:tr>
+      <w:tr>
+        <w:trPr>
+          <w:cantSplit/>
+        </w:trPr>
+        <w:tc>
+          <w:tcPr>
+            <w:tcMar>
+              <w:top w:w="108" w:type="dxa"/>
+              <w:bottom w:w="108" w:type="dxa"/>
+            </w:tcMar>
+          </w:tcPr>
+          <w:p>
+            <w:pPr>
+              <w:pStyle w:val="BodyText"/>
+            </w:pPr>
+            <w:pPr>
+              <w:spacing w:before="16"/>
+            </w:pPr>
+            <w:r>
+              <w:rPr>
+                <w:b/>
+                <w:bCs/>
+              </w:rPr>
+              <w:t xml:space="preserve">🖐 Now the p-value makes sense</w:t>
+            </w:r>
+          </w:p>
+          <w:p>
+            <w:pPr>
+              <w:pStyle w:val="BodyText"/>
+            </w:pPr>
+            <w:pPr>
+              <w:spacing w:after="16"/>
+            </w:pPr>
+            <w:r>
+              <w:t xml:space="preserve">Our paired test gave p = 0.072. With 46% power, landing just outside significance is exactly what you should expect — not a surprise, and not evidence of no effect.</w:t>
+            </w:r>
+          </w:p>
+          <w:p/>
+        </w:tc>
+      </w:tr>
+    </w:tbl>
+    <w:bookmarkEnd w:id="96"/>
+    <w:bookmarkStart w:id="101" w:name="what-is-power"/>
+    <w:p>
+      <w:pPr>
+        <w:pStyle w:val="Heading2"/>
+      </w:pPr>
+      <w:r>
+        <w:t xml:space="preserve">What Is Power?</w:t>
+      </w:r>
+    </w:p>
+    <w:p>
+      <w:pPr>
+        <w:pStyle w:val="FirstParagraph"/>
+      </w:pPr>
+      <w:r>
+        <w:t xml:space="preserve">Statistical power is the probability of detecting a true effect — of rejecting the null hypothesis when it really is false. Power of 80% means an 80% chance of finding a difference of a given size,</w:t>
+      </w:r>
+      <w:r>
         <w:t xml:space="preserve"> </w:t>
       </w:r>
       <w:r>
         <w:rPr>
-          <w:rStyle w:val="FunctionTok"/>
-        </w:rPr>
-        <w:t xml:space="preserve">min</w:t>
-      </w:r>
-      <w:r>
-        <w:rPr>
-          <w:rStyle w:val="NormalTok"/>
-        </w:rPr>
-        <w:t xml:space="preserve">(pine_n1, pine_n2),</w:t>
-      </w:r>
-      <w:r>
-        <w:br/>
-      </w:r>
-      <w:r>
-        <w:rPr>
-          <w:rStyle w:val="NormalTok"/>
-        </w:rPr>
-        <w:t xml:space="preserve">                                   </w:t>
-      </w:r>
-      <w:r>
-        <w:rPr>
-          <w:rStyle w:val="AttributeTok"/>
-        </w:rPr>
-        <w:t xml:space="preserve">delta =</w:t>
-      </w:r>
-      <w:r>
-        <w:rPr>
-          <w:rStyle w:val="NormalTok"/>
-        </w:rPr>
-        <w:t xml:space="preserve"> pine_effect_size_observed,</w:t>
-      </w:r>
-      <w:r>
-        <w:br/>
-      </w:r>
-      <w:r>
-        <w:rPr>
-          <w:rStyle w:val="NormalTok"/>
-        </w:rPr>
-        <w:t xml:space="preserve">                                   </w:t>
-      </w:r>
-      <w:r>
-        <w:rPr>
-          <w:rStyle w:val="AttributeTok"/>
-        </w:rPr>
-        <w:t xml:space="preserve">sd =</w:t>
-      </w:r>
-      <w:r>
-        <w:rPr>
-          <w:rStyle w:val="NormalTok"/>
-        </w:rPr>
-        <w:t xml:space="preserve"> </w:t>
-      </w:r>
-      <w:r>
-        <w:rPr>
-          <w:rStyle w:val="DecValTok"/>
-        </w:rPr>
-        <w:t xml:space="preserve">1</w:t>
-      </w:r>
-      <w:r>
-        <w:rPr>
-          <w:rStyle w:val="NormalTok"/>
-        </w:rPr>
-        <w:t xml:space="preserve">,</w:t>
-      </w:r>
-      <w:r>
-        <w:br/>
-      </w:r>
-      <w:r>
-        <w:rPr>
-          <w:rStyle w:val="NormalTok"/>
-        </w:rPr>
-        <w:t xml:space="preserve">                                   </w:t>
-      </w:r>
-      <w:r>
-        <w:rPr>
-          <w:rStyle w:val="AttributeTok"/>
-        </w:rPr>
-        <w:t xml:space="preserve">sig.level =</w:t>
-      </w:r>
-      <w:r>
-        <w:rPr>
-          <w:rStyle w:val="NormalTok"/>
-        </w:rPr>
-        <w:t xml:space="preserve"> pine_alpha,</w:t>
-      </w:r>
-      <w:r>
-        <w:br/>
-      </w:r>
-      <w:r>
-        <w:rPr>
-          <w:rStyle w:val="NormalTok"/>
-        </w:rPr>
-        <w:t xml:space="preserve">                                   </w:t>
-      </w:r>
-      <w:r>
-        <w:rPr>
-          <w:rStyle w:val="AttributeTok"/>
-        </w:rPr>
-        <w:t xml:space="preserve">type =</w:t>
-      </w:r>
-      <w:r>
-        <w:rPr>
-          <w:rStyle w:val="NormalTok"/>
-        </w:rPr>
-        <w:t xml:space="preserve"> </w:t>
-      </w:r>
-      <w:r>
-        <w:rPr>
-          <w:rStyle w:val="StringTok"/>
-        </w:rPr>
-        <w:t xml:space="preserve">"two.sample"</w:t>
-      </w:r>
-      <w:r>
-        <w:rPr>
-          <w:rStyle w:val="NormalTok"/>
-        </w:rPr>
-        <w:t xml:space="preserve">,</w:t>
-      </w:r>
-      <w:r>
-        <w:br/>
-      </w:r>
-      <w:r>
-        <w:rPr>
-          <w:rStyle w:val="NormalTok"/>
-        </w:rPr>
-        <w:t xml:space="preserve">                                   </w:t>
-      </w:r>
-      <w:r>
-        <w:rPr>
-          <w:rStyle w:val="AttributeTok"/>
-        </w:rPr>
-        <w:t xml:space="preserve">alternative =</w:t>
-      </w:r>
-      <w:r>
-        <w:rPr>
-          <w:rStyle w:val="NormalTok"/>
-        </w:rPr>
-        <w:t xml:space="preserve"> </w:t>
-      </w:r>
-      <w:r>
-        <w:rPr>
-          <w:rStyle w:val="StringTok"/>
-        </w:rPr>
-        <w:t xml:space="preserve">"two.sided"</w:t>
-      </w:r>
-      <w:r>
-        <w:rPr>
-          <w:rStyle w:val="NormalTok"/>
-        </w:rPr>
-        <w:t xml:space="preserve">)</w:t>
-      </w:r>
-      <w:r>
-        <w:br/>
-      </w:r>
-      <w:r>
-        <w:br/>
-      </w:r>
-      <w:r>
-        <w:rPr>
-          <w:rStyle w:val="FunctionTok"/>
-        </w:rPr>
-        <w:t xml:space="preserve">cat</w:t>
-      </w:r>
-      <w:r>
-        <w:rPr>
-          <w:rStyle w:val="NormalTok"/>
-        </w:rPr>
-        <w:t xml:space="preserve">(</w:t>
-      </w:r>
-      <w:r>
-        <w:rPr>
-          <w:rStyle w:val="StringTok"/>
-        </w:rPr>
-        <w:t xml:space="preserve">"Power for observed"</w:t>
-      </w:r>
-      <w:r>
-        <w:rPr>
-          <w:rStyle w:val="NormalTok"/>
-        </w:rPr>
-        <w:t xml:space="preserve">, </w:t>
-      </w:r>
-      <w:r>
-        <w:rPr>
-          <w:rStyle w:val="FunctionTok"/>
-        </w:rPr>
-        <w:t xml:space="preserve">round</w:t>
-      </w:r>
-      <w:r>
-        <w:rPr>
-          <w:rStyle w:val="NormalTok"/>
-        </w:rPr>
-        <w:t xml:space="preserve">(observed_diff, </w:t>
-      </w:r>
-      <w:r>
-        <w:rPr>
-          <w:rStyle w:val="DecValTok"/>
-        </w:rPr>
-        <w:t xml:space="preserve">2</w:t>
-      </w:r>
-      <w:r>
-        <w:rPr>
-          <w:rStyle w:val="NormalTok"/>
-        </w:rPr>
-        <w:t xml:space="preserve">), </w:t>
-      </w:r>
-      <w:r>
-        <w:rPr>
-          <w:rStyle w:val="StringTok"/>
-        </w:rPr>
-        <w:t xml:space="preserve">"mm difference:"</w:t>
-      </w:r>
-      <w:r>
-        <w:rPr>
-          <w:rStyle w:val="NormalTok"/>
-        </w:rPr>
-        <w:t xml:space="preserve">, </w:t>
-      </w:r>
-      <w:r>
-        <w:rPr>
-          <w:rStyle w:val="FunctionTok"/>
-        </w:rPr>
-        <w:t xml:space="preserve">round</w:t>
-      </w:r>
-      <w:r>
-        <w:rPr>
-          <w:rStyle w:val="NormalTok"/>
-        </w:rPr>
-        <w:t xml:space="preserve">(pine_power_observed</w:t>
-      </w:r>
-      <w:r>
-        <w:rPr>
-          <w:rStyle w:val="SpecialCharTok"/>
-        </w:rPr>
-        <w:t xml:space="preserve">$</w:t>
-      </w:r>
-      <w:r>
-        <w:rPr>
-          <w:rStyle w:val="NormalTok"/>
-        </w:rPr>
-        <w:t xml:space="preserve">power, </w:t>
-      </w:r>
-      <w:r>
-        <w:rPr>
-          <w:rStyle w:val="DecValTok"/>
-        </w:rPr>
-        <w:t xml:space="preserve">3</w:t>
-      </w:r>
-      <w:r>
-        <w:rPr>
-          <w:rStyle w:val="NormalTok"/>
-        </w:rPr>
-        <w:t xml:space="preserve">), </w:t>
-      </w:r>
-      <w:r>
-        <w:rPr>
-          <w:rStyle w:val="StringTok"/>
-        </w:rPr>
-        <w:t xml:space="preserve">"</w:t>
-      </w:r>
-      <w:r>
-        <w:rPr>
-          <w:rStyle w:val="SpecialCharTok"/>
-        </w:rPr>
-        <w:t xml:space="preserve">\n</w:t>
-      </w:r>
-      <w:r>
-        <w:rPr>
-          <w:rStyle w:val="StringTok"/>
-        </w:rPr>
-        <w:t xml:space="preserve">"</w:t>
-      </w:r>
-      <w:r>
-        <w:rPr>
-          <w:rStyle w:val="NormalTok"/>
-        </w:rPr>
-        <w:t xml:space="preserve">)</w:t>
-      </w:r>
-    </w:p>
-    <w:p>
-      <w:pPr>
-        <w:pStyle w:val="SourceCode"/>
-      </w:pPr>
-      <w:r>
-        <w:rPr>
-          <w:rStyle w:val="VerbatimChar"/>
-        </w:rPr>
-        <w:t xml:space="preserve">Power for observed 1.45 mm difference: 0.182 </w:t>
-      </w:r>
-    </w:p>
-    <w:bookmarkEnd w:id="83"/>
-    <w:bookmarkStart w:id="86" w:name="what-is-power"/>
-    <w:p>
-      <w:pPr>
-        <w:pStyle w:val="Heading2"/>
-      </w:pPr>
-      <w:r>
-        <w:t xml:space="preserve">What Is Power?</w:t>
-      </w:r>
-    </w:p>
-    <w:p>
-      <w:pPr>
-        <w:pStyle w:val="FirstParagraph"/>
-      </w:pPr>
-      <w:r>
-        <w:t xml:space="preserve">Statistical power represents the probability of detecting a true effect (rejecting the null hypothesis when it is false). With a power of 97%, there’s a 97% chance of detecting a true difference of X units between the means of the two groups, if such a difference actually exists.</w:t>
+          <w:b/>
+          <w:bCs/>
+        </w:rPr>
+        <w:t xml:space="preserve">if that difference is actually there.</w:t>
       </w:r>
     </w:p>
     <w:p>
@@ -5823,7 +7773,7 @@
         <w:pStyle w:val="BodyText"/>
       </w:pPr>
       <w:r>
-        <w:t xml:space="preserve">A power analysis like this is typically done for one of these purposes:</w:t>
+        <w:t xml:space="preserve">A power analysis is typically done for one of these purposes:</w:t>
       </w:r>
     </w:p>
     <w:p>
@@ -5835,7 +7785,14 @@
         </w:numPr>
       </w:pPr>
       <w:r>
-        <w:t xml:space="preserve">Before data collection, to determine required sample size</w:t>
+        <w:rPr>
+          <w:b/>
+          <w:bCs/>
+        </w:rPr>
+        <w:t xml:space="preserve">Before data collection</w:t>
+      </w:r>
+      <w:r>
+        <w:t xml:space="preserve">, to determine required sample size — by far the most useful</w:t>
       </w:r>
     </w:p>
     <w:p>
@@ -5847,7 +7804,7 @@
         </w:numPr>
       </w:pPr>
       <w:r>
-        <w:t xml:space="preserve">After a study, to evaluate if the sample size was adequate</w:t>
+        <w:t xml:space="preserve">After a study, to evaluate whether the sample size was adequate</w:t>
       </w:r>
     </w:p>
     <w:p>
@@ -5859,7 +7816,7 @@
         </w:numPr>
       </w:pPr>
       <w:r>
-        <w:t xml:space="preserve">To determine the minimum detectable effect size with the given sample</w:t>
+        <w:t xml:space="preserve">To determine the minimum detectable effect size with the sample you have</w:t>
       </w:r>
     </w:p>
     <w:tbl>
@@ -5903,12 +7860,12 @@
                 <wp:inline>
                   <wp:extent cx="152400" cy="152400"/>
                   <wp:effectExtent b="0" l="0" r="0" t="0"/>
-                  <wp:docPr descr="" title="" id="84" name="Picture"/>
+                  <wp:docPr descr="" title="" id="97" name="Picture"/>
                   <a:graphic>
                     <a:graphicData uri="http://schemas.openxmlformats.org/drawingml/2006/picture">
                       <pic:pic>
                         <pic:nvPicPr>
-                          <pic:cNvPr descr="/Applications/Positron.app/Contents/Resources/app/quarto/share/formats/docx/note.png" id="85" name="Picture"/>
+                          <pic:cNvPr descr="/Applications/Positron.app/Contents/Resources/app/quarto/share/formats/docx/note.png" id="98" name="Picture"/>
                           <pic:cNvPicPr>
                             <a:picLocks noChangeArrowheads="1" noChangeAspect="1"/>
                           </pic:cNvPicPr>
@@ -5986,31 +7943,248 @@
               <w:spacing w:after="16"/>
             </w:pPr>
             <w:r>
-              <w:t xml:space="preserve">With 97% power, this test has excellent ability to detect the specified effect size. Generally,</w:t>
-            </w:r>
-            <w:r>
-              <w:t xml:space="preserve"> </w:t>
-            </w:r>
-            <w:r>
               <w:rPr>
                 <w:b/>
                 <w:bCs/>
               </w:rPr>
-              <w:t xml:space="preserve">80% power is considered acceptable</w:t>
+              <w:t xml:space="preserve">80% power is the usual convention</w:t>
             </w:r>
             <w:r>
               <w:t xml:space="preserve"> </w:t>
             </w:r>
             <w:r>
-              <w:t xml:space="preserve">— so 97% indicates a very well-powered study for detecting a difference of this size between the groups.</w:t>
+              <w:t xml:space="preserve">for an adequately powered study. Our unpaired pine analysis has 11%, and our paired analysis 46% — both below it. This is a</w:t>
+            </w:r>
+            <w:r>
+              <w:t xml:space="preserve"> </w:t>
+            </w:r>
+            <w:r>
+              <w:rPr>
+                <w:i/>
+                <w:iCs/>
+              </w:rPr>
+              <w:t xml:space="preserve">pilot study</w:t>
+            </w:r>
+            <w:r>
+              <w:t xml:space="preserve">: enough to estimate an effect size and plan a real one, not enough to settle the question.</w:t>
             </w:r>
           </w:p>
           <w:p/>
         </w:tc>
       </w:tr>
     </w:tbl>
-    <w:bookmarkEnd w:id="86"/>
-    <w:bookmarkStart w:id="87" w:name="part-7-error-bars"/>
+    <w:tbl>
+      <w:tblPr>
+        <w:tblStyle w:val="Table"/>
+        <w:tblLook w:firstRow="0" w:lastRow="0" w:firstColumn="0" w:lastColumn="0" w:noHBand="0" w:noVBand="0" w:val="0000"/>
+        <w:tblBorders>
+          <w:top w:val="single" w:sz="4" w:space="0" w:color="EB9113"/>
+          <w:left w:val="single" w:sz="24" w:space="0" w:color="EB9113"/>
+          <w:bottom w:val="single" w:sz="4" w:space="0" w:color="EB9113"/>
+          <w:right w:val="single" w:sz="4" w:space="0" w:color="EB9113"/>
+        </w:tblBorders>
+        <w:tblCellMar>
+          <w:left w:w="144" w:type="dxa"/>
+          <w:right w:w="144" w:type="dxa"/>
+        </w:tblCellMar>
+        <w:tblLook w:firstRow="0" w:lastRow="0" w:firstColumn="0" w:lastColumn="0" w:noHBand="0" w:noVBand="0" w:val="0000"/>
+      </w:tblPr>
+      <w:tr>
+        <w:trPr>
+          <w:cantSplit/>
+        </w:trPr>
+        <w:tc>
+          <w:tcPr>
+            <w:shd w:color="auto" w:fill="fcefdc" w:val="clear"/>
+            <w:tcMar>
+              <w:top w:w="92" w:type="dxa"/>
+              <w:bottom w:w="92" w:type="dxa"/>
+            </w:tcMar>
+          </w:tcPr>
+          <w:p>
+            <w:pPr>
+              <w:pStyle w:val="BodyText"/>
+            </w:pPr>
+            <w:pPr>
+              <w:spacing w:before="0" w:after="0"/>
+              <w:textAlignment w:val="center"/>
+            </w:pPr>
+            <w:r>
+              <w:drawing>
+                <wp:inline>
+                  <wp:extent cx="152400" cy="152400"/>
+                  <wp:effectExtent b="0" l="0" r="0" t="0"/>
+                  <wp:docPr descr="" title="" id="99" name="Picture"/>
+                  <a:graphic>
+                    <a:graphicData uri="http://schemas.openxmlformats.org/drawingml/2006/picture">
+                      <pic:pic>
+                        <pic:nvPicPr>
+                          <pic:cNvPr descr="/Applications/Positron.app/Contents/Resources/app/quarto/share/formats/docx/warning.png" id="100" name="Picture"/>
+                          <pic:cNvPicPr>
+                            <a:picLocks noChangeArrowheads="1" noChangeAspect="1"/>
+                          </pic:cNvPicPr>
+                        </pic:nvPicPr>
+                        <pic:blipFill>
+                          <a:blip r:embed="rId88"/>
+                          <a:stretch>
+                            <a:fillRect/>
+                          </a:stretch>
+                        </pic:blipFill>
+                        <pic:spPr bwMode="auto">
+                          <a:xfrm>
+                            <a:off x="0" y="0"/>
+                            <a:ext cx="152400" cy="152400"/>
+                          </a:xfrm>
+                          <a:prstGeom prst="rect">
+                            <a:avLst/>
+                          </a:prstGeom>
+                          <a:noFill/>
+                          <a:ln w="9525">
+                            <a:noFill/>
+                            <a:headEnd/>
+                            <a:tailEnd/>
+                          </a:ln>
+                        </pic:spPr>
+                      </pic:pic>
+                    </a:graphicData>
+                  </a:graphic>
+                </wp:inline>
+              </w:drawing>
+            </w:r>
+            <w:r>
+              <w:t xml:space="preserve"> </w:t>
+            </w:r>
+            <w:r>
+              <w:t xml:space="preserve"> </w:t>
+            </w:r>
+            <w:r>
+              <w:t xml:space="preserve">Warning</w:t>
+            </w:r>
+          </w:p>
+        </w:tc>
+      </w:tr>
+      <w:tr>
+        <w:trPr>
+          <w:cantSplit/>
+        </w:trPr>
+        <w:tc>
+          <w:tcPr>
+            <w:tcMar>
+              <w:top w:w="108" w:type="dxa"/>
+              <w:bottom w:w="108" w:type="dxa"/>
+            </w:tcMar>
+          </w:tcPr>
+          <w:p>
+            <w:pPr>
+              <w:pStyle w:val="BodyText"/>
+            </w:pPr>
+            <w:pPr>
+              <w:spacing w:before="16"/>
+            </w:pPr>
+            <w:r>
+              <w:rPr>
+                <w:b/>
+                <w:bCs/>
+              </w:rPr>
+              <w:t xml:space="preserve">⚠️ A warning about</w:t>
+            </w:r>
+            <w:r>
+              <w:rPr>
+                <w:b/>
+                <w:bCs/>
+              </w:rPr>
+              <w:t xml:space="preserve"> </w:t>
+            </w:r>
+            <w:r>
+              <w:rPr>
+                <w:b/>
+                <w:bCs/>
+              </w:rPr>
+              <w:t xml:space="preserve">“post-hoc power”</w:t>
+            </w:r>
+          </w:p>
+          <w:p>
+            <w:pPr>
+              <w:pStyle w:val="BodyText"/>
+            </w:pPr>
+            <w:r>
+              <w:t xml:space="preserve">Computing power</w:t>
+            </w:r>
+            <w:r>
+              <w:t xml:space="preserve"> </w:t>
+            </w:r>
+            <w:r>
+              <w:rPr>
+                <w:i/>
+                <w:iCs/>
+              </w:rPr>
+              <w:t xml:space="preserve">from the effect size you observed</w:t>
+            </w:r>
+            <w:r>
+              <w:t xml:space="preserve"> </w:t>
+            </w:r>
+            <w:r>
+              <w:t xml:space="preserve">— which is exactly what we just did — is a known trap. It is fine for what we used it for:</w:t>
+            </w:r>
+            <w:r>
+              <w:t xml:space="preserve"> </w:t>
+            </w:r>
+            <w:r>
+              <w:rPr>
+                <w:b/>
+                <w:bCs/>
+              </w:rPr>
+              <w:t xml:space="preserve">planning the next study</w:t>
+            </w:r>
+            <w:r>
+              <w:t xml:space="preserve">.</w:t>
+            </w:r>
+          </w:p>
+          <w:p>
+            <w:pPr>
+              <w:pStyle w:val="BodyText"/>
+            </w:pPr>
+            <w:pPr>
+              <w:spacing w:after="16"/>
+            </w:pPr>
+            <w:r>
+              <w:t xml:space="preserve">It is</w:t>
+            </w:r>
+            <w:r>
+              <w:t xml:space="preserve"> </w:t>
+            </w:r>
+            <w:r>
+              <w:rPr>
+                <w:b/>
+                <w:bCs/>
+              </w:rPr>
+              <w:t xml:space="preserve">not</w:t>
+            </w:r>
+            <w:r>
+              <w:t xml:space="preserve"> </w:t>
+            </w:r>
+            <w:r>
+              <w:t xml:space="preserve">a valid way to explain away a non-significant result, because observed power is just a re-expression of the p-value. If someone reports</w:t>
+            </w:r>
+            <w:r>
+              <w:t xml:space="preserve"> </w:t>
+            </w:r>
+            <w:r>
+              <w:t xml:space="preserve">“our result was non-significant but we had low power,”</w:t>
+            </w:r>
+            <w:r>
+              <w:t xml:space="preserve"> </w:t>
+            </w:r>
+            <w:r>
+              <w:t xml:space="preserve">they have said the same thing twice.</w:t>
+            </w:r>
+          </w:p>
+          <w:p/>
+        </w:tc>
+      </w:tr>
+    </w:tbl>
+    <w:bookmarkEnd w:id="101"/>
+    <w:bookmarkStart w:id="102" w:name="part-7-error-bars"/>
     <w:p>
       <w:pPr>
         <w:pStyle w:val="Heading2"/>
@@ -6019,8 +8193,8 @@
         <w:t xml:space="preserve">Part 7 · Error Bars</w:t>
       </w:r>
     </w:p>
-    <w:bookmarkEnd w:id="87"/>
-    <w:bookmarkStart w:id="91" w:name="error-bars-and-their-interpretation"/>
+    <w:bookmarkEnd w:id="102"/>
+    <w:bookmarkStart w:id="106" w:name="error-bars-and-their-interpretation"/>
     <w:p>
       <w:pPr>
         <w:pStyle w:val="Heading2"/>
@@ -6248,18 +8422,18 @@
           <wp:inline>
             <wp:extent cx="3119357" cy="2935866"/>
             <wp:effectExtent b="0" l="0" r="0" t="0"/>
-            <wp:docPr descr="" title="" id="89" name="Picture"/>
+            <wp:docPr descr="" title="" id="104" name="Picture"/>
             <a:graphic>
               <a:graphicData uri="http://schemas.openxmlformats.org/drawingml/2006/picture">
                 <pic:pic>
                   <pic:nvPicPr>
-                    <pic:cNvPr descr="power_and_error_lecture_files/figure-docx/unnamed-chunk-6-1.png" id="90" name="Picture"/>
+                    <pic:cNvPr descr="power_and_error_lecture_files/figure-docx/power-and-error-08-1.png" id="105" name="Picture"/>
                     <pic:cNvPicPr>
                       <a:picLocks noChangeArrowheads="1" noChangeAspect="1"/>
                     </pic:cNvPicPr>
                   </pic:nvPicPr>
                   <pic:blipFill>
-                    <a:blip r:embed="rId88"/>
+                    <a:blip r:embed="rId103"/>
                     <a:stretch>
                       <a:fillRect/>
                     </a:stretch>
@@ -6286,8 +8460,8 @@
         </w:drawing>
       </w:r>
     </w:p>
-    <w:bookmarkEnd w:id="91"/>
-    <w:bookmarkStart w:id="92" w:name="part-8-pseudoreplication"/>
+    <w:bookmarkEnd w:id="106"/>
+    <w:bookmarkStart w:id="107" w:name="part-8-pseudoreplication"/>
     <w:p>
       <w:pPr>
         <w:pStyle w:val="Heading2"/>
@@ -6296,8 +8470,8 @@
         <w:t xml:space="preserve">Part 8 · Pseudoreplication</w:t>
       </w:r>
     </w:p>
-    <w:bookmarkEnd w:id="92"/>
-    <w:bookmarkStart w:id="96" w:name="sampling-and-pseudoreplication"/>
+    <w:bookmarkEnd w:id="107"/>
+    <w:bookmarkStart w:id="113" w:name="sampling-and-pseudoreplication"/>
     <w:p>
       <w:pPr>
         <w:pStyle w:val="Heading2"/>
@@ -6456,27 +8630,198 @@
         <w:t xml:space="preserve">Be clear about the level of replication</w:t>
       </w:r>
     </w:p>
-    <w:p>
-      <w:pPr>
-        <w:pStyle w:val="FirstParagraph"/>
+    <w:tbl>
+      <w:tblPr>
+        <w:tblStyle w:val="Table"/>
+        <w:tblLook w:firstRow="0" w:lastRow="0" w:firstColumn="0" w:lastColumn="0" w:noHBand="0" w:noVBand="0" w:val="0000"/>
+        <w:tblBorders>
+          <w:top w:val="single" w:sz="4" w:space="0" w:color="CC1914"/>
+          <w:left w:val="single" w:sz="24" w:space="0" w:color="CC1914"/>
+          <w:bottom w:val="single" w:sz="4" w:space="0" w:color="CC1914"/>
+          <w:right w:val="single" w:sz="4" w:space="0" w:color="CC1914"/>
+        </w:tblBorders>
+        <w:tblCellMar>
+          <w:left w:w="144" w:type="dxa"/>
+          <w:right w:w="144" w:type="dxa"/>
+        </w:tblCellMar>
+        <w:tblLook w:firstRow="0" w:lastRow="0" w:firstColumn="0" w:lastColumn="0" w:noHBand="0" w:noVBand="0" w:val="0000"/>
+      </w:tblPr>
+      <w:tr>
+        <w:trPr>
+          <w:cantSplit/>
+        </w:trPr>
+        <w:tc>
+          <w:tcPr>
+            <w:shd w:color="auto" w:fill="f7dddc" w:val="clear"/>
+            <w:tcMar>
+              <w:top w:w="92" w:type="dxa"/>
+              <w:bottom w:w="92" w:type="dxa"/>
+            </w:tcMar>
+          </w:tcPr>
+          <w:p>
+            <w:pPr>
+              <w:pStyle w:val="FirstParagraph"/>
+            </w:pPr>
+            <w:pPr>
+              <w:spacing w:before="0" w:after="0"/>
+              <w:textAlignment w:val="center"/>
+            </w:pPr>
+            <w:r>
+              <w:drawing>
+                <wp:inline>
+                  <wp:extent cx="152400" cy="152400"/>
+                  <wp:effectExtent b="0" l="0" r="0" t="0"/>
+                  <wp:docPr descr="" title="" id="108" name="Picture"/>
+                  <a:graphic>
+                    <a:graphicData uri="http://schemas.openxmlformats.org/drawingml/2006/picture">
+                      <pic:pic>
+                        <pic:nvPicPr>
+                          <pic:cNvPr descr="/Applications/Positron.app/Contents/Resources/app/quarto/share/formats/docx/important.png" id="109" name="Picture"/>
+                          <pic:cNvPicPr>
+                            <a:picLocks noChangeArrowheads="1" noChangeAspect="1"/>
+                          </pic:cNvPicPr>
+                        </pic:nvPicPr>
+                        <pic:blipFill>
+                          <a:blip r:embed="rId82"/>
+                          <a:stretch>
+                            <a:fillRect/>
+                          </a:stretch>
+                        </pic:blipFill>
+                        <pic:spPr bwMode="auto">
+                          <a:xfrm>
+                            <a:off x="0" y="0"/>
+                            <a:ext cx="152400" cy="152400"/>
+                          </a:xfrm>
+                          <a:prstGeom prst="rect">
+                            <a:avLst/>
+                          </a:prstGeom>
+                          <a:noFill/>
+                          <a:ln w="9525">
+                            <a:noFill/>
+                            <a:headEnd/>
+                            <a:tailEnd/>
+                          </a:ln>
+                        </pic:spPr>
+                      </pic:pic>
+                    </a:graphicData>
+                  </a:graphic>
+                </wp:inline>
+              </w:drawing>
+            </w:r>
+            <w:r>
+              <w:t xml:space="preserve"> </w:t>
+            </w:r>
+            <w:r>
+              <w:t xml:space="preserve"> </w:t>
+            </w:r>
+            <w:r>
+              <w:t xml:space="preserve">Important</w:t>
+            </w:r>
+          </w:p>
+        </w:tc>
+      </w:tr>
+      <w:tr>
+        <w:trPr>
+          <w:cantSplit/>
+        </w:trPr>
+        <w:tc>
+          <w:tcPr>
+            <w:tcMar>
+              <w:top w:w="108" w:type="dxa"/>
+              <w:bottom w:w="108" w:type="dxa"/>
+            </w:tcMar>
+          </w:tcPr>
+          <w:p>
+            <w:pPr>
+              <w:pStyle w:val="BodyText"/>
+            </w:pPr>
+            <w:pPr>
+              <w:spacing w:before="16"/>
+            </w:pPr>
+            <w:r>
+              <w:rPr>
+                <w:b/>
+                <w:bCs/>
+              </w:rPr>
+              <w:t xml:space="preserve">We have been doing this all along</w:t>
+            </w:r>
+          </w:p>
+          <w:p>
+            <w:pPr>
+              <w:pStyle w:val="BodyText"/>
+            </w:pPr>
+            <w:r>
+              <w:t xml:space="preserve">Our pine needle data has 64 rows. Analysed as 64 independent needles it would look like a large, well-powered study. Analysed honestly —</w:t>
+            </w:r>
+            <w:r>
+              <w:t xml:space="preserve"> </w:t>
+            </w:r>
+            <w:r>
+              <w:rPr>
+                <w:b/>
+                <w:bCs/>
+              </w:rPr>
+              <w:t xml:space="preserve">4 trees</w:t>
+            </w:r>
+            <w:r>
+              <w:t xml:space="preserve"> </w:t>
+            </w:r>
+            <w:r>
+              <w:t xml:space="preserve">— it has 11% power unpaired, 46% paired.</w:t>
+            </w:r>
+          </w:p>
+          <w:p>
+            <w:pPr>
+              <w:pStyle w:val="BodyText"/>
+            </w:pPr>
+            <w:pPr>
+              <w:spacing w:after="16"/>
+            </w:pPr>
+            <w:r>
+              <w:t xml:space="preserve">Pseudoreplication would not have made the study better. It would only have made us</w:t>
+            </w:r>
+            <w:r>
+              <w:t xml:space="preserve"> </w:t>
+            </w:r>
+            <w:r>
+              <w:rPr>
+                <w:b/>
+                <w:bCs/>
+              </w:rPr>
+              <w:t xml:space="preserve">believe</w:t>
+            </w:r>
+            <w:r>
+              <w:t xml:space="preserve"> </w:t>
+            </w:r>
+            <w:r>
+              <w:t xml:space="preserve">it was.</w:t>
+            </w:r>
+          </w:p>
+          <w:p/>
+        </w:tc>
+      </w:tr>
+    </w:tbl>
+    <w:p>
+      <w:pPr>
+        <w:pStyle w:val="BodyText"/>
       </w:pPr>
       <w:r>
         <w:drawing>
           <wp:inline>
             <wp:extent cx="3669832" cy="2752374"/>
             <wp:effectExtent b="0" l="0" r="0" t="0"/>
-            <wp:docPr descr="" title="" id="94" name="Picture"/>
+            <wp:docPr descr="" title="" id="111" name="Picture"/>
             <a:graphic>
               <a:graphicData uri="http://schemas.openxmlformats.org/drawingml/2006/picture">
                 <pic:pic>
                   <pic:nvPicPr>
-                    <pic:cNvPr descr="power_and_error_lecture_files/figure-docx/unnamed-chunk-7-1.png" id="95" name="Picture"/>
+                    <pic:cNvPr descr="power_and_error_lecture_files/figure-docx/power-and-error-09-1.png" id="112" name="Picture"/>
                     <pic:cNvPicPr>
                       <a:picLocks noChangeArrowheads="1" noChangeAspect="1"/>
                     </pic:cNvPicPr>
                   </pic:nvPicPr>
                   <pic:blipFill>
-                    <a:blip r:embed="rId93"/>
+                    <a:blip r:embed="rId110"/>
                     <a:stretch>
                       <a:fillRect/>
                     </a:stretch>
@@ -6503,8 +8848,8 @@
         </w:drawing>
       </w:r>
     </w:p>
-    <w:bookmarkEnd w:id="96"/>
-    <w:bookmarkStart w:id="97" w:name="summary-and-key-takeaways"/>
+    <w:bookmarkEnd w:id="113"/>
+    <w:bookmarkStart w:id="114" w:name="summary-and-key-takeaways"/>
     <w:p>
       <w:pPr>
         <w:pStyle w:val="Heading2"/>
@@ -6767,7 +9112,7 @@
         <w:t xml:space="preserve">Account for non-independence in analysis</w:t>
       </w:r>
     </w:p>
-    <w:bookmarkEnd w:id="97"/>
+    <w:bookmarkEnd w:id="114"/>
     <w:sectPr>
       <w:footnotePr>
         <w:numRestart w:val="eachSect"/>

--- a/docs/content/power_and_error/power_and_error_lecture.docx
+++ b/docs/content/power_and_error/power_and_error_lecture.docx
@@ -6505,6 +6505,55 @@
     </w:p>
     <w:p>
       <w:pPr>
+        <w:pStyle w:val="BodyText"/>
+      </w:pPr>
+      <w:r>
+        <w:t xml:space="preserve">You already calculated</w:t>
+      </w:r>
+      <w:r>
+        <w:t xml:space="preserve"> </w:t>
+      </w:r>
+      <w:r>
+        <w:rPr>
+          <w:rStyle w:val="VerbatimChar"/>
+        </w:rPr>
+        <w:t xml:space="preserve">dz</w:t>
+      </w:r>
+      <w:r>
+        <w:t xml:space="preserve"> </w:t>
+      </w:r>
+      <w:r>
+        <w:t xml:space="preserve">in the Non-Parametric lecture —</w:t>
+      </w:r>
+      <w:r>
+        <w:t xml:space="preserve"> </w:t>
+      </w:r>
+      <w:r>
+        <w:rPr>
+          <w:b/>
+          <w:bCs/>
+        </w:rPr>
+        <w:t xml:space="preserve">−1.36</w:t>
+      </w:r>
+      <w:r>
+        <w:t xml:space="preserve">, the large effect we could not pin down. This is what that number is</w:t>
+      </w:r>
+      <w:r>
+        <w:t xml:space="preserve"> </w:t>
+      </w:r>
+      <w:r>
+        <w:rPr>
+          <w:i/>
+          <w:iCs/>
+        </w:rPr>
+        <w:t xml:space="preserve">for</w:t>
+      </w:r>
+      <w:r>
+        <w:t xml:space="preserve">.</w:t>
+      </w:r>
+    </w:p>
+    <w:p>
+      <w:pPr>
         <w:pStyle w:val="SourceCode"/>
       </w:pPr>
       <w:r>
@@ -7729,11 +7778,50 @@
             <w:pPr>
               <w:pStyle w:val="BodyText"/>
             </w:pPr>
+            <w:r>
+              <w:t xml:space="preserve">Our paired test gave p = 0.072. With 46% power, landing just outside significance is exactly what you should expect — not a surprise, and not evidence of no effect.</w:t>
+            </w:r>
+          </w:p>
+          <w:p>
+            <w:pPr>
+              <w:pStyle w:val="BodyText"/>
+            </w:pPr>
             <w:pPr>
               <w:spacing w:after="16"/>
             </w:pPr>
             <w:r>
-              <w:t xml:space="preserve">Our paired test gave p = 0.072. With 46% power, landing just outside significance is exactly what you should expect — not a surprise, and not evidence of no effect.</w:t>
+              <w:t xml:space="preserve">And the signed-rank floor closes too: at 4 pairs the smallest possible p was 0.125; at</w:t>
+            </w:r>
+            <w:r>
+              <w:t xml:space="preserve"> </w:t>
+            </w:r>
+            <w:r>
+              <w:rPr>
+                <w:b/>
+                <w:bCs/>
+              </w:rPr>
+              <w:t xml:space="preserve">7 pairs</w:t>
+            </w:r>
+            <w:r>
+              <w:t xml:space="preserve"> </w:t>
+            </w:r>
+            <w:r>
+              <w:t xml:space="preserve">it is</w:t>
+            </w:r>
+            <w:r>
+              <w:t xml:space="preserve"> </w:t>
+            </w:r>
+            <w:r>
+              <w:rPr>
+                <w:rStyle w:val="VerbatimChar"/>
+              </w:rPr>
+              <w:t xml:space="preserve">2 / 2^7</w:t>
+            </w:r>
+            <w:r>
+              <w:t xml:space="preserve"> </w:t>
+            </w:r>
+            <w:r>
+              <w:t xml:space="preserve">= 0.016. One more field afternoon fixes both problems at once.</w:t>
             </w:r>
           </w:p>
           <w:p/>

--- a/docs/content/power_and_error/power_and_error_lecture.docx
+++ b/docs/content/power_and_error/power_and_error_lecture.docx
@@ -590,9 +590,9 @@
         <w:tblLook w:firstRow="1" w:lastRow="0" w:firstColumn="0" w:lastColumn="0" w:noHBand="0" w:noVBand="0" w:val="0020"/>
       </w:tblPr>
       <w:tblGrid>
-        <w:gridCol w:w="2000"/>
-        <w:gridCol w:w="3001"/>
-        <w:gridCol w:w="2917"/>
+        <w:gridCol w:w="2061"/>
+        <w:gridCol w:w="2929"/>
+        <w:gridCol w:w="2929"/>
       </w:tblGrid>
       <w:tr>
         <w:trPr>
@@ -1209,7 +1209,7 @@
         <w:t xml:space="preserve">if Hₐ is true</w:t>
       </w:r>
       <w:r>
-        <w:t xml:space="preserve">, shifted by the real effect</w:t>
+        <w:t xml:space="preserve">, shifted by an assumed effect size</w:t>
       </w:r>
     </w:p>
     <w:p>
@@ -1225,13 +1225,13 @@
           <w:b/>
           <w:bCs/>
         </w:rPr>
-        <w:t xml:space="preserve">Red area (α)</w:t>
-      </w:r>
-      <w:r>
-        <w:t xml:space="preserve"> </w:t>
-      </w:r>
-      <w:r>
-        <w:t xml:space="preserve">— null curve beyond the critical value: Type I error</w:t>
+        <w:t xml:space="preserve">Red areas (α/2 each)</w:t>
+      </w:r>
+      <w:r>
+        <w:t xml:space="preserve"> </w:t>
+      </w:r>
+      <w:r>
+        <w:t xml:space="preserve">— both tails of the null curve beyond the critical values: Type I error, α total</w:t>
       </w:r>
     </w:p>
     <w:p>
@@ -1253,7 +1253,7 @@
         <w:t xml:space="preserve"> </w:t>
       </w:r>
       <w:r>
-        <w:t xml:space="preserve">— alternative curve inside the acceptance region: Type II error</w:t>
+        <w:t xml:space="preserve">— alternative curve between the critical values: Type II error</w:t>
       </w:r>
     </w:p>
     <w:p>
@@ -1269,13 +1269,13 @@
           <w:b/>
           <w:bCs/>
         </w:rPr>
-        <w:t xml:space="preserve">Power</w:t>
-      </w:r>
-      <w:r>
-        <w:t xml:space="preserve"> </w:t>
-      </w:r>
-      <w:r>
-        <w:t xml:space="preserve">is the rest of the green curve — beyond the critical value</w:t>
+        <w:t xml:space="preserve">Power (1 − β)</w:t>
+      </w:r>
+      <w:r>
+        <w:t xml:space="preserve"> </w:t>
+      </w:r>
+      <w:r>
+        <w:t xml:space="preserve">— the rest of the green curve, beyond the critical value</w:t>
       </w:r>
     </w:p>
     <w:p>
@@ -1283,7 +1283,31 @@
         <w:pStyle w:val="FirstParagraph"/>
       </w:pPr>
       <w:r>
-        <w:t xml:space="preserve">Moving the critical value trades one error for the other. For a fixed sample size,</w:t>
+        <w:t xml:space="preserve">You live on only</w:t>
+      </w:r>
+      <w:r>
+        <w:t xml:space="preserve"> </w:t>
+      </w:r>
+      <w:r>
+        <w:rPr>
+          <w:b/>
+          <w:bCs/>
+        </w:rPr>
+        <w:t xml:space="preserve">one</w:t>
+      </w:r>
+      <w:r>
+        <w:t xml:space="preserve"> </w:t>
+      </w:r>
+      <w:r>
+        <w:t xml:space="preserve">curve — you just don’t know which. α comes from the black curve and β from the green one, so α + β need not equal 1.</w:t>
+      </w:r>
+    </w:p>
+    <w:p>
+      <w:pPr>
+        <w:pStyle w:val="BodyText"/>
+      </w:pPr>
+      <w:r>
+        <w:t xml:space="preserve">Moving the critical values trades one error for the other. For a fixed sample size,</w:t>
       </w:r>
       <w:r>
         <w:t xml:space="preserve"> </w:t>
@@ -2273,7 +2297,7 @@
       </w:r>
     </w:p>
     <w:bookmarkEnd w:id="37"/>
-    <w:bookmarkStart w:id="40" w:name="low-power-and-high-power-side-by-side"/>
+    <w:bookmarkStart w:id="41" w:name="low-power-and-high-power-side-by-side"/>
     <w:p>
       <w:pPr>
         <w:pStyle w:val="Heading2"/>
@@ -2459,6 +2483,15 @@
         <w:t xml:space="preserve">(</w:t>
       </w:r>
       <w:r>
+        <w:br/>
+      </w:r>
+      <w:r>
+        <w:rPr>
+          <w:rStyle w:val="NormalTok"/>
+        </w:rPr>
+        <w:t xml:space="preserve">    </w:t>
+      </w:r>
+      <w:r>
         <w:rPr>
           <w:rStyle w:val="AttributeTok"/>
         </w:rPr>
@@ -2513,7 +2546,7 @@
         <w:rPr>
           <w:rStyle w:val="NormalTok"/>
         </w:rPr>
-        <w:t xml:space="preserve">            </w:t>
+        <w:t xml:space="preserve">    </w:t>
       </w:r>
       <w:r>
         <w:rPr>
@@ -2534,18 +2567,21 @@
         <w:t xml:space="preserve">"drop"</w:t>
       </w:r>
       <w:r>
-        <w:rPr>
-          <w:rStyle w:val="NormalTok"/>
-        </w:rPr>
-        <w:t xml:space="preserve">)</w:t>
-      </w:r>
-      <w:r>
         <w:br/>
       </w:r>
       <w:r>
+        <w:rPr>
+          <w:rStyle w:val="NormalTok"/>
+        </w:rPr>
+        <w:t xml:space="preserve">  )</w:t>
+      </w:r>
+      <w:r>
         <w:br/>
       </w:r>
       <w:r>
+        <w:br/>
+      </w:r>
+      <w:r>
         <w:rPr>
           <w:rStyle w:val="NormalTok"/>
         </w:rPr>
@@ -2769,10 +2805,13 @@
         <w:t xml:space="preserve">%&gt;%</w:t>
       </w:r>
       <w:r>
-        <w:rPr>
-          <w:rStyle w:val="NormalTok"/>
-        </w:rPr>
-        <w:t xml:space="preserve"> </w:t>
+        <w:br/>
+      </w:r>
+      <w:r>
+        <w:rPr>
+          <w:rStyle w:val="NormalTok"/>
+        </w:rPr>
+        <w:t xml:space="preserve">  </w:t>
       </w:r>
       <w:r>
         <w:rPr>
@@ -2793,10 +2832,13 @@
         <w:t xml:space="preserve">%&gt;%</w:t>
       </w:r>
       <w:r>
-        <w:rPr>
-          <w:rStyle w:val="NormalTok"/>
-        </w:rPr>
-        <w:t xml:space="preserve"> </w:t>
+        <w:br/>
+      </w:r>
+      <w:r>
+        <w:rPr>
+          <w:rStyle w:val="NormalTok"/>
+        </w:rPr>
+        <w:t xml:space="preserve">  </w:t>
       </w:r>
       <w:r>
         <w:rPr>
@@ -2893,6 +2935,17 @@
           <w:t xml:space="preserve">📥 Download the lizard data</w:t>
         </w:r>
       </w:hyperlink>
+      <w:r>
+        <w:t xml:space="preserve"> </w:t>
+      </w:r>
+      <w:hyperlink r:id="rId40">
+        <w:r>
+          <w:rPr>
+            <w:rStyle w:val="Hyperlink"/>
+          </w:rPr>
+          <w:t xml:space="preserve">📥 Script skeleton (.R)</w:t>
+        </w:r>
+      </w:hyperlink>
     </w:p>
     <w:p>
       <w:pPr>
@@ -3305,8 +3358,8 @@
         <w:t xml:space="preserve">- Estimated using pooled SD.</w:t>
       </w:r>
     </w:p>
-    <w:bookmarkEnd w:id="40"/>
-    <w:bookmarkStart w:id="46" w:name="the-comparison"/>
+    <w:bookmarkEnd w:id="41"/>
+    <w:bookmarkStart w:id="47" w:name="the-comparison"/>
     <w:p>
       <w:pPr>
         <w:pStyle w:val="Heading2"/>
@@ -3324,18 +3377,18 @@
           <wp:inline>
             <wp:extent cx="5334000" cy="2259105"/>
             <wp:effectExtent b="0" l="0" r="0" t="0"/>
-            <wp:docPr descr="" title="" id="42" name="Picture"/>
+            <wp:docPr descr="" title="" id="43" name="Picture"/>
             <a:graphic>
               <a:graphicData uri="http://schemas.openxmlformats.org/drawingml/2006/picture">
                 <pic:pic>
                   <pic:nvPicPr>
-                    <pic:cNvPr descr="power_and_error_lecture_files/figure-docx/power-and-error-05-1.png" id="43" name="Picture"/>
+                    <pic:cNvPr descr="power_and_error_lecture_files/figure-docx/power-and-error-05-1.png" id="44" name="Picture"/>
                     <pic:cNvPicPr>
                       <a:picLocks noChangeArrowheads="1" noChangeAspect="1"/>
                     </pic:cNvPicPr>
                   </pic:nvPicPr>
                   <pic:blipFill>
-                    <a:blip r:embed="rId41"/>
+                    <a:blip r:embed="rId42"/>
                     <a:stretch>
                       <a:fillRect/>
                     </a:stretch>
@@ -3403,12 +3456,12 @@
                 <wp:inline>
                   <wp:extent cx="152400" cy="152400"/>
                   <wp:effectExtent b="0" l="0" r="0" t="0"/>
-                  <wp:docPr descr="" title="" id="44" name="Picture"/>
+                  <wp:docPr descr="" title="" id="45" name="Picture"/>
                   <a:graphic>
                     <a:graphicData uri="http://schemas.openxmlformats.org/drawingml/2006/picture">
                       <pic:pic>
                         <pic:nvPicPr>
-                          <pic:cNvPr descr="/Applications/Positron.app/Contents/Resources/app/quarto/share/formats/docx/note.png" id="45" name="Picture"/>
+                          <pic:cNvPr descr="/Applications/Positron.app/Contents/Resources/app/quarto/share/formats/docx/note.png" id="46" name="Picture"/>
                           <pic:cNvPicPr>
                             <a:picLocks noChangeArrowheads="1" noChangeAspect="1"/>
                           </pic:cNvPicPr>
@@ -3509,8 +3562,8 @@
         </w:tc>
       </w:tr>
     </w:tbl>
-    <w:bookmarkEnd w:id="46"/>
-    <w:bookmarkStart w:id="47" w:name="X64643bee5c295333ff906ecc99fc8e6b9352b46"/>
+    <w:bookmarkEnd w:id="47"/>
+    <w:bookmarkStart w:id="48" w:name="X64643bee5c295333ff906ecc99fc8e6b9352b46"/>
     <w:p>
       <w:pPr>
         <w:pStyle w:val="Heading2"/>
@@ -3519,8 +3572,8 @@
         <w:t xml:space="preserve">Part 5 · A Priori Power: Planning Before You Collect Data</w:t>
       </w:r>
     </w:p>
-    <w:bookmarkEnd w:id="47"/>
-    <w:bookmarkStart w:id="53" w:name="X22ad62715bc85f921a371e3d9c5073e21f394bb"/>
+    <w:bookmarkEnd w:id="48"/>
+    <w:bookmarkStart w:id="54" w:name="X22ad62715bc85f921a371e3d9c5073e21f394bb"/>
     <w:p>
       <w:pPr>
         <w:pStyle w:val="Heading2"/>
@@ -3583,6 +3636,15 @@
         <w:t xml:space="preserve">(</w:t>
       </w:r>
       <w:r>
+        <w:br/>
+      </w:r>
+      <w:r>
+        <w:rPr>
+          <w:rStyle w:val="NormalTok"/>
+        </w:rPr>
+        <w:t xml:space="preserve">  </w:t>
+      </w:r>
+      <w:r>
         <w:rPr>
           <w:rStyle w:val="AttributeTok"/>
         </w:rPr>
@@ -3604,7 +3666,16 @@
         <w:rPr>
           <w:rStyle w:val="NormalTok"/>
         </w:rPr>
-        <w:t xml:space="preserve">Cohens_d, </w:t>
+        <w:t xml:space="preserve">Cohens_d,</w:t>
+      </w:r>
+      <w:r>
+        <w:br/>
+      </w:r>
+      <w:r>
+        <w:rPr>
+          <w:rStyle w:val="NormalTok"/>
+        </w:rPr>
+        <w:t xml:space="preserve">  </w:t>
       </w:r>
       <w:r>
         <w:rPr>
@@ -3637,7 +3708,7 @@
         <w:rPr>
           <w:rStyle w:val="NormalTok"/>
         </w:rPr>
-        <w:t xml:space="preserve">           </w:t>
+        <w:t xml:space="preserve">  </w:t>
       </w:r>
       <w:r>
         <w:rPr>
@@ -3661,7 +3732,16 @@
         <w:rPr>
           <w:rStyle w:val="NormalTok"/>
         </w:rPr>
-        <w:t xml:space="preserve">, </w:t>
+        <w:t xml:space="preserve">,</w:t>
+      </w:r>
+      <w:r>
+        <w:br/>
+      </w:r>
+      <w:r>
+        <w:rPr>
+          <w:rStyle w:val="NormalTok"/>
+        </w:rPr>
+        <w:t xml:space="preserve">  </w:t>
       </w:r>
       <w:r>
         <w:rPr>
@@ -3680,6 +3760,9 @@
           <w:rStyle w:val="StringTok"/>
         </w:rPr>
         <w:t xml:space="preserve">"two.sample"</w:t>
+      </w:r>
+      <w:r>
+        <w:br/>
       </w:r>
       <w:r>
         <w:rPr>
@@ -3771,13 +3854,36 @@
           <w:b/>
           <w:bCs/>
         </w:rPr>
-        <w:t xml:space="preserve">44 trees per side.</w:t>
-      </w:r>
-      <w:r>
-        <w:t xml:space="preserve"> </w:t>
-      </w:r>
-      <w:r>
-        <w:t xml:space="preserve">We collected four.</w:t>
+        <w:t xml:space="preserve">44 trees per side</w:t>
+      </w:r>
+      <w:r>
+        <w:t xml:space="preserve"> </w:t>
+      </w:r>
+      <w:r>
+        <w:t xml:space="preserve">(always round</w:t>
+      </w:r>
+      <w:r>
+        <w:t xml:space="preserve"> </w:t>
+      </w:r>
+      <w:r>
+        <w:rPr>
+          <w:rStyle w:val="VerbatimChar"/>
+        </w:rPr>
+        <w:t xml:space="preserve">n</w:t>
+      </w:r>
+      <w:r>
+        <w:t xml:space="preserve"> </w:t>
+      </w:r>
+      <w:r>
+        <w:t xml:space="preserve">up). We collected 4.</w:t>
+      </w:r>
+    </w:p>
+    <w:p>
+      <w:pPr>
+        <w:pStyle w:val="BodyText"/>
+      </w:pPr>
+      <w:r>
+        <w:t xml:space="preserve">And that d came from just 4 trees — its 95% CI (shady − sunny) runs from -2.01 to 0.84, which includes zero. An a priori n is only as good as the effect size you feed it; published values or a conservative guess are often safer than a tiny pilot.</w:t>
       </w:r>
     </w:p>
     <w:tbl>
@@ -3821,12 +3927,12 @@
                 <wp:inline>
                   <wp:extent cx="152400" cy="152400"/>
                   <wp:effectExtent b="0" l="0" r="0" t="0"/>
-                  <wp:docPr descr="" title="" id="48" name="Picture"/>
+                  <wp:docPr descr="" title="" id="49" name="Picture"/>
                   <a:graphic>
                     <a:graphicData uri="http://schemas.openxmlformats.org/drawingml/2006/picture">
                       <pic:pic>
                         <pic:nvPicPr>
-                          <pic:cNvPr descr="/Applications/Positron.app/Contents/Resources/app/quarto/share/formats/docx/note.png" id="49" name="Picture"/>
+                          <pic:cNvPr descr="/Applications/Positron.app/Contents/Resources/app/quarto/share/formats/docx/note.png" id="50" name="Picture"/>
                           <pic:cNvPicPr>
                             <a:picLocks noChangeArrowheads="1" noChangeAspect="1"/>
                           </pic:cNvPicPr>
@@ -3952,18 +4058,18 @@
                 <wp:inline>
                   <wp:extent cx="152400" cy="152400"/>
                   <wp:effectExtent b="0" l="0" r="0" t="0"/>
-                  <wp:docPr descr="" title="" id="51" name="Picture"/>
+                  <wp:docPr descr="" title="" id="52" name="Picture"/>
                   <a:graphic>
                     <a:graphicData uri="http://schemas.openxmlformats.org/drawingml/2006/picture">
                       <pic:pic>
                         <pic:nvPicPr>
-                          <pic:cNvPr descr="/Applications/Positron.app/Contents/Resources/app/quarto/share/formats/docx/warning.png" id="52" name="Picture"/>
+                          <pic:cNvPr descr="/Applications/Positron.app/Contents/Resources/app/quarto/share/formats/docx/warning.png" id="53" name="Picture"/>
                           <pic:cNvPicPr>
                             <a:picLocks noChangeArrowheads="1" noChangeAspect="1"/>
                           </pic:cNvPicPr>
                         </pic:nvPicPr>
                         <pic:blipFill>
-                          <a:blip r:embed="rId50"/>
+                          <a:blip r:embed="rId51"/>
                           <a:stretch>
                             <a:fillRect/>
                           </a:stretch>
@@ -4080,8 +4186,8 @@
         </w:tc>
       </w:tr>
     </w:tbl>
-    <w:bookmarkEnd w:id="53"/>
-    <w:bookmarkStart w:id="56" w:name="X27d74ff3003c34d40e5b8f5a266a541cdee5aac"/>
+    <w:bookmarkEnd w:id="54"/>
+    <w:bookmarkStart w:id="57" w:name="X27d74ff3003c34d40e5b8f5a266a541cdee5aac"/>
     <w:p>
       <w:pPr>
         <w:pStyle w:val="Heading2"/>
@@ -4131,12 +4237,12 @@
                 <wp:inline>
                   <wp:extent cx="152400" cy="152400"/>
                   <wp:effectExtent b="0" l="0" r="0" t="0"/>
-                  <wp:docPr descr="" title="" id="54" name="Picture"/>
+                  <wp:docPr descr="" title="" id="55" name="Picture"/>
                   <a:graphic>
                     <a:graphicData uri="http://schemas.openxmlformats.org/drawingml/2006/picture">
                       <pic:pic>
                         <pic:nvPicPr>
-                          <pic:cNvPr descr="/Applications/Positron.app/Contents/Resources/app/quarto/share/formats/docx/tip.png" id="55" name="Picture"/>
+                          <pic:cNvPr descr="/Applications/Positron.app/Contents/Resources/app/quarto/share/formats/docx/tip.png" id="56" name="Picture"/>
                           <pic:cNvPicPr>
                             <a:picLocks noChangeArrowheads="1" noChangeAspect="1"/>
                           </pic:cNvPicPr>
@@ -4480,8 +4586,8 @@
         </w:tc>
       </w:tr>
     </w:tbl>
-    <w:bookmarkEnd w:id="56"/>
-    <w:bookmarkStart w:id="57" w:name="Xaf8cd6105a07d7383e15fed519bc7b3ee482582"/>
+    <w:bookmarkEnd w:id="57"/>
+    <w:bookmarkStart w:id="58" w:name="Xaf8cd6105a07d7383e15fed519bc7b3ee482582"/>
     <w:p>
       <w:pPr>
         <w:pStyle w:val="Heading2"/>
@@ -4505,8 +4611,8 @@
         <w:t xml:space="preserve">Package, and Unequal Group Sizes</w:t>
       </w:r>
     </w:p>
-    <w:bookmarkEnd w:id="57"/>
-    <w:bookmarkStart w:id="61" w:name="when-your-two-groups-arent-the-same-size"/>
+    <w:bookmarkEnd w:id="58"/>
+    <w:bookmarkStart w:id="62" w:name="when-your-two-groups-arent-the-same-size"/>
     <w:p>
       <w:pPr>
         <w:pStyle w:val="Heading2"/>
@@ -4627,6 +4733,15 @@
         <w:t xml:space="preserve">(</w:t>
       </w:r>
       <w:r>
+        <w:br/>
+      </w:r>
+      <w:r>
+        <w:rPr>
+          <w:rStyle w:val="NormalTok"/>
+        </w:rPr>
+        <w:t xml:space="preserve">  </w:t>
+      </w:r>
+      <w:r>
         <w:rPr>
           <w:rStyle w:val="AttributeTok"/>
         </w:rPr>
@@ -4693,7 +4808,7 @@
         <w:rPr>
           <w:rStyle w:val="NormalTok"/>
         </w:rPr>
-        <w:t xml:space="preserve">             </w:t>
+        <w:t xml:space="preserve">  </w:t>
       </w:r>
       <w:r>
         <w:rPr>
@@ -4762,7 +4877,7 @@
         <w:rPr>
           <w:rStyle w:val="NormalTok"/>
         </w:rPr>
-        <w:t xml:space="preserve">             </w:t>
+        <w:t xml:space="preserve">  </w:t>
       </w:r>
       <w:r>
         <w:rPr>
@@ -4795,7 +4910,7 @@
         <w:rPr>
           <w:rStyle w:val="NormalTok"/>
         </w:rPr>
-        <w:t xml:space="preserve">             </w:t>
+        <w:t xml:space="preserve">  </w:t>
       </w:r>
       <w:r>
         <w:rPr>
@@ -4814,6 +4929,9 @@
           <w:rStyle w:val="FloatTok"/>
         </w:rPr>
         <w:t xml:space="preserve">0.05</w:t>
+      </w:r>
+      <w:r>
+        <w:br/>
       </w:r>
       <w:r>
         <w:rPr>
@@ -4934,18 +5052,18 @@
                 <wp:inline>
                   <wp:extent cx="152400" cy="152400"/>
                   <wp:effectExtent b="0" l="0" r="0" t="0"/>
-                  <wp:docPr descr="" title="" id="59" name="Picture"/>
+                  <wp:docPr descr="" title="" id="60" name="Picture"/>
                   <a:graphic>
                     <a:graphicData uri="http://schemas.openxmlformats.org/drawingml/2006/picture">
                       <pic:pic>
                         <pic:nvPicPr>
-                          <pic:cNvPr descr="/Applications/Positron.app/Contents/Resources/app/quarto/share/formats/docx/important.png" id="60" name="Picture"/>
+                          <pic:cNvPr descr="/Applications/Positron.app/Contents/Resources/app/quarto/share/formats/docx/important.png" id="61" name="Picture"/>
                           <pic:cNvPicPr>
                             <a:picLocks noChangeArrowheads="1" noChangeAspect="1"/>
                           </pic:cNvPicPr>
                         </pic:nvPicPr>
                         <pic:blipFill>
-                          <a:blip r:embed="rId58"/>
+                          <a:blip r:embed="rId59"/>
                           <a:stretch>
                             <a:fillRect/>
                           </a:stretch>
@@ -5067,8 +5185,8 @@
         </w:tc>
       </w:tr>
     </w:tbl>
-    <w:bookmarkEnd w:id="61"/>
-    <w:bookmarkStart w:id="62" w:name="part-7-retrospective-post-hoc-power"/>
+    <w:bookmarkEnd w:id="62"/>
+    <w:bookmarkStart w:id="63" w:name="part-7-retrospective-post-hoc-power"/>
     <w:p>
       <w:pPr>
         <w:pStyle w:val="Heading2"/>
@@ -5077,8 +5195,8 @@
         <w:t xml:space="preserve">Part 7 · Retrospective (Post-Hoc) Power</w:t>
       </w:r>
     </w:p>
-    <w:bookmarkEnd w:id="62"/>
-    <w:bookmarkStart w:id="65" w:name="X4b2289c0e50bf3bc611c4be1b48df2eb9297095"/>
+    <w:bookmarkEnd w:id="63"/>
+    <w:bookmarkStart w:id="66" w:name="X4b2289c0e50bf3bc611c4be1b48df2eb9297095"/>
     <w:p>
       <w:pPr>
         <w:pStyle w:val="Heading2"/>
@@ -5128,6 +5246,15 @@
         <w:t xml:space="preserve">(</w:t>
       </w:r>
       <w:r>
+        <w:br/>
+      </w:r>
+      <w:r>
+        <w:rPr>
+          <w:rStyle w:val="NormalTok"/>
+        </w:rPr>
+        <w:t xml:space="preserve">  </w:t>
+      </w:r>
+      <w:r>
         <w:rPr>
           <w:rStyle w:val="AttributeTok"/>
         </w:rPr>
@@ -5149,7 +5276,16 @@
         <w:rPr>
           <w:rStyle w:val="NormalTok"/>
         </w:rPr>
-        <w:t xml:space="preserve">, </w:t>
+        <w:t xml:space="preserve">,</w:t>
+      </w:r>
+      <w:r>
+        <w:br/>
+      </w:r>
+      <w:r>
+        <w:rPr>
+          <w:rStyle w:val="NormalTok"/>
+        </w:rPr>
+        <w:t xml:space="preserve">  </w:t>
       </w:r>
       <w:r>
         <w:rPr>
@@ -5182,7 +5318,7 @@
         <w:rPr>
           <w:rStyle w:val="NormalTok"/>
         </w:rPr>
-        <w:t xml:space="preserve">           </w:t>
+        <w:t xml:space="preserve">  </w:t>
       </w:r>
       <w:r>
         <w:rPr>
@@ -5206,7 +5342,16 @@
         <w:rPr>
           <w:rStyle w:val="NormalTok"/>
         </w:rPr>
-        <w:t xml:space="preserve">, </w:t>
+        <w:t xml:space="preserve">,</w:t>
+      </w:r>
+      <w:r>
+        <w:br/>
+      </w:r>
+      <w:r>
+        <w:rPr>
+          <w:rStyle w:val="NormalTok"/>
+        </w:rPr>
+        <w:t xml:space="preserve">  </w:t>
       </w:r>
       <w:r>
         <w:rPr>
@@ -5225,6 +5370,9 @@
           <w:rStyle w:val="StringTok"/>
         </w:rPr>
         <w:t xml:space="preserve">"two.sample"</w:t>
+      </w:r>
+      <w:r>
+        <w:br/>
       </w:r>
       <w:r>
         <w:rPr>
@@ -5376,18 +5524,18 @@
                 <wp:inline>
                   <wp:extent cx="152400" cy="152400"/>
                   <wp:effectExtent b="0" l="0" r="0" t="0"/>
-                  <wp:docPr descr="" title="" id="63" name="Picture"/>
+                  <wp:docPr descr="" title="" id="64" name="Picture"/>
                   <a:graphic>
                     <a:graphicData uri="http://schemas.openxmlformats.org/drawingml/2006/picture">
                       <pic:pic>
                         <pic:nvPicPr>
-                          <pic:cNvPr descr="/Applications/Positron.app/Contents/Resources/app/quarto/share/formats/docx/warning.png" id="64" name="Picture"/>
+                          <pic:cNvPr descr="/Applications/Positron.app/Contents/Resources/app/quarto/share/formats/docx/warning.png" id="65" name="Picture"/>
                           <pic:cNvPicPr>
                             <a:picLocks noChangeArrowheads="1" noChangeAspect="1"/>
                           </pic:cNvPicPr>
                         </pic:nvPicPr>
                         <pic:blipFill>
-                          <a:blip r:embed="rId50"/>
+                          <a:blip r:embed="rId51"/>
                           <a:stretch>
                             <a:fillRect/>
                           </a:stretch>
@@ -5542,8 +5690,8 @@
         </w:tc>
       </w:tr>
     </w:tbl>
-    <w:bookmarkEnd w:id="65"/>
-    <w:bookmarkStart w:id="68" w:name="X82db16a57ea293ffa221a8435c8be592193d772"/>
+    <w:bookmarkEnd w:id="66"/>
+    <w:bookmarkStart w:id="69" w:name="X82db16a57ea293ffa221a8435c8be592193d772"/>
     <w:p>
       <w:pPr>
         <w:pStyle w:val="Heading2"/>
@@ -5593,12 +5741,12 @@
                 <wp:inline>
                   <wp:extent cx="152400" cy="152400"/>
                   <wp:effectExtent b="0" l="0" r="0" t="0"/>
-                  <wp:docPr descr="" title="" id="66" name="Picture"/>
+                  <wp:docPr descr="" title="" id="67" name="Picture"/>
                   <a:graphic>
                     <a:graphicData uri="http://schemas.openxmlformats.org/drawingml/2006/picture">
                       <pic:pic>
                         <pic:nvPicPr>
-                          <pic:cNvPr descr="/Applications/Positron.app/Contents/Resources/app/quarto/share/formats/docx/tip.png" id="67" name="Picture"/>
+                          <pic:cNvPr descr="/Applications/Positron.app/Contents/Resources/app/quarto/share/formats/docx/tip.png" id="68" name="Picture"/>
                           <pic:cNvPicPr>
                             <a:picLocks noChangeArrowheads="1" noChangeAspect="1"/>
                           </pic:cNvPicPr>
@@ -5769,16 +5917,7 @@
               <w:rPr>
                 <w:rStyle w:val="NormalTok"/>
               </w:rPr>
-              <w:t xml:space="preserve">Cohens_d,</w:t>
-            </w:r>
-            <w:r>
-              <w:br/>
-            </w:r>
-            <w:r>
-              <w:rPr>
-                <w:rStyle w:val="NormalTok"/>
-              </w:rPr>
-              <w:t xml:space="preserve">           </w:t>
+              <w:t xml:space="preserve">Cohens_d, </w:t>
             </w:r>
             <w:r>
               <w:rPr>
@@ -5918,8 +6057,8 @@
         </w:tc>
       </w:tr>
     </w:tbl>
-    <w:bookmarkEnd w:id="68"/>
-    <w:bookmarkStart w:id="69" w:name="part-8-pairing-buys-you-power"/>
+    <w:bookmarkEnd w:id="69"/>
+    <w:bookmarkStart w:id="70" w:name="part-8-pairing-buys-you-power"/>
     <w:p>
       <w:pPr>
         <w:pStyle w:val="Heading2"/>
@@ -5928,8 +6067,8 @@
         <w:t xml:space="preserve">Part 8 · Pairing Buys You Power</w:t>
       </w:r>
     </w:p>
-    <w:bookmarkEnd w:id="69"/>
-    <w:bookmarkStart w:id="72" w:name="the-whole-economics-of-the-study"/>
+    <w:bookmarkEnd w:id="70"/>
+    <w:bookmarkStart w:id="73" w:name="the-whole-economics-of-the-study"/>
     <w:p>
       <w:pPr>
         <w:pStyle w:val="Heading2"/>
@@ -5963,6 +6102,15 @@
         <w:t xml:space="preserve">(</w:t>
       </w:r>
       <w:r>
+        <w:br/>
+      </w:r>
+      <w:r>
+        <w:rPr>
+          <w:rStyle w:val="NormalTok"/>
+        </w:rPr>
+        <w:t xml:space="preserve">  </w:t>
+      </w:r>
+      <w:r>
         <w:rPr>
           <w:rStyle w:val="AttributeTok"/>
         </w:rPr>
@@ -5984,7 +6132,16 @@
         <w:rPr>
           <w:rStyle w:val="NormalTok"/>
         </w:rPr>
-        <w:t xml:space="preserve">Cohens_d, </w:t>
+        <w:t xml:space="preserve">Cohens_d,</w:t>
+      </w:r>
+      <w:r>
+        <w:br/>
+      </w:r>
+      <w:r>
+        <w:rPr>
+          <w:rStyle w:val="NormalTok"/>
+        </w:rPr>
+        <w:t xml:space="preserve">  </w:t>
       </w:r>
       <w:r>
         <w:rPr>
@@ -6017,7 +6174,7 @@
         <w:rPr>
           <w:rStyle w:val="NormalTok"/>
         </w:rPr>
-        <w:t xml:space="preserve">           </w:t>
+        <w:t xml:space="preserve">  </w:t>
       </w:r>
       <w:r>
         <w:rPr>
@@ -6041,7 +6198,16 @@
         <w:rPr>
           <w:rStyle w:val="NormalTok"/>
         </w:rPr>
-        <w:t xml:space="preserve">, </w:t>
+        <w:t xml:space="preserve">,</w:t>
+      </w:r>
+      <w:r>
+        <w:br/>
+      </w:r>
+      <w:r>
+        <w:rPr>
+          <w:rStyle w:val="NormalTok"/>
+        </w:rPr>
+        <w:t xml:space="preserve">  </w:t>
       </w:r>
       <w:r>
         <w:rPr>
@@ -6060,6 +6226,9 @@
           <w:rStyle w:val="StringTok"/>
         </w:rPr>
         <w:t xml:space="preserve">"paired"</w:t>
+      </w:r>
+      <w:r>
+        <w:br/>
       </w:r>
       <w:r>
         <w:rPr>
@@ -6239,7 +6408,7 @@
               <w:pStyle w:val="Compact"/>
             </w:pPr>
             <w:r>
-              <w:t xml:space="preserve">44 per side</w:t>
+              <w:t xml:space="preserve">44 per side (88 trees)</w:t>
             </w:r>
           </w:p>
         </w:tc>
@@ -6329,18 +6498,18 @@
                 <wp:inline>
                   <wp:extent cx="152400" cy="152400"/>
                   <wp:effectExtent b="0" l="0" r="0" t="0"/>
-                  <wp:docPr descr="" title="" id="70" name="Picture"/>
+                  <wp:docPr descr="" title="" id="71" name="Picture"/>
                   <a:graphic>
                     <a:graphicData uri="http://schemas.openxmlformats.org/drawingml/2006/picture">
                       <pic:pic>
                         <pic:nvPicPr>
-                          <pic:cNvPr descr="/Applications/Positron.app/Contents/Resources/app/quarto/share/formats/docx/important.png" id="71" name="Picture"/>
+                          <pic:cNvPr descr="/Applications/Positron.app/Contents/Resources/app/quarto/share/formats/docx/important.png" id="72" name="Picture"/>
                           <pic:cNvPicPr>
                             <a:picLocks noChangeArrowheads="1" noChangeAspect="1"/>
                           </pic:cNvPicPr>
                         </pic:nvPicPr>
                         <pic:blipFill>
-                          <a:blip r:embed="rId58"/>
+                          <a:blip r:embed="rId59"/>
                           <a:stretch>
                             <a:fillRect/>
                           </a:stretch>
@@ -6422,13 +6591,13 @@
                 <w:b/>
                 <w:bCs/>
               </w:rPr>
-              <w:t xml:space="preserve">44 trees per side</w:t>
+              <w:t xml:space="preserve">88 trees</w:t>
             </w:r>
             <w:r>
               <w:t xml:space="preserve"> </w:t>
             </w:r>
             <w:r>
-              <w:t xml:space="preserve">to needing</w:t>
+              <w:t xml:space="preserve">(44 per side) to needing</w:t>
             </w:r>
             <w:r>
               <w:t xml:space="preserve"> </w:t>
@@ -6451,8 +6620,8 @@
         </w:tc>
       </w:tr>
     </w:tbl>
-    <w:bookmarkEnd w:id="72"/>
-    <w:bookmarkStart w:id="73" w:name="part-9-error-bars-revisited"/>
+    <w:bookmarkEnd w:id="73"/>
+    <w:bookmarkStart w:id="74" w:name="part-9-error-bars-revisited"/>
     <w:p>
       <w:pPr>
         <w:pStyle w:val="Heading2"/>
@@ -6461,8 +6630,8 @@
         <w:t xml:space="preserve">Part 9 · Error Bars, Revisited</w:t>
       </w:r>
     </w:p>
-    <w:bookmarkEnd w:id="73"/>
-    <w:bookmarkStart w:id="77" w:name="sd-se-and-ci-answer-different-questions"/>
+    <w:bookmarkEnd w:id="74"/>
+    <w:bookmarkStart w:id="78" w:name="sd-se-and-ci-answer-different-questions"/>
     <w:p>
       <w:pPr>
         <w:pStyle w:val="Heading2"/>
@@ -6601,18 +6770,18 @@
           <wp:inline>
             <wp:extent cx="5334000" cy="3200400"/>
             <wp:effectExtent b="0" l="0" r="0" t="0"/>
-            <wp:docPr descr="" title="" id="75" name="Picture"/>
+            <wp:docPr descr="" title="" id="76" name="Picture"/>
             <a:graphic>
               <a:graphicData uri="http://schemas.openxmlformats.org/drawingml/2006/picture">
                 <pic:pic>
                   <pic:nvPicPr>
-                    <pic:cNvPr descr="power_and_error_lecture_files/figure-docx/power-and-error-12-1.png" id="76" name="Picture"/>
+                    <pic:cNvPr descr="power_and_error_lecture_files/figure-docx/power-and-error-12-1.png" id="77" name="Picture"/>
                     <pic:cNvPicPr>
                       <a:picLocks noChangeArrowheads="1" noChangeAspect="1"/>
                     </pic:cNvPicPr>
                   </pic:nvPicPr>
                   <pic:blipFill>
-                    <a:blip r:embed="rId74"/>
+                    <a:blip r:embed="rId75"/>
                     <a:stretch>
                       <a:fillRect/>
                     </a:stretch>
@@ -6639,8 +6808,8 @@
         </w:drawing>
       </w:r>
     </w:p>
-    <w:bookmarkEnd w:id="77"/>
-    <w:bookmarkStart w:id="78" w:name="part-10-pseudoreplication"/>
+    <w:bookmarkEnd w:id="78"/>
+    <w:bookmarkStart w:id="79" w:name="part-10-pseudoreplication"/>
     <w:p>
       <w:pPr>
         <w:pStyle w:val="Heading2"/>
@@ -6649,8 +6818,8 @@
         <w:t xml:space="preserve">Part 10 · Pseudoreplication</w:t>
       </w:r>
     </w:p>
-    <w:bookmarkEnd w:id="78"/>
-    <w:bookmarkStart w:id="81" w:name="sampling-and-pseudoreplication"/>
+    <w:bookmarkEnd w:id="79"/>
+    <w:bookmarkStart w:id="82" w:name="sampling-and-pseudoreplication"/>
     <w:p>
       <w:pPr>
         <w:pStyle w:val="Heading2"/>
@@ -6762,18 +6931,18 @@
                 <wp:inline>
                   <wp:extent cx="152400" cy="152400"/>
                   <wp:effectExtent b="0" l="0" r="0" t="0"/>
-                  <wp:docPr descr="" title="" id="79" name="Picture"/>
+                  <wp:docPr descr="" title="" id="80" name="Picture"/>
                   <a:graphic>
                     <a:graphicData uri="http://schemas.openxmlformats.org/drawingml/2006/picture">
                       <pic:pic>
                         <pic:nvPicPr>
-                          <pic:cNvPr descr="/Applications/Positron.app/Contents/Resources/app/quarto/share/formats/docx/important.png" id="80" name="Picture"/>
+                          <pic:cNvPr descr="/Applications/Positron.app/Contents/Resources/app/quarto/share/formats/docx/important.png" id="81" name="Picture"/>
                           <pic:cNvPicPr>
                             <a:picLocks noChangeArrowheads="1" noChangeAspect="1"/>
                           </pic:cNvPicPr>
                         </pic:nvPicPr>
                         <pic:blipFill>
-                          <a:blip r:embed="rId58"/>
+                          <a:blip r:embed="rId59"/>
                           <a:stretch>
                             <a:fillRect/>
                           </a:stretch>
@@ -6892,8 +7061,8 @@
         </w:tc>
       </w:tr>
     </w:tbl>
-    <w:bookmarkEnd w:id="81"/>
-    <w:bookmarkStart w:id="85" w:name="pseudoreplicated-vs.-true-replication"/>
+    <w:bookmarkEnd w:id="82"/>
+    <w:bookmarkStart w:id="86" w:name="pseudoreplicated-vs.-true-replication"/>
     <w:p>
       <w:pPr>
         <w:pStyle w:val="Heading2"/>
@@ -6911,18 +7080,18 @@
           <wp:inline>
             <wp:extent cx="5334000" cy="2370666"/>
             <wp:effectExtent b="0" l="0" r="0" t="0"/>
-            <wp:docPr descr="" title="" id="83" name="Picture"/>
+            <wp:docPr descr="" title="" id="84" name="Picture"/>
             <a:graphic>
               <a:graphicData uri="http://schemas.openxmlformats.org/drawingml/2006/picture">
                 <pic:pic>
                   <pic:nvPicPr>
-                    <pic:cNvPr descr="power_and_error_lecture_files/figure-docx/power-and-error-13-1.png" id="84" name="Picture"/>
+                    <pic:cNvPr descr="power_and_error_lecture_files/figure-docx/power-and-error-13-1.png" id="85" name="Picture"/>
                     <pic:cNvPicPr>
                       <a:picLocks noChangeArrowheads="1" noChangeAspect="1"/>
                     </pic:cNvPicPr>
                   </pic:nvPicPr>
                   <pic:blipFill>
-                    <a:blip r:embed="rId82"/>
+                    <a:blip r:embed="rId83"/>
                     <a:stretch>
                       <a:fillRect/>
                     </a:stretch>
@@ -6949,8 +7118,8 @@
         </w:drawing>
       </w:r>
     </w:p>
-    <w:bookmarkEnd w:id="85"/>
-    <w:bookmarkStart w:id="86" w:name="aside-the-0.05-debate"/>
+    <w:bookmarkEnd w:id="86"/>
+    <w:bookmarkStart w:id="87" w:name="aside-the-0.05-debate"/>
     <w:p>
       <w:pPr>
         <w:pStyle w:val="Heading2"/>
@@ -6959,8 +7128,8 @@
         <w:t xml:space="preserve">Aside · The 0.05 Debate</w:t>
       </w:r>
     </w:p>
-    <w:bookmarkEnd w:id="86"/>
-    <w:bookmarkStart w:id="90" w:name="Xabc71053ffd34fa5964cb0c25648664273c8a30"/>
+    <w:bookmarkEnd w:id="87"/>
+    <w:bookmarkStart w:id="91" w:name="Xabc71053ffd34fa5964cb0c25648664273c8a30"/>
     <w:p>
       <w:pPr>
         <w:pStyle w:val="Heading2"/>
@@ -7014,18 +7183,18 @@
           <wp:inline>
             <wp:extent cx="3017520" cy="2286000"/>
             <wp:effectExtent b="0" l="0" r="0" t="0"/>
-            <wp:docPr descr="Screenshot of a Nature comment article titled ‘Scientists rise up against statistical significance,’ by Valentin Amrhein, Sander Greenland, Blake McShane and 800+ signatories, illustrated with a cartoon of two scientists shelving a book labeled ‘Statistical Significance’ in a dusty cabinet of retired scientific relics like phlogiston and spontaneous generation, symbolizing calls to retire strict significance thresholds." title="" id="88" name="Picture"/>
+            <wp:docPr descr="Screenshot of a Nature comment article titled ‘Scientists rise up against statistical significance,’ by Valentin Amrhein, Sander Greenland, Blake McShane and 800+ signatories, illustrated with a cartoon of two scientists shelving a book labeled ‘Statistical Significance’ in a dusty cabinet of retired scientific relics like phlogiston and spontaneous generation, symbolizing calls to retire strict significance thresholds." title="" id="89" name="Picture"/>
             <a:graphic>
               <a:graphicData uri="http://schemas.openxmlformats.org/drawingml/2006/picture">
                 <pic:pic>
                   <pic:nvPicPr>
-                    <pic:cNvPr descr="images/clipboard-3329723408.png" id="89" name="Picture"/>
+                    <pic:cNvPr descr="images/clipboard-3329723408.png" id="90" name="Picture"/>
                     <pic:cNvPicPr>
                       <a:picLocks noChangeArrowheads="1" noChangeAspect="1"/>
                     </pic:cNvPicPr>
                   </pic:nvPicPr>
                   <pic:blipFill>
-                    <a:blip r:embed="rId87"/>
+                    <a:blip r:embed="rId88"/>
                     <a:stretch>
                       <a:fillRect/>
                     </a:stretch>
@@ -7084,8 +7253,8 @@
         <w:t xml:space="preserve">in a dusty cabinet of retired scientific relics like phlogiston and spontaneous generation, symbolizing calls to retire strict significance thresholds.</w:t>
       </w:r>
     </w:p>
-    <w:bookmarkEnd w:id="90"/>
-    <w:bookmarkStart w:id="93" w:name="summary-and-key-takeaways"/>
+    <w:bookmarkEnd w:id="91"/>
+    <w:bookmarkStart w:id="94" w:name="summary-and-key-takeaways"/>
     <w:p>
       <w:pPr>
         <w:pStyle w:val="Heading2"/>
@@ -7361,12 +7530,12 @@
                 <wp:inline>
                   <wp:extent cx="152400" cy="152400"/>
                   <wp:effectExtent b="0" l="0" r="0" t="0"/>
-                  <wp:docPr descr="" title="" id="91" name="Picture"/>
+                  <wp:docPr descr="" title="" id="92" name="Picture"/>
                   <a:graphic>
                     <a:graphicData uri="http://schemas.openxmlformats.org/drawingml/2006/picture">
                       <pic:pic>
                         <pic:nvPicPr>
-                          <pic:cNvPr descr="/Applications/Positron.app/Contents/Resources/app/quarto/share/formats/docx/note.png" id="92" name="Picture"/>
+                          <pic:cNvPr descr="/Applications/Positron.app/Contents/Resources/app/quarto/share/formats/docx/note.png" id="93" name="Picture"/>
                           <pic:cNvPicPr>
                             <a:picLocks noChangeArrowheads="1" noChangeAspect="1"/>
                           </pic:cNvPicPr>
@@ -7451,7 +7620,7 @@
         </w:tc>
       </w:tr>
     </w:tbl>
-    <w:bookmarkEnd w:id="93"/>
+    <w:bookmarkEnd w:id="94"/>
     <w:sectPr>
       <w:footnotePr>
         <w:numRestart w:val="eachSect"/>

--- a/docs/content/power_and_error/power_and_error_lecture.docx
+++ b/docs/content/power_and_error/power_and_error_lecture.docx
@@ -3375,7 +3375,7 @@
       <w:r>
         <w:drawing>
           <wp:inline>
-            <wp:extent cx="5334000" cy="2259105"/>
+            <wp:extent cx="6667500" cy="2823882"/>
             <wp:effectExtent b="0" l="0" r="0" t="0"/>
             <wp:docPr descr="" title="" id="43" name="Picture"/>
             <a:graphic>
@@ -3396,7 +3396,7 @@
                   <pic:spPr bwMode="auto">
                     <a:xfrm>
                       <a:off x="0" y="0"/>
-                      <a:ext cx="5334000" cy="2259105"/>
+                      <a:ext cx="6667500" cy="2823882"/>
                     </a:xfrm>
                     <a:prstGeom prst="rect">
                       <a:avLst/>
@@ -6768,7 +6768,7 @@
       <w:r>
         <w:drawing>
           <wp:inline>
-            <wp:extent cx="5334000" cy="3200400"/>
+            <wp:extent cx="5504749" cy="3302849"/>
             <wp:effectExtent b="0" l="0" r="0" t="0"/>
             <wp:docPr descr="" title="" id="76" name="Picture"/>
             <a:graphic>
@@ -6789,7 +6789,7 @@
                   <pic:spPr bwMode="auto">
                     <a:xfrm>
                       <a:off x="0" y="0"/>
-                      <a:ext cx="5334000" cy="3200400"/>
+                      <a:ext cx="5504749" cy="3302849"/>
                     </a:xfrm>
                     <a:prstGeom prst="rect">
                       <a:avLst/>
@@ -7078,7 +7078,7 @@
       <w:r>
         <w:drawing>
           <wp:inline>
-            <wp:extent cx="5334000" cy="2370666"/>
+            <wp:extent cx="6667500" cy="2963333"/>
             <wp:effectExtent b="0" l="0" r="0" t="0"/>
             <wp:docPr descr="" title="" id="84" name="Picture"/>
             <a:graphic>
@@ -7099,7 +7099,7 @@
                   <pic:spPr bwMode="auto">
                     <a:xfrm>
                       <a:off x="0" y="0"/>
-                      <a:ext cx="5334000" cy="2370666"/>
+                      <a:ext cx="6667500" cy="2963333"/>
                     </a:xfrm>
                     <a:prstGeom prst="rect">
                       <a:avLst/>
@@ -7622,6 +7622,8 @@
     </w:tbl>
     <w:bookmarkEnd w:id="94"/>
     <w:sectPr>
+      <w:pgSz w:h="15840" w:w="12240"/>
+      <w:pgMar w:bottom="720" w:footer="360" w:gutter="0" w:header="360" w:left="1008" w:right="720" w:top="720"/>
       <w:footnotePr>
         <w:numRestart w:val="eachSect"/>
       </w:footnotePr>
@@ -8194,7 +8196,7 @@
     </w:rPrDefault>
     <w:pPrDefault>
       <w:pPr>
-        <w:spacing w:after="100"/>
+        <w:spacing w:after="100" w:before="0"/>
       </w:pPr>
     </w:pPrDefault>
   </w:docDefaults>
@@ -8209,7 +8211,7 @@
     <w:link w:val="BodyTextChar"/>
     <w:qFormat/>
     <w:pPr>
-      <w:spacing w:after="90" w:before="90"/>
+      <w:spacing w:after="90" w:before="0"/>
     </w:pPr>
   </w:style>
   <w:style w:customStyle="1" w:styleId="FirstParagraph" w:type="paragraph">
@@ -8223,7 +8225,7 @@
     <w:basedOn w:val="BodyText"/>
     <w:qFormat/>
     <w:pPr>
-      <w:spacing w:after="20" w:before="20"/>
+      <w:spacing w:after="20" w:before="0"/>
     </w:pPr>
   </w:style>
   <w:style w:styleId="Title" w:type="paragraph">
@@ -8235,7 +8237,7 @@
     <w:qFormat/>
     <w:rsid w:val="00A10FD9"/>
     <w:pPr>
-      <w:spacing w:after="60" w:line="240" w:lineRule="auto"/>
+      <w:spacing w:after="60" w:before="0" w:line="240" w:lineRule="auto"/>
       <w:contextualSpacing/>
       <w:jc w:val="center"/>
     </w:pPr>
@@ -8266,6 +8268,7 @@
     <w:qFormat/>
     <w:rsid w:val="00A10FD9"/>
     <w:pPr>
+      <w:spacing w:before="0"/>
       <w:numPr>
         <w:ilvl w:val="1"/>
       </w:numPr>
@@ -8297,6 +8300,7 @@
     <w:next w:val="BodyText"/>
     <w:qFormat/>
     <w:pPr>
+      <w:spacing w:before="0"/>
       <w:keepNext/>
       <w:keepLines/>
     </w:pPr>
@@ -8311,6 +8315,7 @@
     <w:next w:val="BodyText"/>
     <w:qFormat/>
     <w:pPr>
+      <w:spacing w:before="0"/>
       <w:keepNext/>
       <w:keepLines/>
     </w:pPr>
@@ -8327,7 +8332,7 @@
     <w:pPr>
       <w:keepNext/>
       <w:keepLines/>
-      <w:spacing w:after="0" w:before="300"/>
+      <w:spacing w:after="0" w:before="0"/>
       <w:jc w:val="center"/>
     </w:pPr>
     <w:rPr>
@@ -8344,7 +8349,7 @@
     <w:pPr>
       <w:keepNext/>
       <w:keepLines/>
-      <w:spacing w:after="300" w:before="100"/>
+      <w:spacing w:after="300" w:before="0"/>
     </w:pPr>
     <w:rPr>
       <w:sz w:val="20"/>
@@ -8370,7 +8375,7 @@
     <w:pPr>
       <w:keepNext/>
       <w:keepLines/>
-      <w:spacing w:after="60" w:before="200"/>
+      <w:spacing w:after="60" w:before="120"/>
       <w:outlineLvl w:val="0"/>
     </w:pPr>
     <w:rPr>
@@ -8393,7 +8398,7 @@
     <w:pPr>
       <w:keepNext/>
       <w:keepLines/>
-      <w:spacing w:after="50" w:before="140"/>
+      <w:spacing w:after="50" w:before="100"/>
       <w:outlineLvl w:val="1"/>
     </w:pPr>
     <w:rPr>
@@ -8416,7 +8421,7 @@
     <w:pPr>
       <w:keepNext/>
       <w:keepLines/>
-      <w:spacing w:after="40" w:before="120"/>
+      <w:spacing w:after="40" w:before="80"/>
       <w:outlineLvl w:val="2"/>
     </w:pPr>
     <w:rPr>
@@ -8462,7 +8467,7 @@
     <w:pPr>
       <w:keepNext/>
       <w:keepLines/>
-      <w:spacing w:after="40" w:before="80"/>
+      <w:spacing w:after="40" w:before="60"/>
       <w:outlineLvl w:val="4"/>
     </w:pPr>
     <w:rPr>
@@ -8483,7 +8488,7 @@
     <w:pPr>
       <w:keepNext/>
       <w:keepLines/>
-      <w:spacing w:after="0" w:before="40"/>
+      <w:spacing w:after="0" w:before="60"/>
       <w:outlineLvl w:val="5"/>
     </w:pPr>
     <w:rPr>
@@ -8506,7 +8511,7 @@
     <w:pPr>
       <w:keepNext/>
       <w:keepLines/>
-      <w:spacing w:after="0" w:before="40"/>
+      <w:spacing w:after="0" w:before="60"/>
       <w:outlineLvl w:val="6"/>
     </w:pPr>
     <w:rPr>
@@ -8527,7 +8532,7 @@
     <w:pPr>
       <w:keepNext/>
       <w:keepLines/>
-      <w:spacing w:after="0"/>
+      <w:spacing w:after="0" w:before="60"/>
       <w:outlineLvl w:val="7"/>
     </w:pPr>
     <w:rPr>
@@ -8550,7 +8555,7 @@
     <w:pPr>
       <w:keepNext/>
       <w:keepLines/>
-      <w:spacing w:after="0"/>
+      <w:spacing w:after="0" w:before="60"/>
       <w:outlineLvl w:val="8"/>
     </w:pPr>
     <w:rPr>
@@ -8685,7 +8690,7 @@
     <w:unhideWhenUsed/>
     <w:qFormat/>
     <w:pPr>
-      <w:spacing w:after="50" w:before="50"/>
+      <w:spacing w:after="50" w:before="0"/>
       <w:ind w:firstLine="0" w:left="480" w:right="480"/>
     </w:pPr>
   </w:style>
@@ -8705,7 +8710,7 @@
     <w:unhideWhenUsed/>
     <w:qFormat/>
     <w:pPr>
-      <w:spacing w:after="100" w:before="100"/>
+      <w:spacing w:after="100" w:before="0"/>
       <w:ind w:firstLine="0" w:left="480" w:right="480"/>
     </w:pPr>
   </w:style>
@@ -8752,7 +8757,7 @@
     <w:pPr>
       <w:keepNext/>
       <w:keepLines/>
-      <w:spacing w:after="0"/>
+      <w:spacing w:after="0" w:before="0"/>
     </w:pPr>
     <w:rPr>
       <w:b/>
@@ -8777,6 +8782,7 @@
     <w:name w:val="Table Caption"/>
     <w:basedOn w:val="Caption"/>
     <w:pPr>
+      <w:spacing w:before="0"/>
       <w:keepNext/>
     </w:pPr>
   </w:style>
@@ -8792,6 +8798,7 @@
     <w:name w:val="Captioned Figure"/>
     <w:basedOn w:val="Figure"/>
     <w:pPr>
+      <w:spacing w:before="0"/>
       <w:keepNext/>
     </w:pPr>
   </w:style>
@@ -8834,7 +8841,7 @@
     <w:unhideWhenUsed/>
     <w:qFormat/>
     <w:pPr>
-      <w:spacing w:before="240" w:line="259" w:lineRule="auto"/>
+      <w:spacing w:before="0" w:line="259" w:lineRule="auto"/>
       <w:outlineLvl w:val="9"/>
     </w:pPr>
     <w:rPr>
